--- a/Doc/Final_Note_Presentation_Memoire_AUDIENCES_ET_DELIBERES_.docx
+++ b/Doc/Final_Note_Presentation_Memoire_AUDIENCES_ET_DELIBERES_.docx
@@ -1,94 +1,123 @@
 
 <file path=word/document.xml><?xml version="1.0" encoding="utf-8"?>
-<w:document xmlns:wpc="http://schemas.microsoft.com/office/word/2010/wordprocessingCanvas" xmlns:cx="http://schemas.microsoft.com/office/drawing/2014/chartex" xmlns:cx1="http://schemas.microsoft.com/office/drawing/2015/9/8/chartex" xmlns:cx2="http://schemas.microsoft.com/office/drawing/2015/10/21/chartex" xmlns:cx3="http://schemas.microsoft.com/office/drawing/2016/5/9/chartex" xmlns:cx4="http://schemas.microsoft.com/office/drawing/2016/5/10/chartex" xmlns:cx5="http://schemas.microsoft.com/office/drawing/2016/5/11/chartex" xmlns:cx6="http://schemas.microsoft.com/office/drawing/2016/5/12/chartex" xmlns:cx7="http://schemas.microsoft.com/office/drawing/2016/5/13/chartex" xmlns:cx8="http://schemas.microsoft.com/office/drawing/2016/5/14/chartex" xmlns:mc="http://schemas.openxmlformats.org/markup-compatibility/2006" xmlns:aink="http://schemas.microsoft.com/office/drawing/2016/ink" xmlns:am3d="http://schemas.microsoft.com/office/drawing/2017/model3d" xmlns:o="urn:schemas-microsoft-com:office:office" xmlns:oel="http://schemas.microsoft.com/office/2019/extlst" xmlns:r="http://schemas.openxmlformats.org/officeDocument/2006/relationships" xmlns:m="http://schemas.openxmlformats.org/officeDocument/2006/math" xmlns:v="urn:schemas-microsoft-com:vml" xmlns:wp14="http://schemas.microsoft.com/office/word/2010/wordprocessingDrawing" xmlns:wp="http://schemas.openxmlformats.org/drawingml/2006/wordprocessingDrawing" xmlns:w10="urn:schemas-microsoft-com:office:word" xmlns:w="http://schemas.openxmlformats.org/wordprocessingml/2006/main" xmlns:w14="http://schemas.microsoft.com/office/word/2010/wordml" xmlns:w15="http://schemas.microsoft.com/office/word/2012/wordml" xmlns:w16cex="http://schemas.microsoft.com/office/word/2018/wordml/cex" xmlns:w16cid="http://schemas.microsoft.com/office/word/2016/wordml/cid" xmlns:w16="http://schemas.microsoft.com/office/word/2018/wordml" xmlns:w16sdtdh="http://schemas.microsoft.com/office/word/2020/wordml/sdtdatahash" xmlns:w16se="http://schemas.microsoft.com/office/word/2015/wordml/symex" xmlns:wpg="http://schemas.microsoft.com/office/word/2010/wordprocessingGroup" xmlns:wpi="http://schemas.microsoft.com/office/word/2010/wordprocessingInk" xmlns:wne="http://schemas.microsoft.com/office/word/2006/wordml" xmlns:wps="http://schemas.microsoft.com/office/word/2010/wordprocessingShape" mc:Ignorable="w14 w15 w16se w16cid w16 w16cex w16sdtdh wp14">
+<w:document xmlns:wpc="http://schemas.microsoft.com/office/word/2010/wordprocessingCanvas" xmlns:cx="http://schemas.microsoft.com/office/drawing/2014/chartex" xmlns:cx1="http://schemas.microsoft.com/office/drawing/2015/9/8/chartex" xmlns:cx2="http://schemas.microsoft.com/office/drawing/2015/10/21/chartex" xmlns:cx3="http://schemas.microsoft.com/office/drawing/2016/5/9/chartex" xmlns:cx4="http://schemas.microsoft.com/office/drawing/2016/5/10/chartex" xmlns:cx5="http://schemas.microsoft.com/office/drawing/2016/5/11/chartex" xmlns:cx6="http://schemas.microsoft.com/office/drawing/2016/5/12/chartex" xmlns:cx7="http://schemas.microsoft.com/office/drawing/2016/5/13/chartex" xmlns:cx8="http://schemas.microsoft.com/office/drawing/2016/5/14/chartex" xmlns:mc="http://schemas.openxmlformats.org/markup-compatibility/2006" xmlns:aink="http://schemas.microsoft.com/office/drawing/2016/ink" xmlns:am3d="http://schemas.microsoft.com/office/drawing/2017/model3d" xmlns:o="urn:schemas-microsoft-com:office:office" xmlns:r="http://schemas.openxmlformats.org/officeDocument/2006/relationships" xmlns:m="http://schemas.openxmlformats.org/officeDocument/2006/math" xmlns:v="urn:schemas-microsoft-com:vml" xmlns:wp14="http://schemas.microsoft.com/office/word/2010/wordprocessingDrawing" xmlns:wp="http://schemas.openxmlformats.org/drawingml/2006/wordprocessingDrawing" xmlns:w10="urn:schemas-microsoft-com:office:word" xmlns:w="http://schemas.openxmlformats.org/wordprocessingml/2006/main" xmlns:w14="http://schemas.microsoft.com/office/word/2010/wordml" xmlns:w15="http://schemas.microsoft.com/office/word/2012/wordml" xmlns:w16cex="http://schemas.microsoft.com/office/word/2018/wordml/cex" xmlns:w16cid="http://schemas.microsoft.com/office/word/2016/wordml/cid" xmlns:w16="http://schemas.microsoft.com/office/word/2018/wordml" xmlns:w16sdtdh="http://schemas.microsoft.com/office/word/2020/wordml/sdtdatahash" xmlns:w16se="http://schemas.microsoft.com/office/word/2015/wordml/symex" xmlns:wpg="http://schemas.microsoft.com/office/word/2010/wordprocessingGroup" xmlns:wpi="http://schemas.microsoft.com/office/word/2010/wordprocessingInk" xmlns:wne="http://schemas.microsoft.com/office/word/2006/wordml" xmlns:wps="http://schemas.microsoft.com/office/word/2010/wordprocessingShape" mc:Ignorable="w14 w15 w16se w16cid w16 w16cex w16sdtdh wp14">
   <w:body>
-    <w:p>
-      <w:pPr>
-        <w:spacing w:after="40"/>
-        <w:jc w:val="center"/>
-        <w:rPr>
-          <w:rFonts w:ascii="Times New Roman" w:hAnsi="Times New Roman" w:cs="Times New Roman"/>
-          <w:color w:val="C00000"/>
-          <w:sz w:val="22"/>
-          <w:szCs w:val="22"/>
-        </w:rPr>
-      </w:pPr>
-      <w:r>
-        <w:rPr>
-          <w:rFonts w:ascii="Times New Roman" w:hAnsi="Times New Roman" w:cs="Times New Roman"/>
-          <w:b/>
-          <w:bCs/>
-          <w:color w:val="C00000"/>
-          <w:sz w:val="28"/>
-          <w:szCs w:val="28"/>
-        </w:rPr>
-        <w:t>AFRILAND FIRST BANK</w:t>
-      </w:r>
-    </w:p>
-    <w:p>
-      <w:pPr>
-        <w:spacing w:after="400"/>
-        <w:jc w:val="center"/>
-        <w:rPr>
-          <w:rFonts w:ascii="Times New Roman" w:hAnsi="Times New Roman" w:cs="Times New Roman"/>
-          <w:sz w:val="22"/>
-          <w:szCs w:val="22"/>
-        </w:rPr>
-      </w:pPr>
-      <w:r>
-        <w:rPr>
-          <w:rFonts w:ascii="Times New Roman" w:hAnsi="Times New Roman" w:cs="Times New Roman"/>
-          <w:color w:val="555555"/>
-          <w:sz w:val="22"/>
-          <w:szCs w:val="22"/>
-        </w:rPr>
-        <w:t>Direction des Systèmes d'Information</w:t>
-      </w:r>
-    </w:p>
     <w:p>
       <w:pPr>
         <w:spacing w:after="100"/>
         <w:jc w:val="center"/>
         <w:rPr>
           <w:rFonts w:ascii="Times New Roman" w:hAnsi="Times New Roman" w:cs="Times New Roman"/>
-          <w:color w:val="C00000"/>
-          <w:sz w:val="22"/>
-          <w:szCs w:val="22"/>
-        </w:rPr>
-      </w:pPr>
-      <w:r>
-        <w:rPr>
-          <w:rFonts w:ascii="Times New Roman" w:hAnsi="Times New Roman" w:cs="Times New Roman"/>
-          <w:b/>
-          <w:bCs/>
-          <w:color w:val="C00000"/>
+          <w:b/>
+          <w:bCs/>
+          <w:color w:val="385623" w:themeColor="accent6" w:themeShade="80"/>
           <w:sz w:val="36"/>
           <w:szCs w:val="36"/>
         </w:rPr>
+      </w:pPr>
+    </w:p>
+    <w:p>
+      <w:pPr>
+        <w:spacing w:after="100"/>
+        <w:jc w:val="center"/>
+        <w:rPr>
+          <w:rFonts w:ascii="Times New Roman" w:hAnsi="Times New Roman" w:cs="Times New Roman"/>
+        </w:rPr>
+      </w:pPr>
+      <w:r>
+        <w:rPr>
+          <w:rFonts w:ascii="Times New Roman" w:eastAsia="Bookman Old Style" w:hAnsi="Times New Roman" w:cs="Times New Roman"/>
+          <w:b/>
+          <w:noProof/>
+          <w:sz w:val="44"/>
+          <w:szCs w:val="44"/>
+        </w:rPr>
+        <w:drawing>
+          <wp:inline distT="0" distB="0" distL="0" distR="0" wp14:anchorId="5A5C02AC" wp14:editId="16DF6B69">
+            <wp:extent cx="6114415" cy="1597025"/>
+            <wp:effectExtent l="0" t="0" r="635" b="0"/>
+            <wp:docPr id="2" name="Image 2"/>
+            <wp:cNvGraphicFramePr>
+              <a:graphicFrameLocks xmlns:a="http://schemas.openxmlformats.org/drawingml/2006/main" noChangeAspect="1"/>
+            </wp:cNvGraphicFramePr>
+            <a:graphic xmlns:a="http://schemas.openxmlformats.org/drawingml/2006/main">
+              <a:graphicData uri="http://schemas.openxmlformats.org/drawingml/2006/picture">
+                <pic:pic xmlns:pic="http://schemas.openxmlformats.org/drawingml/2006/picture">
+                  <pic:nvPicPr>
+                    <pic:cNvPr id="0" name="Image 1"/>
+                    <pic:cNvPicPr>
+                      <a:picLocks noChangeAspect="1" noChangeArrowheads="1"/>
+                    </pic:cNvPicPr>
+                  </pic:nvPicPr>
+                  <pic:blipFill>
+                    <a:blip r:embed="rId8">
+                      <a:extLst>
+                        <a:ext uri="{28A0092B-C50C-407E-A947-70E740481C1C}">
+                          <a14:useLocalDpi xmlns:a14="http://schemas.microsoft.com/office/drawing/2010/main" val="0"/>
+                        </a:ext>
+                      </a:extLst>
+                    </a:blip>
+                    <a:srcRect/>
+                    <a:stretch>
+                      <a:fillRect/>
+                    </a:stretch>
+                  </pic:blipFill>
+                  <pic:spPr bwMode="auto">
+                    <a:xfrm>
+                      <a:off x="0" y="0"/>
+                      <a:ext cx="6114415" cy="1597025"/>
+                    </a:xfrm>
+                    <a:prstGeom prst="rect">
+                      <a:avLst/>
+                    </a:prstGeom>
+                    <a:noFill/>
+                    <a:ln>
+                      <a:noFill/>
+                    </a:ln>
+                  </pic:spPr>
+                </pic:pic>
+              </a:graphicData>
+            </a:graphic>
+          </wp:inline>
+        </w:drawing>
+      </w:r>
+    </w:p>
+    <w:p>
+      <w:pPr>
+        <w:spacing w:after="100"/>
+        <w:jc w:val="center"/>
+        <w:rPr>
+          <w:rFonts w:ascii="Times New Roman" w:hAnsi="Times New Roman" w:cs="Times New Roman"/>
+          <w:b/>
+          <w:bCs/>
+          <w:color w:val="385623" w:themeColor="accent6" w:themeShade="80"/>
+          <w:sz w:val="36"/>
+          <w:szCs w:val="36"/>
+        </w:rPr>
+      </w:pPr>
+      <w:r>
+        <w:rPr>
+          <w:rFonts w:ascii="Times New Roman" w:hAnsi="Times New Roman" w:cs="Times New Roman"/>
+          <w:b/>
+          <w:bCs/>
+          <w:color w:val="385623" w:themeColor="accent6" w:themeShade="80"/>
+          <w:sz w:val="36"/>
+          <w:szCs w:val="36"/>
+        </w:rPr>
         <w:t>NOTE DE PRÉSENTATION</w:t>
       </w:r>
     </w:p>
     <w:p>
       <w:pPr>
-        <w:spacing w:after="400"/>
+        <w:spacing w:after="100"/>
         <w:jc w:val="center"/>
         <w:rPr>
           <w:rFonts w:ascii="Times New Roman" w:hAnsi="Times New Roman" w:cs="Times New Roman"/>
-          <w:sz w:val="22"/>
-          <w:szCs w:val="22"/>
-        </w:rPr>
-      </w:pPr>
-      <w:r>
-        <w:rPr>
-          <w:rFonts w:ascii="Times New Roman" w:hAnsi="Times New Roman" w:cs="Times New Roman"/>
-          <w:b/>
-          <w:bCs/>
-          <w:color w:val="555555"/>
-          <w:sz w:val="28"/>
-          <w:szCs w:val="28"/>
-        </w:rPr>
-        <w:t>Mémoire de fin d'études</w:t>
-      </w:r>
+          <w:color w:val="385623" w:themeColor="accent6" w:themeShade="80"/>
+          <w:sz w:val="22"/>
+          <w:szCs w:val="22"/>
+        </w:rPr>
+      </w:pPr>
     </w:p>
     <w:p>
       <w:pPr>
@@ -131,7 +160,7 @@
           <w:sz w:val="24"/>
           <w:szCs w:val="24"/>
         </w:rPr>
-        <w:t xml:space="preserve">Cas d'Afriland First Bank </w:t>
+        <w:t xml:space="preserve">Cas d'Afriland First Bank : Direction </w:t>
       </w:r>
       <w:r>
         <w:rPr>
@@ -142,19 +171,20 @@
           <w:sz w:val="24"/>
           <w:szCs w:val="24"/>
         </w:rPr>
-        <w:t>-</w:t>
-      </w:r>
-      <w:r>
-        <w:rPr>
-          <w:rFonts w:ascii="Times New Roman" w:hAnsi="Times New Roman" w:cs="Times New Roman"/>
-          <w:b/>
-          <w:bCs/>
-          <w:color w:val="555555"/>
-          <w:sz w:val="24"/>
-          <w:szCs w:val="24"/>
-        </w:rPr>
-        <w:t xml:space="preserve"> V1 : Direction Juridique</w:t>
-      </w:r>
+        <w:t>Juridique</w:t>
+      </w:r>
+    </w:p>
+    <w:p>
+      <w:pPr>
+        <w:rPr>
+          <w:rFonts w:ascii="Times New Roman" w:hAnsi="Times New Roman" w:cs="Times New Roman"/>
+          <w:b/>
+          <w:bCs/>
+          <w:color w:val="385623"/>
+          <w:sz w:val="30"/>
+          <w:szCs w:val="30"/>
+        </w:rPr>
+      </w:pPr>
     </w:p>
     <w:tbl>
       <w:tblPr>
@@ -171,23 +201,23 @@
           <w:left w:w="10" w:type="dxa"/>
           <w:right w:w="10" w:type="dxa"/>
         </w:tblCellMar>
-        <w:tblLook w:val="0000" w:firstRow="0" w:lastRow="0" w:firstColumn="0" w:lastColumn="0" w:noHBand="0" w:noVBand="0"/>
+        <w:tblLook w:val="04A0" w:firstRow="1" w:lastRow="0" w:firstColumn="1" w:lastColumn="0" w:noHBand="0" w:noVBand="1"/>
       </w:tblPr>
       <w:tblGrid>
-        <w:gridCol w:w="3266"/>
-        <w:gridCol w:w="6940"/>
+        <w:gridCol w:w="2785"/>
+        <w:gridCol w:w="7421"/>
       </w:tblGrid>
       <w:tr>
         <w:tc>
           <w:tcPr>
-            <w:tcW w:w="3266" w:type="dxa"/>
+            <w:tcW w:w="2785" w:type="dxa"/>
             <w:tcBorders>
               <w:top w:val="single" w:sz="4" w:space="0" w:color="BFBFBF"/>
               <w:left w:val="single" w:sz="4" w:space="0" w:color="BFBFBF"/>
               <w:bottom w:val="single" w:sz="4" w:space="0" w:color="BFBFBF"/>
               <w:right w:val="single" w:sz="4" w:space="0" w:color="BFBFBF"/>
             </w:tcBorders>
-            <w:shd w:val="clear" w:color="auto" w:fill="C00000"/>
+            <w:shd w:val="clear" w:color="auto" w:fill="385623" w:themeFill="accent6" w:themeFillShade="80"/>
             <w:tcMar>
               <w:top w:w="90" w:type="dxa"/>
               <w:left w:w="100" w:type="dxa"/>
@@ -208,14 +238,14 @@
         </w:tc>
         <w:tc>
           <w:tcPr>
-            <w:tcW w:w="6940" w:type="dxa"/>
+            <w:tcW w:w="7421" w:type="dxa"/>
             <w:tcBorders>
               <w:top w:val="single" w:sz="4" w:space="0" w:color="BFBFBF"/>
               <w:left w:val="single" w:sz="4" w:space="0" w:color="BFBFBF"/>
               <w:bottom w:val="single" w:sz="4" w:space="0" w:color="BFBFBF"/>
               <w:right w:val="single" w:sz="4" w:space="0" w:color="BFBFBF"/>
             </w:tcBorders>
-            <w:shd w:val="clear" w:color="auto" w:fill="C00000"/>
+            <w:shd w:val="clear" w:color="auto" w:fill="385623" w:themeFill="accent6" w:themeFillShade="80"/>
             <w:tcMar>
               <w:top w:w="90" w:type="dxa"/>
               <w:left w:w="100" w:type="dxa"/>
@@ -238,7 +268,165 @@
       <w:tr>
         <w:tc>
           <w:tcPr>
-            <w:tcW w:w="3266" w:type="dxa"/>
+            <w:tcW w:w="2785" w:type="dxa"/>
+            <w:tcBorders>
+              <w:top w:val="single" w:sz="4" w:space="0" w:color="BFBFBF"/>
+              <w:left w:val="single" w:sz="4" w:space="0" w:color="BFBFBF"/>
+              <w:bottom w:val="single" w:sz="4" w:space="0" w:color="BFBFBF"/>
+              <w:right w:val="single" w:sz="4" w:space="0" w:color="BFBFBF"/>
+            </w:tcBorders>
+            <w:tcMar>
+              <w:top w:w="90" w:type="dxa"/>
+              <w:left w:w="100" w:type="dxa"/>
+              <w:bottom w:w="90" w:type="dxa"/>
+              <w:right w:w="100" w:type="dxa"/>
+            </w:tcMar>
+            <w:vAlign w:val="center"/>
+            <w:hideMark/>
+          </w:tcPr>
+          <w:p>
+            <w:pPr>
+              <w:rPr>
+                <w:rFonts w:ascii="Times New Roman" w:hAnsi="Times New Roman" w:cs="Times New Roman"/>
+                <w:sz w:val="22"/>
+                <w:szCs w:val="22"/>
+              </w:rPr>
+            </w:pPr>
+            <w:r>
+              <w:rPr>
+                <w:rFonts w:ascii="Times New Roman" w:hAnsi="Times New Roman" w:cs="Times New Roman"/>
+              </w:rPr>
+              <w:t>Type de document</w:t>
+            </w:r>
+          </w:p>
+        </w:tc>
+        <w:tc>
+          <w:tcPr>
+            <w:tcW w:w="7421" w:type="dxa"/>
+            <w:tcBorders>
+              <w:top w:val="single" w:sz="4" w:space="0" w:color="BFBFBF"/>
+              <w:left w:val="single" w:sz="4" w:space="0" w:color="BFBFBF"/>
+              <w:bottom w:val="single" w:sz="4" w:space="0" w:color="BFBFBF"/>
+              <w:right w:val="single" w:sz="4" w:space="0" w:color="BFBFBF"/>
+            </w:tcBorders>
+            <w:tcMar>
+              <w:top w:w="90" w:type="dxa"/>
+              <w:left w:w="100" w:type="dxa"/>
+              <w:bottom w:w="90" w:type="dxa"/>
+              <w:right w:w="100" w:type="dxa"/>
+            </w:tcMar>
+            <w:vAlign w:val="center"/>
+            <w:hideMark/>
+          </w:tcPr>
+          <w:p>
+            <w:pPr>
+              <w:rPr>
+                <w:rFonts w:ascii="Times New Roman" w:hAnsi="Times New Roman" w:cs="Times New Roman"/>
+              </w:rPr>
+            </w:pPr>
+            <w:r>
+              <w:rPr>
+                <w:rFonts w:ascii="Times New Roman" w:hAnsi="Times New Roman" w:cs="Times New Roman"/>
+              </w:rPr>
+              <w:t xml:space="preserve">Note de </w:t>
+            </w:r>
+            <w:proofErr w:type="spellStart"/>
+            <w:r>
+              <w:rPr>
+                <w:rFonts w:ascii="Times New Roman" w:hAnsi="Times New Roman" w:cs="Times New Roman"/>
+              </w:rPr>
+              <w:t>presentation</w:t>
+            </w:r>
+            <w:proofErr w:type="spellEnd"/>
+            <w:r>
+              <w:rPr>
+                <w:rFonts w:ascii="Times New Roman" w:hAnsi="Times New Roman" w:cs="Times New Roman"/>
+              </w:rPr>
+              <w:t xml:space="preserve"> de projet</w:t>
+            </w:r>
+            <w:r>
+              <w:rPr>
+                <w:rFonts w:ascii="Times New Roman" w:hAnsi="Times New Roman" w:cs="Times New Roman"/>
+              </w:rPr>
+              <w:t xml:space="preserve"> </w:t>
+            </w:r>
+          </w:p>
+        </w:tc>
+      </w:tr>
+      <w:tr>
+        <w:tc>
+          <w:tcPr>
+            <w:tcW w:w="2785" w:type="dxa"/>
+            <w:tcBorders>
+              <w:top w:val="single" w:sz="4" w:space="0" w:color="BFBFBF"/>
+              <w:left w:val="single" w:sz="4" w:space="0" w:color="BFBFBF"/>
+              <w:bottom w:val="single" w:sz="4" w:space="0" w:color="BFBFBF"/>
+              <w:right w:val="single" w:sz="4" w:space="0" w:color="BFBFBF"/>
+            </w:tcBorders>
+            <w:tcMar>
+              <w:top w:w="90" w:type="dxa"/>
+              <w:left w:w="100" w:type="dxa"/>
+              <w:bottom w:w="90" w:type="dxa"/>
+              <w:right w:w="100" w:type="dxa"/>
+            </w:tcMar>
+            <w:vAlign w:val="center"/>
+            <w:hideMark/>
+          </w:tcPr>
+          <w:p>
+            <w:pPr>
+              <w:rPr>
+                <w:rFonts w:ascii="Times New Roman" w:hAnsi="Times New Roman" w:cs="Times New Roman"/>
+                <w:sz w:val="22"/>
+                <w:szCs w:val="22"/>
+              </w:rPr>
+            </w:pPr>
+            <w:r>
+              <w:rPr>
+                <w:rFonts w:ascii="Times New Roman" w:hAnsi="Times New Roman" w:cs="Times New Roman"/>
+              </w:rPr>
+              <w:t>Rédigé par</w:t>
+            </w:r>
+          </w:p>
+        </w:tc>
+        <w:tc>
+          <w:tcPr>
+            <w:tcW w:w="7421" w:type="dxa"/>
+            <w:tcBorders>
+              <w:top w:val="single" w:sz="4" w:space="0" w:color="BFBFBF"/>
+              <w:left w:val="single" w:sz="4" w:space="0" w:color="BFBFBF"/>
+              <w:bottom w:val="single" w:sz="4" w:space="0" w:color="BFBFBF"/>
+              <w:right w:val="single" w:sz="4" w:space="0" w:color="BFBFBF"/>
+            </w:tcBorders>
+            <w:tcMar>
+              <w:top w:w="90" w:type="dxa"/>
+              <w:left w:w="100" w:type="dxa"/>
+              <w:bottom w:w="90" w:type="dxa"/>
+              <w:right w:w="100" w:type="dxa"/>
+            </w:tcMar>
+            <w:vAlign w:val="center"/>
+            <w:hideMark/>
+          </w:tcPr>
+          <w:p>
+            <w:pPr>
+              <w:rPr>
+                <w:rFonts w:ascii="Times New Roman" w:hAnsi="Times New Roman" w:cs="Times New Roman"/>
+                <w:sz w:val="22"/>
+                <w:szCs w:val="22"/>
+              </w:rPr>
+            </w:pPr>
+            <w:r>
+              <w:rPr>
+                <w:rFonts w:ascii="Times New Roman" w:hAnsi="Times New Roman" w:cs="Times New Roman"/>
+              </w:rPr>
+              <w:t>KENMOE MBEUKEM Loïc Luc</w:t>
+            </w:r>
+          </w:p>
+        </w:tc>
+      </w:tr>
+      <w:tr>
+        <w:tc>
+          <w:tcPr>
+            <w:tcW w:w="2785" w:type="dxa"/>
             <w:tcBorders>
               <w:top w:val="single" w:sz="4" w:space="0" w:color="BFBFBF"/>
               <w:left w:val="single" w:sz="4" w:space="0" w:color="BFBFBF"/>
@@ -257,21 +445,27 @@
             <w:pPr>
               <w:rPr>
                 <w:rFonts w:ascii="Times New Roman" w:hAnsi="Times New Roman" w:cs="Times New Roman"/>
-                <w:sz w:val="22"/>
-                <w:szCs w:val="22"/>
+                <w:lang w:val="en-US"/>
               </w:rPr>
             </w:pPr>
             <w:r>
               <w:rPr>
                 <w:rFonts w:ascii="Times New Roman" w:hAnsi="Times New Roman" w:cs="Times New Roman"/>
               </w:rPr>
-              <w:t>Type de document</w:t>
+              <w:t>Validé</w:t>
+            </w:r>
+            <w:r>
+              <w:rPr>
+                <w:rFonts w:ascii="Times New Roman" w:hAnsi="Times New Roman" w:cs="Times New Roman"/>
+                <w:lang w:val="en-US"/>
+              </w:rPr>
+              <w:t xml:space="preserve"> par</w:t>
             </w:r>
           </w:p>
         </w:tc>
         <w:tc>
           <w:tcPr>
-            <w:tcW w:w="6940" w:type="dxa"/>
+            <w:tcW w:w="7421" w:type="dxa"/>
             <w:tcBorders>
               <w:top w:val="single" w:sz="4" w:space="0" w:color="BFBFBF"/>
               <w:left w:val="single" w:sz="4" w:space="0" w:color="BFBFBF"/>
@@ -290,15 +484,27 @@
             <w:pPr>
               <w:rPr>
                 <w:rFonts w:ascii="Times New Roman" w:hAnsi="Times New Roman" w:cs="Times New Roman"/>
-                <w:sz w:val="22"/>
-                <w:szCs w:val="22"/>
               </w:rPr>
             </w:pPr>
             <w:r>
               <w:rPr>
                 <w:rFonts w:ascii="Times New Roman" w:hAnsi="Times New Roman" w:cs="Times New Roman"/>
               </w:rPr>
-              <w:t>Note de présentation - Mémoire de fin d'études</w:t>
+              <w:t xml:space="preserve">DEUMO </w:t>
+            </w:r>
+            <w:proofErr w:type="spellStart"/>
+            <w:r>
+              <w:rPr>
+                <w:rFonts w:ascii="Times New Roman" w:hAnsi="Times New Roman" w:cs="Times New Roman"/>
+              </w:rPr>
+              <w:t>DEUMO</w:t>
+            </w:r>
+            <w:proofErr w:type="spellEnd"/>
+            <w:r>
+              <w:rPr>
+                <w:rFonts w:ascii="Times New Roman" w:hAnsi="Times New Roman" w:cs="Times New Roman"/>
+              </w:rPr>
+              <w:t xml:space="preserve"> Léonce | Chef de Département Développement - DSI</w:t>
             </w:r>
           </w:p>
         </w:tc>
@@ -306,7 +512,7 @@
       <w:tr>
         <w:tc>
           <w:tcPr>
-            <w:tcW w:w="3266" w:type="dxa"/>
+            <w:tcW w:w="2785" w:type="dxa"/>
             <w:tcBorders>
               <w:top w:val="single" w:sz="4" w:space="0" w:color="BFBFBF"/>
               <w:left w:val="single" w:sz="4" w:space="0" w:color="BFBFBF"/>
@@ -320,6 +526,7 @@
               <w:right w:w="100" w:type="dxa"/>
             </w:tcMar>
             <w:vAlign w:val="center"/>
+            <w:hideMark/>
           </w:tcPr>
           <w:p>
             <w:pPr>
@@ -333,13 +540,13 @@
               <w:rPr>
                 <w:rFonts w:ascii="Times New Roman" w:hAnsi="Times New Roman" w:cs="Times New Roman"/>
               </w:rPr>
-              <w:t>Rédigé par</w:t>
+              <w:t>Programme</w:t>
             </w:r>
           </w:p>
         </w:tc>
         <w:tc>
           <w:tcPr>
-            <w:tcW w:w="6940" w:type="dxa"/>
+            <w:tcW w:w="7421" w:type="dxa"/>
             <w:tcBorders>
               <w:top w:val="single" w:sz="4" w:space="0" w:color="BFBFBF"/>
               <w:left w:val="single" w:sz="4" w:space="0" w:color="BFBFBF"/>
@@ -353,6 +560,7 @@
               <w:right w:w="100" w:type="dxa"/>
             </w:tcMar>
             <w:vAlign w:val="center"/>
+            <w:hideMark/>
           </w:tcPr>
           <w:p>
             <w:pPr>
@@ -366,7 +574,7 @@
               <w:rPr>
                 <w:rFonts w:ascii="Times New Roman" w:hAnsi="Times New Roman" w:cs="Times New Roman"/>
               </w:rPr>
-              <w:t>KENMOE MBEUKEM Loïc Luc</w:t>
+              <w:t>Ingénierie logicielle - K-FOKAM Arts et Métiers (KFOKAM-48)</w:t>
             </w:r>
           </w:p>
         </w:tc>
@@ -374,7 +582,7 @@
       <w:tr>
         <w:tc>
           <w:tcPr>
-            <w:tcW w:w="3266" w:type="dxa"/>
+            <w:tcW w:w="2785" w:type="dxa"/>
             <w:tcBorders>
               <w:top w:val="single" w:sz="4" w:space="0" w:color="BFBFBF"/>
               <w:left w:val="single" w:sz="4" w:space="0" w:color="BFBFBF"/>
@@ -388,6 +596,7 @@
               <w:right w:w="100" w:type="dxa"/>
             </w:tcMar>
             <w:vAlign w:val="center"/>
+            <w:hideMark/>
           </w:tcPr>
           <w:p>
             <w:pPr>
@@ -401,13 +610,13 @@
               <w:rPr>
                 <w:rFonts w:ascii="Times New Roman" w:hAnsi="Times New Roman" w:cs="Times New Roman"/>
               </w:rPr>
-              <w:t>Programme</w:t>
+              <w:t>Structure d'accueil</w:t>
             </w:r>
           </w:p>
         </w:tc>
         <w:tc>
           <w:tcPr>
-            <w:tcW w:w="6940" w:type="dxa"/>
+            <w:tcW w:w="7421" w:type="dxa"/>
             <w:tcBorders>
               <w:top w:val="single" w:sz="4" w:space="0" w:color="BFBFBF"/>
               <w:left w:val="single" w:sz="4" w:space="0" w:color="BFBFBF"/>
@@ -421,6 +630,7 @@
               <w:right w:w="100" w:type="dxa"/>
             </w:tcMar>
             <w:vAlign w:val="center"/>
+            <w:hideMark/>
           </w:tcPr>
           <w:p>
             <w:pPr>
@@ -434,7 +644,7 @@
               <w:rPr>
                 <w:rFonts w:ascii="Times New Roman" w:hAnsi="Times New Roman" w:cs="Times New Roman"/>
               </w:rPr>
-              <w:t>Ingénierie logicielle - K-FOKAM Arts et Métiers (KFOKAM-48)</w:t>
+              <w:t>Afriland First Bank Cameroun - Direction des Systèmes d'Information (DSI)</w:t>
             </w:r>
           </w:p>
         </w:tc>
@@ -442,7 +652,71 @@
       <w:tr>
         <w:tc>
           <w:tcPr>
-            <w:tcW w:w="3266" w:type="dxa"/>
+            <w:tcW w:w="2785" w:type="dxa"/>
+            <w:tcBorders>
+              <w:top w:val="single" w:sz="4" w:space="0" w:color="BFBFBF"/>
+              <w:left w:val="single" w:sz="4" w:space="0" w:color="BFBFBF"/>
+              <w:bottom w:val="single" w:sz="4" w:space="0" w:color="BFBFBF"/>
+              <w:right w:val="single" w:sz="4" w:space="0" w:color="BFBFBF"/>
+            </w:tcBorders>
+            <w:tcMar>
+              <w:top w:w="90" w:type="dxa"/>
+              <w:left w:w="100" w:type="dxa"/>
+              <w:bottom w:w="90" w:type="dxa"/>
+              <w:right w:w="100" w:type="dxa"/>
+            </w:tcMar>
+            <w:hideMark/>
+          </w:tcPr>
+          <w:p>
+            <w:pPr>
+              <w:rPr>
+                <w:rFonts w:ascii="Times New Roman" w:hAnsi="Times New Roman" w:cs="Times New Roman"/>
+              </w:rPr>
+            </w:pPr>
+            <w:r>
+              <w:rPr>
+                <w:rFonts w:ascii="Times New Roman" w:hAnsi="Times New Roman" w:cs="Times New Roman"/>
+              </w:rPr>
+              <w:t>Objet :</w:t>
+            </w:r>
+          </w:p>
+        </w:tc>
+        <w:tc>
+          <w:tcPr>
+            <w:tcW w:w="7421" w:type="dxa"/>
+            <w:tcBorders>
+              <w:top w:val="single" w:sz="4" w:space="0" w:color="BFBFBF"/>
+              <w:left w:val="single" w:sz="4" w:space="0" w:color="BFBFBF"/>
+              <w:bottom w:val="single" w:sz="4" w:space="0" w:color="BFBFBF"/>
+              <w:right w:val="single" w:sz="4" w:space="0" w:color="BFBFBF"/>
+            </w:tcBorders>
+            <w:tcMar>
+              <w:top w:w="90" w:type="dxa"/>
+              <w:left w:w="100" w:type="dxa"/>
+              <w:bottom w:w="90" w:type="dxa"/>
+              <w:right w:w="100" w:type="dxa"/>
+            </w:tcMar>
+            <w:hideMark/>
+          </w:tcPr>
+          <w:p>
+            <w:pPr>
+              <w:rPr>
+                <w:rFonts w:ascii="Times New Roman" w:hAnsi="Times New Roman" w:cs="Times New Roman"/>
+              </w:rPr>
+            </w:pPr>
+            <w:r>
+              <w:rPr>
+                <w:rFonts w:ascii="Times New Roman" w:hAnsi="Times New Roman" w:cs="Times New Roman"/>
+              </w:rPr>
+              <w:t>Présentation du contexte, de la problématique et des enjeux stratégiques du projet de digitalisation des audiences et délibérés</w:t>
+            </w:r>
+          </w:p>
+        </w:tc>
+      </w:tr>
+      <w:tr>
+        <w:tc>
+          <w:tcPr>
+            <w:tcW w:w="2785" w:type="dxa"/>
             <w:tcBorders>
               <w:top w:val="single" w:sz="4" w:space="0" w:color="BFBFBF"/>
               <w:left w:val="single" w:sz="4" w:space="0" w:color="BFBFBF"/>
@@ -456,26 +730,29 @@
               <w:right w:w="100" w:type="dxa"/>
             </w:tcMar>
             <w:vAlign w:val="center"/>
+            <w:hideMark/>
           </w:tcPr>
           <w:p>
             <w:pPr>
               <w:rPr>
                 <w:rFonts w:ascii="Times New Roman" w:hAnsi="Times New Roman" w:cs="Times New Roman"/>
-                <w:sz w:val="22"/>
-                <w:szCs w:val="22"/>
+                <w:b/>
+                <w:bCs/>
+                <w:i/>
+                <w:iCs/>
               </w:rPr>
             </w:pPr>
             <w:r>
               <w:rPr>
                 <w:rFonts w:ascii="Times New Roman" w:hAnsi="Times New Roman" w:cs="Times New Roman"/>
               </w:rPr>
-              <w:t>Structure d'accueil</w:t>
+              <w:t>Encadreur opérationnel</w:t>
             </w:r>
           </w:p>
         </w:tc>
         <w:tc>
           <w:tcPr>
-            <w:tcW w:w="6940" w:type="dxa"/>
+            <w:tcW w:w="7421" w:type="dxa"/>
             <w:tcBorders>
               <w:top w:val="single" w:sz="4" w:space="0" w:color="BFBFBF"/>
               <w:left w:val="single" w:sz="4" w:space="0" w:color="BFBFBF"/>
@@ -489,20 +766,33 @@
               <w:right w:w="100" w:type="dxa"/>
             </w:tcMar>
             <w:vAlign w:val="center"/>
+            <w:hideMark/>
           </w:tcPr>
           <w:p>
             <w:pPr>
               <w:rPr>
                 <w:rFonts w:ascii="Times New Roman" w:hAnsi="Times New Roman" w:cs="Times New Roman"/>
-                <w:sz w:val="22"/>
-                <w:szCs w:val="22"/>
               </w:rPr>
             </w:pPr>
             <w:r>
               <w:rPr>
                 <w:rFonts w:ascii="Times New Roman" w:hAnsi="Times New Roman" w:cs="Times New Roman"/>
               </w:rPr>
-              <w:t>Afriland First Bank Cameroun - Direction des Systèmes d'Information (DSI)</w:t>
+              <w:t xml:space="preserve">DEUMO </w:t>
+            </w:r>
+            <w:proofErr w:type="spellStart"/>
+            <w:r>
+              <w:rPr>
+                <w:rFonts w:ascii="Times New Roman" w:hAnsi="Times New Roman" w:cs="Times New Roman"/>
+              </w:rPr>
+              <w:t>DEUMO</w:t>
+            </w:r>
+            <w:proofErr w:type="spellEnd"/>
+            <w:r>
+              <w:rPr>
+                <w:rFonts w:ascii="Times New Roman" w:hAnsi="Times New Roman" w:cs="Times New Roman"/>
+              </w:rPr>
+              <w:t xml:space="preserve"> Léonce - Chef de Département Développement, DSI</w:t>
             </w:r>
           </w:p>
         </w:tc>
@@ -510,7 +800,7 @@
       <w:tr>
         <w:tc>
           <w:tcPr>
-            <w:tcW w:w="3266" w:type="dxa"/>
+            <w:tcW w:w="2785" w:type="dxa"/>
             <w:tcBorders>
               <w:top w:val="single" w:sz="4" w:space="0" w:color="BFBFBF"/>
               <w:left w:val="single" w:sz="4" w:space="0" w:color="BFBFBF"/>
@@ -524,6 +814,7 @@
               <w:right w:w="100" w:type="dxa"/>
             </w:tcMar>
             <w:vAlign w:val="center"/>
+            <w:hideMark/>
           </w:tcPr>
           <w:p>
             <w:pPr>
@@ -537,13 +828,13 @@
               <w:rPr>
                 <w:rFonts w:ascii="Times New Roman" w:hAnsi="Times New Roman" w:cs="Times New Roman"/>
               </w:rPr>
-              <w:t>Commanditaire métier</w:t>
+              <w:t>Date</w:t>
             </w:r>
           </w:p>
         </w:tc>
         <w:tc>
           <w:tcPr>
-            <w:tcW w:w="6940" w:type="dxa"/>
+            <w:tcW w:w="7421" w:type="dxa"/>
             <w:tcBorders>
               <w:top w:val="single" w:sz="4" w:space="0" w:color="BFBFBF"/>
               <w:left w:val="single" w:sz="4" w:space="0" w:color="BFBFBF"/>
@@ -557,6 +848,7 @@
               <w:right w:w="100" w:type="dxa"/>
             </w:tcMar>
             <w:vAlign w:val="center"/>
+            <w:hideMark/>
           </w:tcPr>
           <w:p>
             <w:pPr>
@@ -570,155 +862,7 @@
               <w:rPr>
                 <w:rFonts w:ascii="Times New Roman" w:hAnsi="Times New Roman" w:cs="Times New Roman"/>
               </w:rPr>
-              <w:t>Direction Juridique (DJ)</w:t>
-            </w:r>
-          </w:p>
-        </w:tc>
-      </w:tr>
-      <w:tr>
-        <w:tc>
-          <w:tcPr>
-            <w:tcW w:w="3266" w:type="dxa"/>
-            <w:tcBorders>
-              <w:top w:val="single" w:sz="4" w:space="0" w:color="BFBFBF"/>
-              <w:left w:val="single" w:sz="4" w:space="0" w:color="BFBFBF"/>
-              <w:bottom w:val="single" w:sz="4" w:space="0" w:color="BFBFBF"/>
-              <w:right w:val="single" w:sz="4" w:space="0" w:color="BFBFBF"/>
-            </w:tcBorders>
-            <w:tcMar>
-              <w:top w:w="90" w:type="dxa"/>
-              <w:left w:w="100" w:type="dxa"/>
-              <w:bottom w:w="90" w:type="dxa"/>
-              <w:right w:w="100" w:type="dxa"/>
-            </w:tcMar>
-            <w:vAlign w:val="center"/>
-          </w:tcPr>
-          <w:p>
-            <w:pPr>
-              <w:rPr>
-                <w:rFonts w:ascii="Times New Roman" w:hAnsi="Times New Roman" w:cs="Times New Roman"/>
-                <w:sz w:val="22"/>
-                <w:szCs w:val="22"/>
-              </w:rPr>
-            </w:pPr>
-            <w:r>
-              <w:rPr>
-                <w:rFonts w:ascii="Times New Roman" w:hAnsi="Times New Roman" w:cs="Times New Roman"/>
-              </w:rPr>
-              <w:t>Encadreur opérationnel</w:t>
-            </w:r>
-          </w:p>
-        </w:tc>
-        <w:tc>
-          <w:tcPr>
-            <w:tcW w:w="6940" w:type="dxa"/>
-            <w:tcBorders>
-              <w:top w:val="single" w:sz="4" w:space="0" w:color="BFBFBF"/>
-              <w:left w:val="single" w:sz="4" w:space="0" w:color="BFBFBF"/>
-              <w:bottom w:val="single" w:sz="4" w:space="0" w:color="BFBFBF"/>
-              <w:right w:val="single" w:sz="4" w:space="0" w:color="BFBFBF"/>
-            </w:tcBorders>
-            <w:tcMar>
-              <w:top w:w="90" w:type="dxa"/>
-              <w:left w:w="100" w:type="dxa"/>
-              <w:bottom w:w="90" w:type="dxa"/>
-              <w:right w:w="100" w:type="dxa"/>
-            </w:tcMar>
-            <w:vAlign w:val="center"/>
-          </w:tcPr>
-          <w:p>
-            <w:pPr>
-              <w:rPr>
-                <w:rFonts w:ascii="Times New Roman" w:hAnsi="Times New Roman" w:cs="Times New Roman"/>
-                <w:sz w:val="22"/>
-                <w:szCs w:val="22"/>
-              </w:rPr>
-            </w:pPr>
-            <w:r>
-              <w:rPr>
-                <w:rFonts w:ascii="Times New Roman" w:hAnsi="Times New Roman" w:cs="Times New Roman"/>
-              </w:rPr>
-              <w:t>DEUMO DEUMO Léonce - Chef de Département Développement, DSI</w:t>
-            </w:r>
-          </w:p>
-        </w:tc>
-      </w:tr>
-      <w:tr>
-        <w:tc>
-          <w:tcPr>
-            <w:tcW w:w="3266" w:type="dxa"/>
-            <w:tcBorders>
-              <w:top w:val="single" w:sz="4" w:space="0" w:color="BFBFBF"/>
-              <w:left w:val="single" w:sz="4" w:space="0" w:color="BFBFBF"/>
-              <w:bottom w:val="single" w:sz="4" w:space="0" w:color="BFBFBF"/>
-              <w:right w:val="single" w:sz="4" w:space="0" w:color="BFBFBF"/>
-            </w:tcBorders>
-            <w:tcMar>
-              <w:top w:w="90" w:type="dxa"/>
-              <w:left w:w="100" w:type="dxa"/>
-              <w:bottom w:w="90" w:type="dxa"/>
-              <w:right w:w="100" w:type="dxa"/>
-            </w:tcMar>
-            <w:vAlign w:val="center"/>
-          </w:tcPr>
-          <w:p>
-            <w:pPr>
-              <w:rPr>
-                <w:rFonts w:ascii="Times New Roman" w:hAnsi="Times New Roman" w:cs="Times New Roman"/>
-                <w:sz w:val="22"/>
-                <w:szCs w:val="22"/>
-              </w:rPr>
-            </w:pPr>
-            <w:r>
-              <w:rPr>
-                <w:rFonts w:ascii="Times New Roman" w:hAnsi="Times New Roman" w:cs="Times New Roman"/>
-              </w:rPr>
-              <w:t>Date</w:t>
-            </w:r>
-          </w:p>
-        </w:tc>
-        <w:tc>
-          <w:tcPr>
-            <w:tcW w:w="6940" w:type="dxa"/>
-            <w:tcBorders>
-              <w:top w:val="single" w:sz="4" w:space="0" w:color="BFBFBF"/>
-              <w:left w:val="single" w:sz="4" w:space="0" w:color="BFBFBF"/>
-              <w:bottom w:val="single" w:sz="4" w:space="0" w:color="BFBFBF"/>
-              <w:right w:val="single" w:sz="4" w:space="0" w:color="BFBFBF"/>
-            </w:tcBorders>
-            <w:tcMar>
-              <w:top w:w="90" w:type="dxa"/>
-              <w:left w:w="100" w:type="dxa"/>
-              <w:bottom w:w="90" w:type="dxa"/>
-              <w:right w:w="100" w:type="dxa"/>
-            </w:tcMar>
-            <w:vAlign w:val="center"/>
-          </w:tcPr>
-          <w:p>
-            <w:pPr>
-              <w:rPr>
-                <w:rFonts w:ascii="Times New Roman" w:hAnsi="Times New Roman" w:cs="Times New Roman"/>
-                <w:sz w:val="22"/>
-                <w:szCs w:val="22"/>
-              </w:rPr>
-            </w:pPr>
-            <w:r>
-              <w:rPr>
-                <w:rFonts w:ascii="Times New Roman" w:hAnsi="Times New Roman" w:cs="Times New Roman"/>
-              </w:rPr>
-              <w:t>2</w:t>
-            </w:r>
-            <w:r>
-              <w:rPr>
-                <w:rFonts w:ascii="Times New Roman" w:hAnsi="Times New Roman" w:cs="Times New Roman"/>
-              </w:rPr>
-              <w:t>8</w:t>
-            </w:r>
-            <w:r>
-              <w:rPr>
-                <w:rFonts w:ascii="Times New Roman" w:hAnsi="Times New Roman" w:cs="Times New Roman"/>
-              </w:rPr>
-              <w:t xml:space="preserve"> juillet 2026</w:t>
+              <w:t>28 juillet 2026</w:t>
             </w:r>
           </w:p>
         </w:tc>
@@ -728,15 +872,3049 @@
       <w:pPr>
         <w:rPr>
           <w:rFonts w:ascii="Times New Roman" w:hAnsi="Times New Roman" w:cs="Times New Roman"/>
-          <w:sz w:val="22"/>
-          <w:szCs w:val="22"/>
-        </w:rPr>
-      </w:pPr>
-      <w:r>
-        <w:rPr>
-          <w:rFonts w:ascii="Times New Roman" w:hAnsi="Times New Roman" w:cs="Times New Roman"/>
-          <w:sz w:val="22"/>
-          <w:szCs w:val="22"/>
+          <w:b/>
+          <w:bCs/>
+          <w:color w:val="385623"/>
+          <w:sz w:val="30"/>
+          <w:szCs w:val="30"/>
+        </w:rPr>
+      </w:pPr>
+    </w:p>
+    <w:p>
+      <w:pPr>
+        <w:rPr>
+          <w:rFonts w:ascii="Times New Roman" w:hAnsi="Times New Roman" w:cs="Times New Roman"/>
+          <w:b/>
+          <w:bCs/>
+          <w:color w:val="385623"/>
+          <w:sz w:val="30"/>
+          <w:szCs w:val="30"/>
+        </w:rPr>
+      </w:pPr>
+    </w:p>
+    <w:p>
+      <w:pPr>
+        <w:rPr>
+          <w:rFonts w:ascii="Times New Roman" w:hAnsi="Times New Roman" w:cs="Times New Roman"/>
+          <w:b/>
+          <w:bCs/>
+          <w:color w:val="385623"/>
+          <w:sz w:val="30"/>
+          <w:szCs w:val="30"/>
+        </w:rPr>
+      </w:pPr>
+      <w:r>
+        <w:rPr>
+          <w:rFonts w:ascii="Times New Roman" w:hAnsi="Times New Roman" w:cs="Times New Roman"/>
+          <w:b/>
+          <w:bCs/>
+          <w:noProof/>
+          <w:color w:val="385623"/>
+          <w:sz w:val="30"/>
+          <w:szCs w:val="30"/>
+        </w:rPr>
+        <mc:AlternateContent>
+          <mc:Choice Requires="wps">
+            <w:drawing>
+              <wp:anchor distT="0" distB="0" distL="114300" distR="114300" simplePos="0" relativeHeight="251659264" behindDoc="0" locked="0" layoutInCell="1" allowOverlap="1" wp14:anchorId="4E3C047F" wp14:editId="6F8552AD">
+                <wp:simplePos x="0" y="0"/>
+                <wp:positionH relativeFrom="margin">
+                  <wp:align>left</wp:align>
+                </wp:positionH>
+                <wp:positionV relativeFrom="paragraph">
+                  <wp:posOffset>29845</wp:posOffset>
+                </wp:positionV>
+                <wp:extent cx="6381750" cy="1133475"/>
+                <wp:effectExtent l="19050" t="19050" r="19050" b="28575"/>
+                <wp:wrapNone/>
+                <wp:docPr id="1" name="Zone de texte 1"/>
+                <wp:cNvGraphicFramePr/>
+                <a:graphic xmlns:a="http://schemas.openxmlformats.org/drawingml/2006/main">
+                  <a:graphicData uri="http://schemas.microsoft.com/office/word/2010/wordprocessingShape">
+                    <wps:wsp>
+                      <wps:cNvSpPr txBox="1"/>
+                      <wps:spPr>
+                        <a:xfrm>
+                          <a:off x="0" y="0"/>
+                          <a:ext cx="6381750" cy="1133475"/>
+                        </a:xfrm>
+                        <a:prstGeom prst="rect">
+                          <a:avLst/>
+                        </a:prstGeom>
+                        <a:solidFill>
+                          <a:schemeClr val="lt1"/>
+                        </a:solidFill>
+                        <a:ln w="38100">
+                          <a:solidFill>
+                            <a:schemeClr val="accent6">
+                              <a:lumMod val="50000"/>
+                            </a:schemeClr>
+                          </a:solidFill>
+                        </a:ln>
+                      </wps:spPr>
+                      <wps:txbx>
+                        <w:txbxContent>
+                          <w:p>
+                            <w:pPr>
+                              <w:spacing w:after="120"/>
+                              <w:jc w:val="center"/>
+                              <w:rPr>
+                                <w:sz w:val="28"/>
+                                <w:szCs w:val="28"/>
+                              </w:rPr>
+                            </w:pPr>
+                            <w:r>
+                              <w:rPr>
+                                <w:b/>
+                                <w:bCs/>
+                                <w:sz w:val="28"/>
+                                <w:szCs w:val="28"/>
+                              </w:rPr>
+                              <w:t>Confidentialité</w:t>
+                            </w:r>
+                          </w:p>
+                          <w:p>
+                            <w:pPr>
+                              <w:spacing w:after="100"/>
+                              <w:jc w:val="both"/>
+                              <w:rPr>
+                                <w:sz w:val="28"/>
+                                <w:szCs w:val="28"/>
+                              </w:rPr>
+                            </w:pPr>
+                            <w:r>
+                              <w:rPr>
+                                <w:i/>
+                                <w:iCs/>
+                                <w:sz w:val="22"/>
+                                <w:szCs w:val="22"/>
+                              </w:rPr>
+                              <w:t>Ce document ne saurait être divulgué en partie ou en totalité verbalement ou par écrit, y compris par les moyens de la photocopie, à une tierce personne sans une autorisation écrite de Afriland First Bank.</w:t>
+                            </w:r>
+                          </w:p>
+                          <w:p>
+                            <w:pPr>
+                              <w:jc w:val="both"/>
+                              <w:rPr>
+                                <w:sz w:val="28"/>
+                                <w:szCs w:val="28"/>
+                              </w:rPr>
+                            </w:pPr>
+                            <w:r>
+                              <w:rPr>
+                                <w:i/>
+                                <w:iCs/>
+                                <w:sz w:val="22"/>
+                                <w:szCs w:val="22"/>
+                              </w:rPr>
+                              <w:t>Ce document ainsi que les annexes et tout autre document qui y sont rattachés, sont la propriété d'Afriland First Bank et doivent lui être retournés à sa demande.</w:t>
+                            </w:r>
+                          </w:p>
+                        </w:txbxContent>
+                      </wps:txbx>
+                      <wps:bodyPr rot="0" spcFirstLastPara="0" vertOverflow="overflow" horzOverflow="overflow" vert="horz" wrap="square" lIns="91440" tIns="45720" rIns="91440" bIns="45720" numCol="1" spcCol="0" rtlCol="0" fromWordArt="0" anchor="t" anchorCtr="0" forceAA="0" compatLnSpc="1">
+                        <a:prstTxWarp prst="textNoShape">
+                          <a:avLst/>
+                        </a:prstTxWarp>
+                        <a:noAutofit/>
+                      </wps:bodyPr>
+                    </wps:wsp>
+                  </a:graphicData>
+                </a:graphic>
+                <wp14:sizeRelH relativeFrom="margin">
+                  <wp14:pctWidth>0</wp14:pctWidth>
+                </wp14:sizeRelH>
+                <wp14:sizeRelV relativeFrom="margin">
+                  <wp14:pctHeight>0</wp14:pctHeight>
+                </wp14:sizeRelV>
+              </wp:anchor>
+            </w:drawing>
+          </mc:Choice>
+          <mc:Fallback>
+            <w:pict>
+              <v:shapetype w14:anchorId="4E3C047F" id="_x0000_t202" coordsize="21600,21600" o:spt="202" path="m,l,21600r21600,l21600,xe">
+                <v:stroke joinstyle="miter"/>
+                <v:path gradientshapeok="t" o:connecttype="rect"/>
+              </v:shapetype>
+              <v:shape id="Zone de texte 1" o:spid="_x0000_s1026" type="#_x0000_t202" style="position:absolute;margin-left:0;margin-top:2.35pt;width:502.5pt;height:89.25pt;z-index:251659264;visibility:visible;mso-wrap-style:square;mso-width-percent:0;mso-height-percent:0;mso-wrap-distance-left:9pt;mso-wrap-distance-top:0;mso-wrap-distance-right:9pt;mso-wrap-distance-bottom:0;mso-position-horizontal:left;mso-position-horizontal-relative:margin;mso-position-vertical:absolute;mso-position-vertical-relative:text;mso-width-percent:0;mso-height-percent:0;mso-width-relative:margin;mso-height-relative:margin;v-text-anchor:top" o:gfxdata="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" fillcolor="white [3201]" strokecolor="#375623 [1609]" strokeweight="3pt">
+                <v:textbox>
+                  <w:txbxContent>
+                    <w:p>
+                      <w:pPr>
+                        <w:spacing w:after="120"/>
+                        <w:jc w:val="center"/>
+                        <w:rPr>
+                          <w:sz w:val="28"/>
+                          <w:szCs w:val="28"/>
+                        </w:rPr>
+                      </w:pPr>
+                      <w:r>
+                        <w:rPr>
+                          <w:b/>
+                          <w:bCs/>
+                          <w:sz w:val="28"/>
+                          <w:szCs w:val="28"/>
+                        </w:rPr>
+                        <w:t>Confidentialité</w:t>
+                      </w:r>
+                    </w:p>
+                    <w:p>
+                      <w:pPr>
+                        <w:spacing w:after="100"/>
+                        <w:jc w:val="both"/>
+                        <w:rPr>
+                          <w:sz w:val="28"/>
+                          <w:szCs w:val="28"/>
+                        </w:rPr>
+                      </w:pPr>
+                      <w:r>
+                        <w:rPr>
+                          <w:i/>
+                          <w:iCs/>
+                          <w:sz w:val="22"/>
+                          <w:szCs w:val="22"/>
+                        </w:rPr>
+                        <w:t>Ce document ne saurait être divulgué en partie ou en totalité verbalement ou par écrit, y compris par les moyens de la photocopie, à une tierce personne sans une autorisation écrite de Afriland First Bank.</w:t>
+                      </w:r>
+                    </w:p>
+                    <w:p>
+                      <w:pPr>
+                        <w:jc w:val="both"/>
+                        <w:rPr>
+                          <w:sz w:val="28"/>
+                          <w:szCs w:val="28"/>
+                        </w:rPr>
+                      </w:pPr>
+                      <w:r>
+                        <w:rPr>
+                          <w:i/>
+                          <w:iCs/>
+                          <w:sz w:val="22"/>
+                          <w:szCs w:val="22"/>
+                        </w:rPr>
+                        <w:t>Ce document ainsi que les annexes et tout autre document qui y sont rattachés, sont la propriété d'Afriland First Bank et doivent lui être retournés à sa demande.</w:t>
+                      </w:r>
+                    </w:p>
+                  </w:txbxContent>
+                </v:textbox>
+                <w10:wrap anchorx="margin"/>
+              </v:shape>
+            </w:pict>
+          </mc:Fallback>
+        </mc:AlternateContent>
+      </w:r>
+    </w:p>
+    <w:p>
+      <w:pPr>
+        <w:rPr>
+          <w:rFonts w:ascii="Times New Roman" w:hAnsi="Times New Roman" w:cs="Times New Roman"/>
+          <w:b/>
+          <w:bCs/>
+          <w:color w:val="385623"/>
+          <w:sz w:val="30"/>
+          <w:szCs w:val="30"/>
+        </w:rPr>
+      </w:pPr>
+    </w:p>
+    <w:p>
+      <w:pPr>
+        <w:rPr>
+          <w:rFonts w:ascii="Times New Roman" w:hAnsi="Times New Roman" w:cs="Times New Roman"/>
+          <w:b/>
+          <w:bCs/>
+          <w:color w:val="385623"/>
+          <w:sz w:val="30"/>
+          <w:szCs w:val="30"/>
+        </w:rPr>
+      </w:pPr>
+    </w:p>
+    <w:p>
+      <w:pPr>
+        <w:rPr>
+          <w:rFonts w:ascii="Times New Roman" w:hAnsi="Times New Roman" w:cs="Times New Roman"/>
+          <w:b/>
+          <w:bCs/>
+          <w:color w:val="385623"/>
+          <w:sz w:val="30"/>
+          <w:szCs w:val="30"/>
+        </w:rPr>
+      </w:pPr>
+    </w:p>
+    <w:p>
+      <w:pPr>
+        <w:rPr>
+          <w:rFonts w:ascii="Times New Roman" w:hAnsi="Times New Roman" w:cs="Times New Roman"/>
+          <w:sz w:val="22"/>
+          <w:szCs w:val="22"/>
+        </w:rPr>
+      </w:pPr>
+      <w:r>
+        <w:rPr>
+          <w:rFonts w:ascii="Times New Roman" w:hAnsi="Times New Roman" w:cs="Times New Roman"/>
+          <w:sz w:val="22"/>
+          <w:szCs w:val="22"/>
+        </w:rPr>
+        <w:br w:type="page"/>
+      </w:r>
+    </w:p>
+    <w:p>
+      <w:pPr>
+        <w:rPr>
+          <w:rFonts w:ascii="Times New Roman" w:hAnsi="Times New Roman" w:cs="Times New Roman"/>
+        </w:rPr>
+      </w:pPr>
+    </w:p>
+    <w:p>
+      <w:pPr>
+        <w:rPr>
+          <w:rFonts w:ascii="Times New Roman" w:hAnsi="Times New Roman" w:cs="Times New Roman"/>
+          <w:b/>
+          <w:bCs/>
+          <w:color w:val="385623" w:themeColor="accent6" w:themeShade="80"/>
+          <w:sz w:val="28"/>
+          <w:szCs w:val="28"/>
+        </w:rPr>
+      </w:pPr>
+      <w:r>
+        <w:rPr>
+          <w:rFonts w:ascii="Times New Roman" w:hAnsi="Times New Roman" w:cs="Times New Roman"/>
+          <w:b/>
+          <w:bCs/>
+          <w:color w:val="385623" w:themeColor="accent6" w:themeShade="80"/>
+          <w:sz w:val="28"/>
+          <w:szCs w:val="28"/>
+        </w:rPr>
+        <w:t>TABLE DES MATIÈRES</w:t>
+      </w:r>
+    </w:p>
+    <w:sdt>
+      <w:sdtPr>
+        <w:rPr>
+          <w:rFonts w:ascii="Times New Roman" w:hAnsi="Times New Roman" w:cs="Times New Roman"/>
+        </w:rPr>
+        <w:id w:val="-1193912083"/>
+        <w:docPartObj>
+          <w:docPartGallery w:val="Table of Contents"/>
+          <w:docPartUnique/>
+        </w:docPartObj>
+      </w:sdtPr>
+      <w:sdtEndPr>
+        <w:rPr>
+          <w:b/>
+          <w:bCs/>
+        </w:rPr>
+      </w:sdtEndPr>
+      <w:sdtContent>
+        <w:p>
+          <w:pPr>
+            <w:rPr>
+              <w:rFonts w:ascii="Times New Roman" w:hAnsi="Times New Roman" w:cs="Times New Roman"/>
+              <w:sz w:val="22"/>
+              <w:szCs w:val="22"/>
+            </w:rPr>
+          </w:pPr>
+        </w:p>
+        <w:p>
+          <w:pPr>
+            <w:pStyle w:val="TM1"/>
+            <w:tabs>
+              <w:tab w:val="right" w:leader="dot" w:pos="10096"/>
+            </w:tabs>
+            <w:rPr>
+              <w:rFonts w:ascii="Times New Roman" w:eastAsiaTheme="minorEastAsia" w:hAnsi="Times New Roman" w:cs="Times New Roman"/>
+              <w:noProof/>
+              <w:sz w:val="22"/>
+              <w:szCs w:val="22"/>
+              <w:lang w:val="fr-CM" w:eastAsia="fr-CM"/>
+            </w:rPr>
+          </w:pPr>
+          <w:r>
+            <w:rPr>
+              <w:rFonts w:ascii="Times New Roman" w:hAnsi="Times New Roman" w:cs="Times New Roman"/>
+            </w:rPr>
+            <w:fldChar w:fldCharType="begin"/>
+          </w:r>
+          <w:r>
+            <w:rPr>
+              <w:rFonts w:ascii="Times New Roman" w:hAnsi="Times New Roman" w:cs="Times New Roman"/>
+            </w:rPr>
+            <w:instrText xml:space="preserve"> TOC \o "1-3" \h \z \u </w:instrText>
+          </w:r>
+          <w:r>
+            <w:rPr>
+              <w:rFonts w:ascii="Times New Roman" w:hAnsi="Times New Roman" w:cs="Times New Roman"/>
+            </w:rPr>
+            <w:fldChar w:fldCharType="separate"/>
+          </w:r>
+          <w:hyperlink w:anchor="_Toc240278415" w:history="1">
+            <w:r>
+              <w:rPr>
+                <w:rStyle w:val="Lienhypertexte"/>
+                <w:rFonts w:ascii="Times New Roman" w:hAnsi="Times New Roman" w:cs="Times New Roman"/>
+                <w:noProof/>
+              </w:rPr>
+              <w:t>I. Introduction et contexte du projet</w:t>
+            </w:r>
+            <w:r>
+              <w:rPr>
+                <w:rFonts w:ascii="Times New Roman" w:hAnsi="Times New Roman" w:cs="Times New Roman"/>
+                <w:noProof/>
+                <w:webHidden/>
+              </w:rPr>
+              <w:tab/>
+            </w:r>
+            <w:r>
+              <w:rPr>
+                <w:rFonts w:ascii="Times New Roman" w:hAnsi="Times New Roman" w:cs="Times New Roman"/>
+                <w:noProof/>
+                <w:webHidden/>
+              </w:rPr>
+              <w:fldChar w:fldCharType="begin"/>
+            </w:r>
+            <w:r>
+              <w:rPr>
+                <w:rFonts w:ascii="Times New Roman" w:hAnsi="Times New Roman" w:cs="Times New Roman"/>
+                <w:noProof/>
+                <w:webHidden/>
+              </w:rPr>
+              <w:instrText xml:space="preserve"> PAGEREF _Toc240278415 \h </w:instrText>
+            </w:r>
+            <w:r>
+              <w:rPr>
+                <w:rFonts w:ascii="Times New Roman" w:hAnsi="Times New Roman" w:cs="Times New Roman"/>
+                <w:noProof/>
+                <w:webHidden/>
+              </w:rPr>
+            </w:r>
+            <w:r>
+              <w:rPr>
+                <w:rFonts w:ascii="Times New Roman" w:hAnsi="Times New Roman" w:cs="Times New Roman"/>
+                <w:noProof/>
+                <w:webHidden/>
+              </w:rPr>
+              <w:fldChar w:fldCharType="separate"/>
+            </w:r>
+            <w:r>
+              <w:rPr>
+                <w:rFonts w:ascii="Times New Roman" w:hAnsi="Times New Roman" w:cs="Times New Roman"/>
+                <w:noProof/>
+                <w:webHidden/>
+              </w:rPr>
+              <w:t>3</w:t>
+            </w:r>
+            <w:r>
+              <w:rPr>
+                <w:rFonts w:ascii="Times New Roman" w:hAnsi="Times New Roman" w:cs="Times New Roman"/>
+                <w:noProof/>
+                <w:webHidden/>
+              </w:rPr>
+              <w:fldChar w:fldCharType="end"/>
+            </w:r>
+          </w:hyperlink>
+        </w:p>
+        <w:p>
+          <w:pPr>
+            <w:pStyle w:val="TM1"/>
+            <w:tabs>
+              <w:tab w:val="right" w:leader="dot" w:pos="10096"/>
+            </w:tabs>
+            <w:rPr>
+              <w:rFonts w:ascii="Times New Roman" w:eastAsiaTheme="minorEastAsia" w:hAnsi="Times New Roman" w:cs="Times New Roman"/>
+              <w:noProof/>
+              <w:sz w:val="22"/>
+              <w:szCs w:val="22"/>
+              <w:lang w:val="fr-CM" w:eastAsia="fr-CM"/>
+            </w:rPr>
+          </w:pPr>
+          <w:hyperlink w:anchor="_Toc240278416" w:history="1">
+            <w:r>
+              <w:rPr>
+                <w:rStyle w:val="Lienhypertexte"/>
+                <w:rFonts w:ascii="Times New Roman" w:hAnsi="Times New Roman" w:cs="Times New Roman"/>
+                <w:noProof/>
+              </w:rPr>
+              <w:t>II. État des lieux</w:t>
+            </w:r>
+            <w:r>
+              <w:rPr>
+                <w:rFonts w:ascii="Times New Roman" w:hAnsi="Times New Roman" w:cs="Times New Roman"/>
+                <w:noProof/>
+                <w:webHidden/>
+              </w:rPr>
+              <w:tab/>
+            </w:r>
+            <w:r>
+              <w:rPr>
+                <w:rFonts w:ascii="Times New Roman" w:hAnsi="Times New Roman" w:cs="Times New Roman"/>
+                <w:noProof/>
+                <w:webHidden/>
+              </w:rPr>
+              <w:fldChar w:fldCharType="begin"/>
+            </w:r>
+            <w:r>
+              <w:rPr>
+                <w:rFonts w:ascii="Times New Roman" w:hAnsi="Times New Roman" w:cs="Times New Roman"/>
+                <w:noProof/>
+                <w:webHidden/>
+              </w:rPr>
+              <w:instrText xml:space="preserve"> PAGEREF _Toc240278416 \h </w:instrText>
+            </w:r>
+            <w:r>
+              <w:rPr>
+                <w:rFonts w:ascii="Times New Roman" w:hAnsi="Times New Roman" w:cs="Times New Roman"/>
+                <w:noProof/>
+                <w:webHidden/>
+              </w:rPr>
+            </w:r>
+            <w:r>
+              <w:rPr>
+                <w:rFonts w:ascii="Times New Roman" w:hAnsi="Times New Roman" w:cs="Times New Roman"/>
+                <w:noProof/>
+                <w:webHidden/>
+              </w:rPr>
+              <w:fldChar w:fldCharType="separate"/>
+            </w:r>
+            <w:r>
+              <w:rPr>
+                <w:rFonts w:ascii="Times New Roman" w:hAnsi="Times New Roman" w:cs="Times New Roman"/>
+                <w:noProof/>
+                <w:webHidden/>
+              </w:rPr>
+              <w:t>3</w:t>
+            </w:r>
+            <w:r>
+              <w:rPr>
+                <w:rFonts w:ascii="Times New Roman" w:hAnsi="Times New Roman" w:cs="Times New Roman"/>
+                <w:noProof/>
+                <w:webHidden/>
+              </w:rPr>
+              <w:fldChar w:fldCharType="end"/>
+            </w:r>
+          </w:hyperlink>
+        </w:p>
+        <w:p>
+          <w:pPr>
+            <w:pStyle w:val="TM2"/>
+            <w:tabs>
+              <w:tab w:val="right" w:leader="dot" w:pos="10096"/>
+            </w:tabs>
+            <w:rPr>
+              <w:rFonts w:ascii="Times New Roman" w:eastAsiaTheme="minorEastAsia" w:hAnsi="Times New Roman" w:cs="Times New Roman"/>
+              <w:noProof/>
+              <w:sz w:val="22"/>
+              <w:szCs w:val="22"/>
+              <w:lang w:val="fr-CM" w:eastAsia="fr-CM"/>
+            </w:rPr>
+          </w:pPr>
+          <w:hyperlink w:anchor="_Toc240278417" w:history="1">
+            <w:r>
+              <w:rPr>
+                <w:rStyle w:val="Lienhypertexte"/>
+                <w:rFonts w:ascii="Times New Roman" w:hAnsi="Times New Roman" w:cs="Times New Roman"/>
+                <w:noProof/>
+              </w:rPr>
+              <w:t>2.1 Analyse de l'existant : processus actuel de suivi des audiences et délibérés</w:t>
+            </w:r>
+            <w:r>
+              <w:rPr>
+                <w:rFonts w:ascii="Times New Roman" w:hAnsi="Times New Roman" w:cs="Times New Roman"/>
+                <w:noProof/>
+                <w:webHidden/>
+              </w:rPr>
+              <w:tab/>
+            </w:r>
+            <w:r>
+              <w:rPr>
+                <w:rFonts w:ascii="Times New Roman" w:hAnsi="Times New Roman" w:cs="Times New Roman"/>
+                <w:noProof/>
+                <w:webHidden/>
+              </w:rPr>
+              <w:fldChar w:fldCharType="begin"/>
+            </w:r>
+            <w:r>
+              <w:rPr>
+                <w:rFonts w:ascii="Times New Roman" w:hAnsi="Times New Roman" w:cs="Times New Roman"/>
+                <w:noProof/>
+                <w:webHidden/>
+              </w:rPr>
+              <w:instrText xml:space="preserve"> PAGEREF _Toc240278417 \h </w:instrText>
+            </w:r>
+            <w:r>
+              <w:rPr>
+                <w:rFonts w:ascii="Times New Roman" w:hAnsi="Times New Roman" w:cs="Times New Roman"/>
+                <w:noProof/>
+                <w:webHidden/>
+              </w:rPr>
+            </w:r>
+            <w:r>
+              <w:rPr>
+                <w:rFonts w:ascii="Times New Roman" w:hAnsi="Times New Roman" w:cs="Times New Roman"/>
+                <w:noProof/>
+                <w:webHidden/>
+              </w:rPr>
+              <w:fldChar w:fldCharType="separate"/>
+            </w:r>
+            <w:r>
+              <w:rPr>
+                <w:rFonts w:ascii="Times New Roman" w:hAnsi="Times New Roman" w:cs="Times New Roman"/>
+                <w:noProof/>
+                <w:webHidden/>
+              </w:rPr>
+              <w:t>3</w:t>
+            </w:r>
+            <w:r>
+              <w:rPr>
+                <w:rFonts w:ascii="Times New Roman" w:hAnsi="Times New Roman" w:cs="Times New Roman"/>
+                <w:noProof/>
+                <w:webHidden/>
+              </w:rPr>
+              <w:fldChar w:fldCharType="end"/>
+            </w:r>
+          </w:hyperlink>
+        </w:p>
+        <w:p>
+          <w:pPr>
+            <w:pStyle w:val="TM2"/>
+            <w:tabs>
+              <w:tab w:val="right" w:leader="dot" w:pos="10096"/>
+            </w:tabs>
+            <w:rPr>
+              <w:rFonts w:ascii="Times New Roman" w:eastAsiaTheme="minorEastAsia" w:hAnsi="Times New Roman" w:cs="Times New Roman"/>
+              <w:noProof/>
+              <w:sz w:val="22"/>
+              <w:szCs w:val="22"/>
+              <w:lang w:val="fr-CM" w:eastAsia="fr-CM"/>
+            </w:rPr>
+          </w:pPr>
+          <w:hyperlink w:anchor="_Toc240278418" w:history="1">
+            <w:r>
+              <w:rPr>
+                <w:rStyle w:val="Lienhypertexte"/>
+                <w:rFonts w:ascii="Times New Roman" w:hAnsi="Times New Roman" w:cs="Times New Roman"/>
+                <w:noProof/>
+              </w:rPr>
+              <w:t>2.2 Cartographie des acteurs impliqués</w:t>
+            </w:r>
+            <w:r>
+              <w:rPr>
+                <w:rFonts w:ascii="Times New Roman" w:hAnsi="Times New Roman" w:cs="Times New Roman"/>
+                <w:noProof/>
+                <w:webHidden/>
+              </w:rPr>
+              <w:tab/>
+            </w:r>
+            <w:r>
+              <w:rPr>
+                <w:rFonts w:ascii="Times New Roman" w:hAnsi="Times New Roman" w:cs="Times New Roman"/>
+                <w:noProof/>
+                <w:webHidden/>
+              </w:rPr>
+              <w:fldChar w:fldCharType="begin"/>
+            </w:r>
+            <w:r>
+              <w:rPr>
+                <w:rFonts w:ascii="Times New Roman" w:hAnsi="Times New Roman" w:cs="Times New Roman"/>
+                <w:noProof/>
+                <w:webHidden/>
+              </w:rPr>
+              <w:instrText xml:space="preserve"> PAGEREF _Toc240278418 \h </w:instrText>
+            </w:r>
+            <w:r>
+              <w:rPr>
+                <w:rFonts w:ascii="Times New Roman" w:hAnsi="Times New Roman" w:cs="Times New Roman"/>
+                <w:noProof/>
+                <w:webHidden/>
+              </w:rPr>
+            </w:r>
+            <w:r>
+              <w:rPr>
+                <w:rFonts w:ascii="Times New Roman" w:hAnsi="Times New Roman" w:cs="Times New Roman"/>
+                <w:noProof/>
+                <w:webHidden/>
+              </w:rPr>
+              <w:fldChar w:fldCharType="separate"/>
+            </w:r>
+            <w:r>
+              <w:rPr>
+                <w:rFonts w:ascii="Times New Roman" w:hAnsi="Times New Roman" w:cs="Times New Roman"/>
+                <w:noProof/>
+                <w:webHidden/>
+              </w:rPr>
+              <w:t>3</w:t>
+            </w:r>
+            <w:r>
+              <w:rPr>
+                <w:rFonts w:ascii="Times New Roman" w:hAnsi="Times New Roman" w:cs="Times New Roman"/>
+                <w:noProof/>
+                <w:webHidden/>
+              </w:rPr>
+              <w:fldChar w:fldCharType="end"/>
+            </w:r>
+          </w:hyperlink>
+        </w:p>
+        <w:p>
+          <w:pPr>
+            <w:pStyle w:val="TM2"/>
+            <w:tabs>
+              <w:tab w:val="right" w:leader="dot" w:pos="10096"/>
+            </w:tabs>
+            <w:rPr>
+              <w:rFonts w:ascii="Times New Roman" w:eastAsiaTheme="minorEastAsia" w:hAnsi="Times New Roman" w:cs="Times New Roman"/>
+              <w:noProof/>
+              <w:sz w:val="22"/>
+              <w:szCs w:val="22"/>
+              <w:lang w:val="fr-CM" w:eastAsia="fr-CM"/>
+            </w:rPr>
+          </w:pPr>
+          <w:hyperlink w:anchor="_Toc240278419" w:history="1">
+            <w:r>
+              <w:rPr>
+                <w:rStyle w:val="Lienhypertexte"/>
+                <w:rFonts w:ascii="Times New Roman" w:hAnsi="Times New Roman" w:cs="Times New Roman"/>
+                <w:noProof/>
+              </w:rPr>
+              <w:t>2.3 Limites et dysfonctionnements identifiés</w:t>
+            </w:r>
+            <w:r>
+              <w:rPr>
+                <w:rFonts w:ascii="Times New Roman" w:hAnsi="Times New Roman" w:cs="Times New Roman"/>
+                <w:noProof/>
+                <w:webHidden/>
+              </w:rPr>
+              <w:tab/>
+            </w:r>
+            <w:r>
+              <w:rPr>
+                <w:rFonts w:ascii="Times New Roman" w:hAnsi="Times New Roman" w:cs="Times New Roman"/>
+                <w:noProof/>
+                <w:webHidden/>
+              </w:rPr>
+              <w:fldChar w:fldCharType="begin"/>
+            </w:r>
+            <w:r>
+              <w:rPr>
+                <w:rFonts w:ascii="Times New Roman" w:hAnsi="Times New Roman" w:cs="Times New Roman"/>
+                <w:noProof/>
+                <w:webHidden/>
+              </w:rPr>
+              <w:instrText xml:space="preserve"> PAGEREF _Toc240278419 \h </w:instrText>
+            </w:r>
+            <w:r>
+              <w:rPr>
+                <w:rFonts w:ascii="Times New Roman" w:hAnsi="Times New Roman" w:cs="Times New Roman"/>
+                <w:noProof/>
+                <w:webHidden/>
+              </w:rPr>
+            </w:r>
+            <w:r>
+              <w:rPr>
+                <w:rFonts w:ascii="Times New Roman" w:hAnsi="Times New Roman" w:cs="Times New Roman"/>
+                <w:noProof/>
+                <w:webHidden/>
+              </w:rPr>
+              <w:fldChar w:fldCharType="separate"/>
+            </w:r>
+            <w:r>
+              <w:rPr>
+                <w:rFonts w:ascii="Times New Roman" w:hAnsi="Times New Roman" w:cs="Times New Roman"/>
+                <w:noProof/>
+                <w:webHidden/>
+              </w:rPr>
+              <w:t>4</w:t>
+            </w:r>
+            <w:r>
+              <w:rPr>
+                <w:rFonts w:ascii="Times New Roman" w:hAnsi="Times New Roman" w:cs="Times New Roman"/>
+                <w:noProof/>
+                <w:webHidden/>
+              </w:rPr>
+              <w:fldChar w:fldCharType="end"/>
+            </w:r>
+          </w:hyperlink>
+        </w:p>
+        <w:p>
+          <w:pPr>
+            <w:pStyle w:val="TM1"/>
+            <w:tabs>
+              <w:tab w:val="right" w:leader="dot" w:pos="10096"/>
+            </w:tabs>
+            <w:rPr>
+              <w:rFonts w:ascii="Times New Roman" w:eastAsiaTheme="minorEastAsia" w:hAnsi="Times New Roman" w:cs="Times New Roman"/>
+              <w:noProof/>
+              <w:sz w:val="22"/>
+              <w:szCs w:val="22"/>
+              <w:lang w:val="fr-CM" w:eastAsia="fr-CM"/>
+            </w:rPr>
+          </w:pPr>
+          <w:hyperlink w:anchor="_Toc240278420" w:history="1">
+            <w:r>
+              <w:rPr>
+                <w:rStyle w:val="Lienhypertexte"/>
+                <w:rFonts w:ascii="Times New Roman" w:hAnsi="Times New Roman" w:cs="Times New Roman"/>
+                <w:noProof/>
+              </w:rPr>
+              <w:t>III. Problématique</w:t>
+            </w:r>
+            <w:r>
+              <w:rPr>
+                <w:rFonts w:ascii="Times New Roman" w:hAnsi="Times New Roman" w:cs="Times New Roman"/>
+                <w:noProof/>
+                <w:webHidden/>
+              </w:rPr>
+              <w:tab/>
+            </w:r>
+            <w:r>
+              <w:rPr>
+                <w:rFonts w:ascii="Times New Roman" w:hAnsi="Times New Roman" w:cs="Times New Roman"/>
+                <w:noProof/>
+                <w:webHidden/>
+              </w:rPr>
+              <w:fldChar w:fldCharType="begin"/>
+            </w:r>
+            <w:r>
+              <w:rPr>
+                <w:rFonts w:ascii="Times New Roman" w:hAnsi="Times New Roman" w:cs="Times New Roman"/>
+                <w:noProof/>
+                <w:webHidden/>
+              </w:rPr>
+              <w:instrText xml:space="preserve"> PAGEREF _Toc240278420 \h </w:instrText>
+            </w:r>
+            <w:r>
+              <w:rPr>
+                <w:rFonts w:ascii="Times New Roman" w:hAnsi="Times New Roman" w:cs="Times New Roman"/>
+                <w:noProof/>
+                <w:webHidden/>
+              </w:rPr>
+            </w:r>
+            <w:r>
+              <w:rPr>
+                <w:rFonts w:ascii="Times New Roman" w:hAnsi="Times New Roman" w:cs="Times New Roman"/>
+                <w:noProof/>
+                <w:webHidden/>
+              </w:rPr>
+              <w:fldChar w:fldCharType="separate"/>
+            </w:r>
+            <w:r>
+              <w:rPr>
+                <w:rFonts w:ascii="Times New Roman" w:hAnsi="Times New Roman" w:cs="Times New Roman"/>
+                <w:noProof/>
+                <w:webHidden/>
+              </w:rPr>
+              <w:t>4</w:t>
+            </w:r>
+            <w:r>
+              <w:rPr>
+                <w:rFonts w:ascii="Times New Roman" w:hAnsi="Times New Roman" w:cs="Times New Roman"/>
+                <w:noProof/>
+                <w:webHidden/>
+              </w:rPr>
+              <w:fldChar w:fldCharType="end"/>
+            </w:r>
+          </w:hyperlink>
+        </w:p>
+        <w:p>
+          <w:pPr>
+            <w:pStyle w:val="TM2"/>
+            <w:tabs>
+              <w:tab w:val="right" w:leader="dot" w:pos="10096"/>
+            </w:tabs>
+            <w:rPr>
+              <w:rFonts w:ascii="Times New Roman" w:eastAsiaTheme="minorEastAsia" w:hAnsi="Times New Roman" w:cs="Times New Roman"/>
+              <w:noProof/>
+              <w:sz w:val="22"/>
+              <w:szCs w:val="22"/>
+              <w:lang w:val="fr-CM" w:eastAsia="fr-CM"/>
+            </w:rPr>
+          </w:pPr>
+          <w:hyperlink w:anchor="_Toc240278421" w:history="1">
+            <w:r>
+              <w:rPr>
+                <w:rStyle w:val="Lienhypertexte"/>
+                <w:rFonts w:ascii="Times New Roman" w:hAnsi="Times New Roman" w:cs="Times New Roman"/>
+                <w:noProof/>
+              </w:rPr>
+              <w:t>3.1 Formulation du problème central</w:t>
+            </w:r>
+            <w:r>
+              <w:rPr>
+                <w:rFonts w:ascii="Times New Roman" w:hAnsi="Times New Roman" w:cs="Times New Roman"/>
+                <w:noProof/>
+                <w:webHidden/>
+              </w:rPr>
+              <w:tab/>
+            </w:r>
+            <w:r>
+              <w:rPr>
+                <w:rFonts w:ascii="Times New Roman" w:hAnsi="Times New Roman" w:cs="Times New Roman"/>
+                <w:noProof/>
+                <w:webHidden/>
+              </w:rPr>
+              <w:fldChar w:fldCharType="begin"/>
+            </w:r>
+            <w:r>
+              <w:rPr>
+                <w:rFonts w:ascii="Times New Roman" w:hAnsi="Times New Roman" w:cs="Times New Roman"/>
+                <w:noProof/>
+                <w:webHidden/>
+              </w:rPr>
+              <w:instrText xml:space="preserve"> PAGEREF _Toc240278421 \h </w:instrText>
+            </w:r>
+            <w:r>
+              <w:rPr>
+                <w:rFonts w:ascii="Times New Roman" w:hAnsi="Times New Roman" w:cs="Times New Roman"/>
+                <w:noProof/>
+                <w:webHidden/>
+              </w:rPr>
+            </w:r>
+            <w:r>
+              <w:rPr>
+                <w:rFonts w:ascii="Times New Roman" w:hAnsi="Times New Roman" w:cs="Times New Roman"/>
+                <w:noProof/>
+                <w:webHidden/>
+              </w:rPr>
+              <w:fldChar w:fldCharType="separate"/>
+            </w:r>
+            <w:r>
+              <w:rPr>
+                <w:rFonts w:ascii="Times New Roman" w:hAnsi="Times New Roman" w:cs="Times New Roman"/>
+                <w:noProof/>
+                <w:webHidden/>
+              </w:rPr>
+              <w:t>4</w:t>
+            </w:r>
+            <w:r>
+              <w:rPr>
+                <w:rFonts w:ascii="Times New Roman" w:hAnsi="Times New Roman" w:cs="Times New Roman"/>
+                <w:noProof/>
+                <w:webHidden/>
+              </w:rPr>
+              <w:fldChar w:fldCharType="end"/>
+            </w:r>
+          </w:hyperlink>
+        </w:p>
+        <w:p>
+          <w:pPr>
+            <w:pStyle w:val="TM2"/>
+            <w:tabs>
+              <w:tab w:val="right" w:leader="dot" w:pos="10096"/>
+            </w:tabs>
+            <w:rPr>
+              <w:rFonts w:ascii="Times New Roman" w:eastAsiaTheme="minorEastAsia" w:hAnsi="Times New Roman" w:cs="Times New Roman"/>
+              <w:noProof/>
+              <w:sz w:val="22"/>
+              <w:szCs w:val="22"/>
+              <w:lang w:val="fr-CM" w:eastAsia="fr-CM"/>
+            </w:rPr>
+          </w:pPr>
+          <w:hyperlink w:anchor="_Toc240278422" w:history="1">
+            <w:r>
+              <w:rPr>
+                <w:rStyle w:val="Lienhypertexte"/>
+                <w:rFonts w:ascii="Times New Roman" w:hAnsi="Times New Roman" w:cs="Times New Roman"/>
+                <w:noProof/>
+              </w:rPr>
+              <w:t>3.2 Impacts et conséquences sur la performance de la Banque</w:t>
+            </w:r>
+            <w:r>
+              <w:rPr>
+                <w:rFonts w:ascii="Times New Roman" w:hAnsi="Times New Roman" w:cs="Times New Roman"/>
+                <w:noProof/>
+                <w:webHidden/>
+              </w:rPr>
+              <w:tab/>
+            </w:r>
+            <w:r>
+              <w:rPr>
+                <w:rFonts w:ascii="Times New Roman" w:hAnsi="Times New Roman" w:cs="Times New Roman"/>
+                <w:noProof/>
+                <w:webHidden/>
+              </w:rPr>
+              <w:fldChar w:fldCharType="begin"/>
+            </w:r>
+            <w:r>
+              <w:rPr>
+                <w:rFonts w:ascii="Times New Roman" w:hAnsi="Times New Roman" w:cs="Times New Roman"/>
+                <w:noProof/>
+                <w:webHidden/>
+              </w:rPr>
+              <w:instrText xml:space="preserve"> PAGEREF _Toc240278422 \h </w:instrText>
+            </w:r>
+            <w:r>
+              <w:rPr>
+                <w:rFonts w:ascii="Times New Roman" w:hAnsi="Times New Roman" w:cs="Times New Roman"/>
+                <w:noProof/>
+                <w:webHidden/>
+              </w:rPr>
+            </w:r>
+            <w:r>
+              <w:rPr>
+                <w:rFonts w:ascii="Times New Roman" w:hAnsi="Times New Roman" w:cs="Times New Roman"/>
+                <w:noProof/>
+                <w:webHidden/>
+              </w:rPr>
+              <w:fldChar w:fldCharType="separate"/>
+            </w:r>
+            <w:r>
+              <w:rPr>
+                <w:rFonts w:ascii="Times New Roman" w:hAnsi="Times New Roman" w:cs="Times New Roman"/>
+                <w:noProof/>
+                <w:webHidden/>
+              </w:rPr>
+              <w:t>5</w:t>
+            </w:r>
+            <w:r>
+              <w:rPr>
+                <w:rFonts w:ascii="Times New Roman" w:hAnsi="Times New Roman" w:cs="Times New Roman"/>
+                <w:noProof/>
+                <w:webHidden/>
+              </w:rPr>
+              <w:fldChar w:fldCharType="end"/>
+            </w:r>
+          </w:hyperlink>
+        </w:p>
+        <w:p>
+          <w:pPr>
+            <w:pStyle w:val="TM2"/>
+            <w:tabs>
+              <w:tab w:val="right" w:leader="dot" w:pos="10096"/>
+            </w:tabs>
+            <w:rPr>
+              <w:rFonts w:ascii="Times New Roman" w:eastAsiaTheme="minorEastAsia" w:hAnsi="Times New Roman" w:cs="Times New Roman"/>
+              <w:noProof/>
+              <w:sz w:val="22"/>
+              <w:szCs w:val="22"/>
+              <w:lang w:val="fr-CM" w:eastAsia="fr-CM"/>
+            </w:rPr>
+          </w:pPr>
+          <w:hyperlink w:anchor="_Toc240278423" w:history="1">
+            <w:r>
+              <w:rPr>
+                <w:rStyle w:val="Lienhypertexte"/>
+                <w:rFonts w:ascii="Times New Roman" w:hAnsi="Times New Roman" w:cs="Times New Roman"/>
+                <w:noProof/>
+              </w:rPr>
+              <w:t>3.3 Enjeux stratégiques</w:t>
+            </w:r>
+            <w:r>
+              <w:rPr>
+                <w:rFonts w:ascii="Times New Roman" w:hAnsi="Times New Roman" w:cs="Times New Roman"/>
+                <w:noProof/>
+                <w:webHidden/>
+              </w:rPr>
+              <w:tab/>
+            </w:r>
+            <w:r>
+              <w:rPr>
+                <w:rFonts w:ascii="Times New Roman" w:hAnsi="Times New Roman" w:cs="Times New Roman"/>
+                <w:noProof/>
+                <w:webHidden/>
+              </w:rPr>
+              <w:fldChar w:fldCharType="begin"/>
+            </w:r>
+            <w:r>
+              <w:rPr>
+                <w:rFonts w:ascii="Times New Roman" w:hAnsi="Times New Roman" w:cs="Times New Roman"/>
+                <w:noProof/>
+                <w:webHidden/>
+              </w:rPr>
+              <w:instrText xml:space="preserve"> PAGEREF _Toc240278423 \h </w:instrText>
+            </w:r>
+            <w:r>
+              <w:rPr>
+                <w:rFonts w:ascii="Times New Roman" w:hAnsi="Times New Roman" w:cs="Times New Roman"/>
+                <w:noProof/>
+                <w:webHidden/>
+              </w:rPr>
+            </w:r>
+            <w:r>
+              <w:rPr>
+                <w:rFonts w:ascii="Times New Roman" w:hAnsi="Times New Roman" w:cs="Times New Roman"/>
+                <w:noProof/>
+                <w:webHidden/>
+              </w:rPr>
+              <w:fldChar w:fldCharType="separate"/>
+            </w:r>
+            <w:r>
+              <w:rPr>
+                <w:rFonts w:ascii="Times New Roman" w:hAnsi="Times New Roman" w:cs="Times New Roman"/>
+                <w:noProof/>
+                <w:webHidden/>
+              </w:rPr>
+              <w:t>5</w:t>
+            </w:r>
+            <w:r>
+              <w:rPr>
+                <w:rFonts w:ascii="Times New Roman" w:hAnsi="Times New Roman" w:cs="Times New Roman"/>
+                <w:noProof/>
+                <w:webHidden/>
+              </w:rPr>
+              <w:fldChar w:fldCharType="end"/>
+            </w:r>
+          </w:hyperlink>
+        </w:p>
+        <w:p>
+          <w:pPr>
+            <w:pStyle w:val="TM1"/>
+            <w:tabs>
+              <w:tab w:val="right" w:leader="dot" w:pos="10096"/>
+            </w:tabs>
+            <w:rPr>
+              <w:rFonts w:ascii="Times New Roman" w:eastAsiaTheme="minorEastAsia" w:hAnsi="Times New Roman" w:cs="Times New Roman"/>
+              <w:noProof/>
+              <w:sz w:val="22"/>
+              <w:szCs w:val="22"/>
+              <w:lang w:val="fr-CM" w:eastAsia="fr-CM"/>
+            </w:rPr>
+          </w:pPr>
+          <w:hyperlink w:anchor="_Toc240278424" w:history="1">
+            <w:r>
+              <w:rPr>
+                <w:rStyle w:val="Lienhypertexte"/>
+                <w:rFonts w:ascii="Times New Roman" w:hAnsi="Times New Roman" w:cs="Times New Roman"/>
+                <w:noProof/>
+              </w:rPr>
+              <w:t>IV. Question centrale du mémoire</w:t>
+            </w:r>
+            <w:r>
+              <w:rPr>
+                <w:rFonts w:ascii="Times New Roman" w:hAnsi="Times New Roman" w:cs="Times New Roman"/>
+                <w:noProof/>
+                <w:webHidden/>
+              </w:rPr>
+              <w:tab/>
+            </w:r>
+            <w:r>
+              <w:rPr>
+                <w:rFonts w:ascii="Times New Roman" w:hAnsi="Times New Roman" w:cs="Times New Roman"/>
+                <w:noProof/>
+                <w:webHidden/>
+              </w:rPr>
+              <w:fldChar w:fldCharType="begin"/>
+            </w:r>
+            <w:r>
+              <w:rPr>
+                <w:rFonts w:ascii="Times New Roman" w:hAnsi="Times New Roman" w:cs="Times New Roman"/>
+                <w:noProof/>
+                <w:webHidden/>
+              </w:rPr>
+              <w:instrText xml:space="preserve"> PAGEREF _Toc240278424 \h </w:instrText>
+            </w:r>
+            <w:r>
+              <w:rPr>
+                <w:rFonts w:ascii="Times New Roman" w:hAnsi="Times New Roman" w:cs="Times New Roman"/>
+                <w:noProof/>
+                <w:webHidden/>
+              </w:rPr>
+            </w:r>
+            <w:r>
+              <w:rPr>
+                <w:rFonts w:ascii="Times New Roman" w:hAnsi="Times New Roman" w:cs="Times New Roman"/>
+                <w:noProof/>
+                <w:webHidden/>
+              </w:rPr>
+              <w:fldChar w:fldCharType="separate"/>
+            </w:r>
+            <w:r>
+              <w:rPr>
+                <w:rFonts w:ascii="Times New Roman" w:hAnsi="Times New Roman" w:cs="Times New Roman"/>
+                <w:noProof/>
+                <w:webHidden/>
+              </w:rPr>
+              <w:t>5</w:t>
+            </w:r>
+            <w:r>
+              <w:rPr>
+                <w:rFonts w:ascii="Times New Roman" w:hAnsi="Times New Roman" w:cs="Times New Roman"/>
+                <w:noProof/>
+                <w:webHidden/>
+              </w:rPr>
+              <w:fldChar w:fldCharType="end"/>
+            </w:r>
+          </w:hyperlink>
+        </w:p>
+        <w:p>
+          <w:pPr>
+            <w:pStyle w:val="TM1"/>
+            <w:tabs>
+              <w:tab w:val="right" w:leader="dot" w:pos="10096"/>
+            </w:tabs>
+            <w:rPr>
+              <w:rFonts w:ascii="Times New Roman" w:eastAsiaTheme="minorEastAsia" w:hAnsi="Times New Roman" w:cs="Times New Roman"/>
+              <w:noProof/>
+              <w:sz w:val="22"/>
+              <w:szCs w:val="22"/>
+              <w:lang w:val="fr-CM" w:eastAsia="fr-CM"/>
+            </w:rPr>
+          </w:pPr>
+          <w:hyperlink w:anchor="_Toc240278425" w:history="1">
+            <w:r>
+              <w:rPr>
+                <w:rStyle w:val="Lienhypertexte"/>
+                <w:rFonts w:ascii="Times New Roman" w:hAnsi="Times New Roman" w:cs="Times New Roman"/>
+                <w:noProof/>
+              </w:rPr>
+              <w:t>V. Hypothèses de travail retenu</w:t>
+            </w:r>
+            <w:r>
+              <w:rPr>
+                <w:rFonts w:ascii="Times New Roman" w:hAnsi="Times New Roman" w:cs="Times New Roman"/>
+                <w:noProof/>
+                <w:webHidden/>
+              </w:rPr>
+              <w:tab/>
+            </w:r>
+            <w:r>
+              <w:rPr>
+                <w:rFonts w:ascii="Times New Roman" w:hAnsi="Times New Roman" w:cs="Times New Roman"/>
+                <w:noProof/>
+                <w:webHidden/>
+              </w:rPr>
+              <w:fldChar w:fldCharType="begin"/>
+            </w:r>
+            <w:r>
+              <w:rPr>
+                <w:rFonts w:ascii="Times New Roman" w:hAnsi="Times New Roman" w:cs="Times New Roman"/>
+                <w:noProof/>
+                <w:webHidden/>
+              </w:rPr>
+              <w:instrText xml:space="preserve"> PAGEREF _Toc240278425 \h </w:instrText>
+            </w:r>
+            <w:r>
+              <w:rPr>
+                <w:rFonts w:ascii="Times New Roman" w:hAnsi="Times New Roman" w:cs="Times New Roman"/>
+                <w:noProof/>
+                <w:webHidden/>
+              </w:rPr>
+            </w:r>
+            <w:r>
+              <w:rPr>
+                <w:rFonts w:ascii="Times New Roman" w:hAnsi="Times New Roman" w:cs="Times New Roman"/>
+                <w:noProof/>
+                <w:webHidden/>
+              </w:rPr>
+              <w:fldChar w:fldCharType="separate"/>
+            </w:r>
+            <w:r>
+              <w:rPr>
+                <w:rFonts w:ascii="Times New Roman" w:hAnsi="Times New Roman" w:cs="Times New Roman"/>
+                <w:noProof/>
+                <w:webHidden/>
+              </w:rPr>
+              <w:t>5</w:t>
+            </w:r>
+            <w:r>
+              <w:rPr>
+                <w:rFonts w:ascii="Times New Roman" w:hAnsi="Times New Roman" w:cs="Times New Roman"/>
+                <w:noProof/>
+                <w:webHidden/>
+              </w:rPr>
+              <w:fldChar w:fldCharType="end"/>
+            </w:r>
+          </w:hyperlink>
+        </w:p>
+        <w:p>
+          <w:pPr>
+            <w:pStyle w:val="TM2"/>
+            <w:tabs>
+              <w:tab w:val="right" w:leader="dot" w:pos="10096"/>
+            </w:tabs>
+            <w:rPr>
+              <w:rFonts w:ascii="Times New Roman" w:eastAsiaTheme="minorEastAsia" w:hAnsi="Times New Roman" w:cs="Times New Roman"/>
+              <w:noProof/>
+              <w:sz w:val="22"/>
+              <w:szCs w:val="22"/>
+              <w:lang w:val="fr-CM" w:eastAsia="fr-CM"/>
+            </w:rPr>
+          </w:pPr>
+          <w:hyperlink w:anchor="_Toc240278426" w:history="1">
+            <w:r>
+              <w:rPr>
+                <w:rStyle w:val="Lienhypertexte"/>
+                <w:rFonts w:ascii="Times New Roman" w:hAnsi="Times New Roman" w:cs="Times New Roman"/>
+                <w:noProof/>
+              </w:rPr>
+              <w:t>5.1 Hypothèse structurante retenue</w:t>
+            </w:r>
+            <w:r>
+              <w:rPr>
+                <w:rFonts w:ascii="Times New Roman" w:hAnsi="Times New Roman" w:cs="Times New Roman"/>
+                <w:noProof/>
+                <w:webHidden/>
+              </w:rPr>
+              <w:tab/>
+            </w:r>
+            <w:r>
+              <w:rPr>
+                <w:rFonts w:ascii="Times New Roman" w:hAnsi="Times New Roman" w:cs="Times New Roman"/>
+                <w:noProof/>
+                <w:webHidden/>
+              </w:rPr>
+              <w:fldChar w:fldCharType="begin"/>
+            </w:r>
+            <w:r>
+              <w:rPr>
+                <w:rFonts w:ascii="Times New Roman" w:hAnsi="Times New Roman" w:cs="Times New Roman"/>
+                <w:noProof/>
+                <w:webHidden/>
+              </w:rPr>
+              <w:instrText xml:space="preserve"> PAGEREF _Toc240278426 \h </w:instrText>
+            </w:r>
+            <w:r>
+              <w:rPr>
+                <w:rFonts w:ascii="Times New Roman" w:hAnsi="Times New Roman" w:cs="Times New Roman"/>
+                <w:noProof/>
+                <w:webHidden/>
+              </w:rPr>
+            </w:r>
+            <w:r>
+              <w:rPr>
+                <w:rFonts w:ascii="Times New Roman" w:hAnsi="Times New Roman" w:cs="Times New Roman"/>
+                <w:noProof/>
+                <w:webHidden/>
+              </w:rPr>
+              <w:fldChar w:fldCharType="separate"/>
+            </w:r>
+            <w:r>
+              <w:rPr>
+                <w:rFonts w:ascii="Times New Roman" w:hAnsi="Times New Roman" w:cs="Times New Roman"/>
+                <w:noProof/>
+                <w:webHidden/>
+              </w:rPr>
+              <w:t>5</w:t>
+            </w:r>
+            <w:r>
+              <w:rPr>
+                <w:rFonts w:ascii="Times New Roman" w:hAnsi="Times New Roman" w:cs="Times New Roman"/>
+                <w:noProof/>
+                <w:webHidden/>
+              </w:rPr>
+              <w:fldChar w:fldCharType="end"/>
+            </w:r>
+          </w:hyperlink>
+        </w:p>
+        <w:p>
+          <w:pPr>
+            <w:pStyle w:val="TM2"/>
+            <w:tabs>
+              <w:tab w:val="right" w:leader="dot" w:pos="10096"/>
+            </w:tabs>
+            <w:rPr>
+              <w:rFonts w:ascii="Times New Roman" w:eastAsiaTheme="minorEastAsia" w:hAnsi="Times New Roman" w:cs="Times New Roman"/>
+              <w:noProof/>
+              <w:sz w:val="22"/>
+              <w:szCs w:val="22"/>
+              <w:lang w:val="fr-CM" w:eastAsia="fr-CM"/>
+            </w:rPr>
+          </w:pPr>
+          <w:hyperlink w:anchor="_Toc240278427" w:history="1">
+            <w:r>
+              <w:rPr>
+                <w:rStyle w:val="Lienhypertexte"/>
+                <w:rFonts w:ascii="Times New Roman" w:hAnsi="Times New Roman" w:cs="Times New Roman"/>
+                <w:noProof/>
+              </w:rPr>
+              <w:t>5.2 Hypothèses de conception validées au fil du projet</w:t>
+            </w:r>
+            <w:r>
+              <w:rPr>
+                <w:rFonts w:ascii="Times New Roman" w:hAnsi="Times New Roman" w:cs="Times New Roman"/>
+                <w:noProof/>
+                <w:webHidden/>
+              </w:rPr>
+              <w:tab/>
+            </w:r>
+            <w:r>
+              <w:rPr>
+                <w:rFonts w:ascii="Times New Roman" w:hAnsi="Times New Roman" w:cs="Times New Roman"/>
+                <w:noProof/>
+                <w:webHidden/>
+              </w:rPr>
+              <w:fldChar w:fldCharType="begin"/>
+            </w:r>
+            <w:r>
+              <w:rPr>
+                <w:rFonts w:ascii="Times New Roman" w:hAnsi="Times New Roman" w:cs="Times New Roman"/>
+                <w:noProof/>
+                <w:webHidden/>
+              </w:rPr>
+              <w:instrText xml:space="preserve"> PAGEREF _Toc240278427 \h </w:instrText>
+            </w:r>
+            <w:r>
+              <w:rPr>
+                <w:rFonts w:ascii="Times New Roman" w:hAnsi="Times New Roman" w:cs="Times New Roman"/>
+                <w:noProof/>
+                <w:webHidden/>
+              </w:rPr>
+            </w:r>
+            <w:r>
+              <w:rPr>
+                <w:rFonts w:ascii="Times New Roman" w:hAnsi="Times New Roman" w:cs="Times New Roman"/>
+                <w:noProof/>
+                <w:webHidden/>
+              </w:rPr>
+              <w:fldChar w:fldCharType="separate"/>
+            </w:r>
+            <w:r>
+              <w:rPr>
+                <w:rFonts w:ascii="Times New Roman" w:hAnsi="Times New Roman" w:cs="Times New Roman"/>
+                <w:noProof/>
+                <w:webHidden/>
+              </w:rPr>
+              <w:t>5</w:t>
+            </w:r>
+            <w:r>
+              <w:rPr>
+                <w:rFonts w:ascii="Times New Roman" w:hAnsi="Times New Roman" w:cs="Times New Roman"/>
+                <w:noProof/>
+                <w:webHidden/>
+              </w:rPr>
+              <w:fldChar w:fldCharType="end"/>
+            </w:r>
+          </w:hyperlink>
+        </w:p>
+        <w:p>
+          <w:pPr>
+            <w:pStyle w:val="TM1"/>
+            <w:tabs>
+              <w:tab w:val="right" w:leader="dot" w:pos="10096"/>
+            </w:tabs>
+            <w:rPr>
+              <w:rFonts w:ascii="Times New Roman" w:eastAsiaTheme="minorEastAsia" w:hAnsi="Times New Roman" w:cs="Times New Roman"/>
+              <w:noProof/>
+              <w:sz w:val="22"/>
+              <w:szCs w:val="22"/>
+              <w:lang w:val="fr-CM" w:eastAsia="fr-CM"/>
+            </w:rPr>
+          </w:pPr>
+          <w:hyperlink w:anchor="_Toc240278428" w:history="1">
+            <w:r>
+              <w:rPr>
+                <w:rStyle w:val="Lienhypertexte"/>
+                <w:rFonts w:ascii="Times New Roman" w:hAnsi="Times New Roman" w:cs="Times New Roman"/>
+                <w:noProof/>
+              </w:rPr>
+              <w:t>VI. Objectifs du projet</w:t>
+            </w:r>
+            <w:r>
+              <w:rPr>
+                <w:rFonts w:ascii="Times New Roman" w:hAnsi="Times New Roman" w:cs="Times New Roman"/>
+                <w:noProof/>
+                <w:webHidden/>
+              </w:rPr>
+              <w:tab/>
+            </w:r>
+            <w:r>
+              <w:rPr>
+                <w:rFonts w:ascii="Times New Roman" w:hAnsi="Times New Roman" w:cs="Times New Roman"/>
+                <w:noProof/>
+                <w:webHidden/>
+              </w:rPr>
+              <w:fldChar w:fldCharType="begin"/>
+            </w:r>
+            <w:r>
+              <w:rPr>
+                <w:rFonts w:ascii="Times New Roman" w:hAnsi="Times New Roman" w:cs="Times New Roman"/>
+                <w:noProof/>
+                <w:webHidden/>
+              </w:rPr>
+              <w:instrText xml:space="preserve"> PAGEREF _Toc240278428 \h </w:instrText>
+            </w:r>
+            <w:r>
+              <w:rPr>
+                <w:rFonts w:ascii="Times New Roman" w:hAnsi="Times New Roman" w:cs="Times New Roman"/>
+                <w:noProof/>
+                <w:webHidden/>
+              </w:rPr>
+            </w:r>
+            <w:r>
+              <w:rPr>
+                <w:rFonts w:ascii="Times New Roman" w:hAnsi="Times New Roman" w:cs="Times New Roman"/>
+                <w:noProof/>
+                <w:webHidden/>
+              </w:rPr>
+              <w:fldChar w:fldCharType="separate"/>
+            </w:r>
+            <w:r>
+              <w:rPr>
+                <w:rFonts w:ascii="Times New Roman" w:hAnsi="Times New Roman" w:cs="Times New Roman"/>
+                <w:noProof/>
+                <w:webHidden/>
+              </w:rPr>
+              <w:t>6</w:t>
+            </w:r>
+            <w:r>
+              <w:rPr>
+                <w:rFonts w:ascii="Times New Roman" w:hAnsi="Times New Roman" w:cs="Times New Roman"/>
+                <w:noProof/>
+                <w:webHidden/>
+              </w:rPr>
+              <w:fldChar w:fldCharType="end"/>
+            </w:r>
+          </w:hyperlink>
+        </w:p>
+        <w:p>
+          <w:pPr>
+            <w:pStyle w:val="TM2"/>
+            <w:tabs>
+              <w:tab w:val="right" w:leader="dot" w:pos="10096"/>
+            </w:tabs>
+            <w:rPr>
+              <w:rFonts w:ascii="Times New Roman" w:eastAsiaTheme="minorEastAsia" w:hAnsi="Times New Roman" w:cs="Times New Roman"/>
+              <w:noProof/>
+              <w:sz w:val="22"/>
+              <w:szCs w:val="22"/>
+              <w:lang w:val="fr-CM" w:eastAsia="fr-CM"/>
+            </w:rPr>
+          </w:pPr>
+          <w:hyperlink w:anchor="_Toc240278429" w:history="1">
+            <w:r>
+              <w:rPr>
+                <w:rStyle w:val="Lienhypertexte"/>
+                <w:rFonts w:ascii="Times New Roman" w:hAnsi="Times New Roman" w:cs="Times New Roman"/>
+                <w:noProof/>
+              </w:rPr>
+              <w:t>6.1 Objectif global</w:t>
+            </w:r>
+            <w:r>
+              <w:rPr>
+                <w:rFonts w:ascii="Times New Roman" w:hAnsi="Times New Roman" w:cs="Times New Roman"/>
+                <w:noProof/>
+                <w:webHidden/>
+              </w:rPr>
+              <w:tab/>
+            </w:r>
+            <w:r>
+              <w:rPr>
+                <w:rFonts w:ascii="Times New Roman" w:hAnsi="Times New Roman" w:cs="Times New Roman"/>
+                <w:noProof/>
+                <w:webHidden/>
+              </w:rPr>
+              <w:fldChar w:fldCharType="begin"/>
+            </w:r>
+            <w:r>
+              <w:rPr>
+                <w:rFonts w:ascii="Times New Roman" w:hAnsi="Times New Roman" w:cs="Times New Roman"/>
+                <w:noProof/>
+                <w:webHidden/>
+              </w:rPr>
+              <w:instrText xml:space="preserve"> PAGEREF _Toc240278429 \h </w:instrText>
+            </w:r>
+            <w:r>
+              <w:rPr>
+                <w:rFonts w:ascii="Times New Roman" w:hAnsi="Times New Roman" w:cs="Times New Roman"/>
+                <w:noProof/>
+                <w:webHidden/>
+              </w:rPr>
+            </w:r>
+            <w:r>
+              <w:rPr>
+                <w:rFonts w:ascii="Times New Roman" w:hAnsi="Times New Roman" w:cs="Times New Roman"/>
+                <w:noProof/>
+                <w:webHidden/>
+              </w:rPr>
+              <w:fldChar w:fldCharType="separate"/>
+            </w:r>
+            <w:r>
+              <w:rPr>
+                <w:rFonts w:ascii="Times New Roman" w:hAnsi="Times New Roman" w:cs="Times New Roman"/>
+                <w:noProof/>
+                <w:webHidden/>
+              </w:rPr>
+              <w:t>6</w:t>
+            </w:r>
+            <w:r>
+              <w:rPr>
+                <w:rFonts w:ascii="Times New Roman" w:hAnsi="Times New Roman" w:cs="Times New Roman"/>
+                <w:noProof/>
+                <w:webHidden/>
+              </w:rPr>
+              <w:fldChar w:fldCharType="end"/>
+            </w:r>
+          </w:hyperlink>
+        </w:p>
+        <w:p>
+          <w:pPr>
+            <w:pStyle w:val="TM2"/>
+            <w:tabs>
+              <w:tab w:val="right" w:leader="dot" w:pos="10096"/>
+            </w:tabs>
+            <w:rPr>
+              <w:rFonts w:ascii="Times New Roman" w:eastAsiaTheme="minorEastAsia" w:hAnsi="Times New Roman" w:cs="Times New Roman"/>
+              <w:noProof/>
+              <w:sz w:val="22"/>
+              <w:szCs w:val="22"/>
+              <w:lang w:val="fr-CM" w:eastAsia="fr-CM"/>
+            </w:rPr>
+          </w:pPr>
+          <w:hyperlink w:anchor="_Toc240278430" w:history="1">
+            <w:r>
+              <w:rPr>
+                <w:rStyle w:val="Lienhypertexte"/>
+                <w:rFonts w:ascii="Times New Roman" w:hAnsi="Times New Roman" w:cs="Times New Roman"/>
+                <w:noProof/>
+              </w:rPr>
+              <w:t>6.2 Objectifs spécifiques (SMART)</w:t>
+            </w:r>
+            <w:r>
+              <w:rPr>
+                <w:rFonts w:ascii="Times New Roman" w:hAnsi="Times New Roman" w:cs="Times New Roman"/>
+                <w:noProof/>
+                <w:webHidden/>
+              </w:rPr>
+              <w:tab/>
+            </w:r>
+            <w:r>
+              <w:rPr>
+                <w:rFonts w:ascii="Times New Roman" w:hAnsi="Times New Roman" w:cs="Times New Roman"/>
+                <w:noProof/>
+                <w:webHidden/>
+              </w:rPr>
+              <w:fldChar w:fldCharType="begin"/>
+            </w:r>
+            <w:r>
+              <w:rPr>
+                <w:rFonts w:ascii="Times New Roman" w:hAnsi="Times New Roman" w:cs="Times New Roman"/>
+                <w:noProof/>
+                <w:webHidden/>
+              </w:rPr>
+              <w:instrText xml:space="preserve"> PAGEREF _Toc240278430 \h </w:instrText>
+            </w:r>
+            <w:r>
+              <w:rPr>
+                <w:rFonts w:ascii="Times New Roman" w:hAnsi="Times New Roman" w:cs="Times New Roman"/>
+                <w:noProof/>
+                <w:webHidden/>
+              </w:rPr>
+            </w:r>
+            <w:r>
+              <w:rPr>
+                <w:rFonts w:ascii="Times New Roman" w:hAnsi="Times New Roman" w:cs="Times New Roman"/>
+                <w:noProof/>
+                <w:webHidden/>
+              </w:rPr>
+              <w:fldChar w:fldCharType="separate"/>
+            </w:r>
+            <w:r>
+              <w:rPr>
+                <w:rFonts w:ascii="Times New Roman" w:hAnsi="Times New Roman" w:cs="Times New Roman"/>
+                <w:noProof/>
+                <w:webHidden/>
+              </w:rPr>
+              <w:t>6</w:t>
+            </w:r>
+            <w:r>
+              <w:rPr>
+                <w:rFonts w:ascii="Times New Roman" w:hAnsi="Times New Roman" w:cs="Times New Roman"/>
+                <w:noProof/>
+                <w:webHidden/>
+              </w:rPr>
+              <w:fldChar w:fldCharType="end"/>
+            </w:r>
+          </w:hyperlink>
+        </w:p>
+        <w:p>
+          <w:pPr>
+            <w:pStyle w:val="TM1"/>
+            <w:tabs>
+              <w:tab w:val="right" w:leader="dot" w:pos="10096"/>
+            </w:tabs>
+            <w:rPr>
+              <w:rFonts w:ascii="Times New Roman" w:eastAsiaTheme="minorEastAsia" w:hAnsi="Times New Roman" w:cs="Times New Roman"/>
+              <w:noProof/>
+              <w:sz w:val="22"/>
+              <w:szCs w:val="22"/>
+              <w:lang w:val="fr-CM" w:eastAsia="fr-CM"/>
+            </w:rPr>
+          </w:pPr>
+          <w:hyperlink w:anchor="_Toc240278431" w:history="1">
+            <w:r>
+              <w:rPr>
+                <w:rStyle w:val="Lienhypertexte"/>
+                <w:rFonts w:ascii="Times New Roman" w:hAnsi="Times New Roman" w:cs="Times New Roman"/>
+                <w:noProof/>
+              </w:rPr>
+              <w:t>VII. Démarche méthodologique</w:t>
+            </w:r>
+            <w:r>
+              <w:rPr>
+                <w:rFonts w:ascii="Times New Roman" w:hAnsi="Times New Roman" w:cs="Times New Roman"/>
+                <w:noProof/>
+                <w:webHidden/>
+              </w:rPr>
+              <w:tab/>
+            </w:r>
+            <w:r>
+              <w:rPr>
+                <w:rFonts w:ascii="Times New Roman" w:hAnsi="Times New Roman" w:cs="Times New Roman"/>
+                <w:noProof/>
+                <w:webHidden/>
+              </w:rPr>
+              <w:fldChar w:fldCharType="begin"/>
+            </w:r>
+            <w:r>
+              <w:rPr>
+                <w:rFonts w:ascii="Times New Roman" w:hAnsi="Times New Roman" w:cs="Times New Roman"/>
+                <w:noProof/>
+                <w:webHidden/>
+              </w:rPr>
+              <w:instrText xml:space="preserve"> PAGEREF _Toc240278431 \h </w:instrText>
+            </w:r>
+            <w:r>
+              <w:rPr>
+                <w:rFonts w:ascii="Times New Roman" w:hAnsi="Times New Roman" w:cs="Times New Roman"/>
+                <w:noProof/>
+                <w:webHidden/>
+              </w:rPr>
+            </w:r>
+            <w:r>
+              <w:rPr>
+                <w:rFonts w:ascii="Times New Roman" w:hAnsi="Times New Roman" w:cs="Times New Roman"/>
+                <w:noProof/>
+                <w:webHidden/>
+              </w:rPr>
+              <w:fldChar w:fldCharType="separate"/>
+            </w:r>
+            <w:r>
+              <w:rPr>
+                <w:rFonts w:ascii="Times New Roman" w:hAnsi="Times New Roman" w:cs="Times New Roman"/>
+                <w:noProof/>
+                <w:webHidden/>
+              </w:rPr>
+              <w:t>6</w:t>
+            </w:r>
+            <w:r>
+              <w:rPr>
+                <w:rFonts w:ascii="Times New Roman" w:hAnsi="Times New Roman" w:cs="Times New Roman"/>
+                <w:noProof/>
+                <w:webHidden/>
+              </w:rPr>
+              <w:fldChar w:fldCharType="end"/>
+            </w:r>
+          </w:hyperlink>
+        </w:p>
+        <w:p>
+          <w:pPr>
+            <w:pStyle w:val="TM2"/>
+            <w:tabs>
+              <w:tab w:val="right" w:leader="dot" w:pos="10096"/>
+            </w:tabs>
+            <w:rPr>
+              <w:rFonts w:ascii="Times New Roman" w:eastAsiaTheme="minorEastAsia" w:hAnsi="Times New Roman" w:cs="Times New Roman"/>
+              <w:noProof/>
+              <w:sz w:val="22"/>
+              <w:szCs w:val="22"/>
+              <w:lang w:val="fr-CM" w:eastAsia="fr-CM"/>
+            </w:rPr>
+          </w:pPr>
+          <w:hyperlink w:anchor="_Toc240278432" w:history="1">
+            <w:r>
+              <w:rPr>
+                <w:rStyle w:val="Lienhypertexte"/>
+                <w:rFonts w:ascii="Times New Roman" w:hAnsi="Times New Roman" w:cs="Times New Roman"/>
+                <w:noProof/>
+              </w:rPr>
+              <w:t>7.1 Démarche de résolution du problème</w:t>
+            </w:r>
+            <w:r>
+              <w:rPr>
+                <w:rFonts w:ascii="Times New Roman" w:hAnsi="Times New Roman" w:cs="Times New Roman"/>
+                <w:noProof/>
+                <w:webHidden/>
+              </w:rPr>
+              <w:tab/>
+            </w:r>
+            <w:r>
+              <w:rPr>
+                <w:rFonts w:ascii="Times New Roman" w:hAnsi="Times New Roman" w:cs="Times New Roman"/>
+                <w:noProof/>
+                <w:webHidden/>
+              </w:rPr>
+              <w:fldChar w:fldCharType="begin"/>
+            </w:r>
+            <w:r>
+              <w:rPr>
+                <w:rFonts w:ascii="Times New Roman" w:hAnsi="Times New Roman" w:cs="Times New Roman"/>
+                <w:noProof/>
+                <w:webHidden/>
+              </w:rPr>
+              <w:instrText xml:space="preserve"> PAGEREF _Toc240278432 \h </w:instrText>
+            </w:r>
+            <w:r>
+              <w:rPr>
+                <w:rFonts w:ascii="Times New Roman" w:hAnsi="Times New Roman" w:cs="Times New Roman"/>
+                <w:noProof/>
+                <w:webHidden/>
+              </w:rPr>
+            </w:r>
+            <w:r>
+              <w:rPr>
+                <w:rFonts w:ascii="Times New Roman" w:hAnsi="Times New Roman" w:cs="Times New Roman"/>
+                <w:noProof/>
+                <w:webHidden/>
+              </w:rPr>
+              <w:fldChar w:fldCharType="separate"/>
+            </w:r>
+            <w:r>
+              <w:rPr>
+                <w:rFonts w:ascii="Times New Roman" w:hAnsi="Times New Roman" w:cs="Times New Roman"/>
+                <w:noProof/>
+                <w:webHidden/>
+              </w:rPr>
+              <w:t>6</w:t>
+            </w:r>
+            <w:r>
+              <w:rPr>
+                <w:rFonts w:ascii="Times New Roman" w:hAnsi="Times New Roman" w:cs="Times New Roman"/>
+                <w:noProof/>
+                <w:webHidden/>
+              </w:rPr>
+              <w:fldChar w:fldCharType="end"/>
+            </w:r>
+          </w:hyperlink>
+        </w:p>
+        <w:p>
+          <w:pPr>
+            <w:pStyle w:val="TM2"/>
+            <w:tabs>
+              <w:tab w:val="right" w:leader="dot" w:pos="10096"/>
+            </w:tabs>
+            <w:rPr>
+              <w:rFonts w:ascii="Times New Roman" w:eastAsiaTheme="minorEastAsia" w:hAnsi="Times New Roman" w:cs="Times New Roman"/>
+              <w:noProof/>
+              <w:sz w:val="22"/>
+              <w:szCs w:val="22"/>
+              <w:lang w:val="fr-CM" w:eastAsia="fr-CM"/>
+            </w:rPr>
+          </w:pPr>
+          <w:hyperlink w:anchor="_Toc240278433" w:history="1">
+            <w:r>
+              <w:rPr>
+                <w:rStyle w:val="Lienhypertexte"/>
+                <w:rFonts w:ascii="Times New Roman" w:hAnsi="Times New Roman" w:cs="Times New Roman"/>
+                <w:noProof/>
+              </w:rPr>
+              <w:t>7.2 Approche de réalisation</w:t>
+            </w:r>
+            <w:r>
+              <w:rPr>
+                <w:rFonts w:ascii="Times New Roman" w:hAnsi="Times New Roman" w:cs="Times New Roman"/>
+                <w:noProof/>
+                <w:webHidden/>
+              </w:rPr>
+              <w:tab/>
+            </w:r>
+            <w:r>
+              <w:rPr>
+                <w:rFonts w:ascii="Times New Roman" w:hAnsi="Times New Roman" w:cs="Times New Roman"/>
+                <w:noProof/>
+                <w:webHidden/>
+              </w:rPr>
+              <w:fldChar w:fldCharType="begin"/>
+            </w:r>
+            <w:r>
+              <w:rPr>
+                <w:rFonts w:ascii="Times New Roman" w:hAnsi="Times New Roman" w:cs="Times New Roman"/>
+                <w:noProof/>
+                <w:webHidden/>
+              </w:rPr>
+              <w:instrText xml:space="preserve"> PAGEREF _Toc240278433 \h </w:instrText>
+            </w:r>
+            <w:r>
+              <w:rPr>
+                <w:rFonts w:ascii="Times New Roman" w:hAnsi="Times New Roman" w:cs="Times New Roman"/>
+                <w:noProof/>
+                <w:webHidden/>
+              </w:rPr>
+            </w:r>
+            <w:r>
+              <w:rPr>
+                <w:rFonts w:ascii="Times New Roman" w:hAnsi="Times New Roman" w:cs="Times New Roman"/>
+                <w:noProof/>
+                <w:webHidden/>
+              </w:rPr>
+              <w:fldChar w:fldCharType="separate"/>
+            </w:r>
+            <w:r>
+              <w:rPr>
+                <w:rFonts w:ascii="Times New Roman" w:hAnsi="Times New Roman" w:cs="Times New Roman"/>
+                <w:noProof/>
+                <w:webHidden/>
+              </w:rPr>
+              <w:t>7</w:t>
+            </w:r>
+            <w:r>
+              <w:rPr>
+                <w:rFonts w:ascii="Times New Roman" w:hAnsi="Times New Roman" w:cs="Times New Roman"/>
+                <w:noProof/>
+                <w:webHidden/>
+              </w:rPr>
+              <w:fldChar w:fldCharType="end"/>
+            </w:r>
+          </w:hyperlink>
+        </w:p>
+        <w:p>
+          <w:pPr>
+            <w:pStyle w:val="TM2"/>
+            <w:tabs>
+              <w:tab w:val="right" w:leader="dot" w:pos="10096"/>
+            </w:tabs>
+            <w:rPr>
+              <w:rFonts w:ascii="Times New Roman" w:eastAsiaTheme="minorEastAsia" w:hAnsi="Times New Roman" w:cs="Times New Roman"/>
+              <w:noProof/>
+              <w:sz w:val="22"/>
+              <w:szCs w:val="22"/>
+              <w:lang w:val="fr-CM" w:eastAsia="fr-CM"/>
+            </w:rPr>
+          </w:pPr>
+          <w:hyperlink w:anchor="_Toc240278434" w:history="1">
+            <w:r>
+              <w:rPr>
+                <w:rStyle w:val="Lienhypertexte"/>
+                <w:rFonts w:ascii="Times New Roman" w:hAnsi="Times New Roman" w:cs="Times New Roman"/>
+                <w:noProof/>
+              </w:rPr>
+              <w:t>7.3 Phases du projet</w:t>
+            </w:r>
+            <w:r>
+              <w:rPr>
+                <w:rFonts w:ascii="Times New Roman" w:hAnsi="Times New Roman" w:cs="Times New Roman"/>
+                <w:noProof/>
+                <w:webHidden/>
+              </w:rPr>
+              <w:tab/>
+            </w:r>
+            <w:r>
+              <w:rPr>
+                <w:rFonts w:ascii="Times New Roman" w:hAnsi="Times New Roman" w:cs="Times New Roman"/>
+                <w:noProof/>
+                <w:webHidden/>
+              </w:rPr>
+              <w:fldChar w:fldCharType="begin"/>
+            </w:r>
+            <w:r>
+              <w:rPr>
+                <w:rFonts w:ascii="Times New Roman" w:hAnsi="Times New Roman" w:cs="Times New Roman"/>
+                <w:noProof/>
+                <w:webHidden/>
+              </w:rPr>
+              <w:instrText xml:space="preserve"> PAGEREF _Toc240278434 \h </w:instrText>
+            </w:r>
+            <w:r>
+              <w:rPr>
+                <w:rFonts w:ascii="Times New Roman" w:hAnsi="Times New Roman" w:cs="Times New Roman"/>
+                <w:noProof/>
+                <w:webHidden/>
+              </w:rPr>
+            </w:r>
+            <w:r>
+              <w:rPr>
+                <w:rFonts w:ascii="Times New Roman" w:hAnsi="Times New Roman" w:cs="Times New Roman"/>
+                <w:noProof/>
+                <w:webHidden/>
+              </w:rPr>
+              <w:fldChar w:fldCharType="separate"/>
+            </w:r>
+            <w:r>
+              <w:rPr>
+                <w:rFonts w:ascii="Times New Roman" w:hAnsi="Times New Roman" w:cs="Times New Roman"/>
+                <w:noProof/>
+                <w:webHidden/>
+              </w:rPr>
+              <w:t>7</w:t>
+            </w:r>
+            <w:r>
+              <w:rPr>
+                <w:rFonts w:ascii="Times New Roman" w:hAnsi="Times New Roman" w:cs="Times New Roman"/>
+                <w:noProof/>
+                <w:webHidden/>
+              </w:rPr>
+              <w:fldChar w:fldCharType="end"/>
+            </w:r>
+          </w:hyperlink>
+        </w:p>
+        <w:p>
+          <w:pPr>
+            <w:pStyle w:val="TM1"/>
+            <w:tabs>
+              <w:tab w:val="right" w:leader="dot" w:pos="10096"/>
+            </w:tabs>
+            <w:rPr>
+              <w:rFonts w:ascii="Times New Roman" w:eastAsiaTheme="minorEastAsia" w:hAnsi="Times New Roman" w:cs="Times New Roman"/>
+              <w:noProof/>
+              <w:sz w:val="22"/>
+              <w:szCs w:val="22"/>
+              <w:lang w:val="fr-CM" w:eastAsia="fr-CM"/>
+            </w:rPr>
+          </w:pPr>
+          <w:hyperlink w:anchor="_Toc240278435" w:history="1">
+            <w:r>
+              <w:rPr>
+                <w:rStyle w:val="Lienhypertexte"/>
+                <w:rFonts w:ascii="Times New Roman" w:hAnsi="Times New Roman" w:cs="Times New Roman"/>
+                <w:noProof/>
+              </w:rPr>
+              <w:t>VIII. Planning prévisionnel</w:t>
+            </w:r>
+            <w:r>
+              <w:rPr>
+                <w:rFonts w:ascii="Times New Roman" w:hAnsi="Times New Roman" w:cs="Times New Roman"/>
+                <w:noProof/>
+                <w:webHidden/>
+              </w:rPr>
+              <w:tab/>
+            </w:r>
+            <w:r>
+              <w:rPr>
+                <w:rFonts w:ascii="Times New Roman" w:hAnsi="Times New Roman" w:cs="Times New Roman"/>
+                <w:noProof/>
+                <w:webHidden/>
+              </w:rPr>
+              <w:fldChar w:fldCharType="begin"/>
+            </w:r>
+            <w:r>
+              <w:rPr>
+                <w:rFonts w:ascii="Times New Roman" w:hAnsi="Times New Roman" w:cs="Times New Roman"/>
+                <w:noProof/>
+                <w:webHidden/>
+              </w:rPr>
+              <w:instrText xml:space="preserve"> PAGEREF _Toc240278435 \h </w:instrText>
+            </w:r>
+            <w:r>
+              <w:rPr>
+                <w:rFonts w:ascii="Times New Roman" w:hAnsi="Times New Roman" w:cs="Times New Roman"/>
+                <w:noProof/>
+                <w:webHidden/>
+              </w:rPr>
+            </w:r>
+            <w:r>
+              <w:rPr>
+                <w:rFonts w:ascii="Times New Roman" w:hAnsi="Times New Roman" w:cs="Times New Roman"/>
+                <w:noProof/>
+                <w:webHidden/>
+              </w:rPr>
+              <w:fldChar w:fldCharType="separate"/>
+            </w:r>
+            <w:r>
+              <w:rPr>
+                <w:rFonts w:ascii="Times New Roman" w:hAnsi="Times New Roman" w:cs="Times New Roman"/>
+                <w:noProof/>
+                <w:webHidden/>
+              </w:rPr>
+              <w:t>7</w:t>
+            </w:r>
+            <w:r>
+              <w:rPr>
+                <w:rFonts w:ascii="Times New Roman" w:hAnsi="Times New Roman" w:cs="Times New Roman"/>
+                <w:noProof/>
+                <w:webHidden/>
+              </w:rPr>
+              <w:fldChar w:fldCharType="end"/>
+            </w:r>
+          </w:hyperlink>
+        </w:p>
+        <w:p>
+          <w:pPr>
+            <w:pStyle w:val="TM2"/>
+            <w:tabs>
+              <w:tab w:val="right" w:leader="dot" w:pos="10096"/>
+            </w:tabs>
+            <w:rPr>
+              <w:rFonts w:ascii="Times New Roman" w:eastAsiaTheme="minorEastAsia" w:hAnsi="Times New Roman" w:cs="Times New Roman"/>
+              <w:noProof/>
+              <w:sz w:val="22"/>
+              <w:szCs w:val="22"/>
+              <w:lang w:val="fr-CM" w:eastAsia="fr-CM"/>
+            </w:rPr>
+          </w:pPr>
+          <w:hyperlink w:anchor="_Toc240278436" w:history="1">
+            <w:r>
+              <w:rPr>
+                <w:rStyle w:val="Lienhypertexte"/>
+                <w:rFonts w:ascii="Times New Roman" w:hAnsi="Times New Roman" w:cs="Times New Roman"/>
+                <w:noProof/>
+              </w:rPr>
+              <w:t>8.1 Chronogramme des activités</w:t>
+            </w:r>
+            <w:r>
+              <w:rPr>
+                <w:rFonts w:ascii="Times New Roman" w:hAnsi="Times New Roman" w:cs="Times New Roman"/>
+                <w:noProof/>
+                <w:webHidden/>
+              </w:rPr>
+              <w:tab/>
+            </w:r>
+            <w:r>
+              <w:rPr>
+                <w:rFonts w:ascii="Times New Roman" w:hAnsi="Times New Roman" w:cs="Times New Roman"/>
+                <w:noProof/>
+                <w:webHidden/>
+              </w:rPr>
+              <w:fldChar w:fldCharType="begin"/>
+            </w:r>
+            <w:r>
+              <w:rPr>
+                <w:rFonts w:ascii="Times New Roman" w:hAnsi="Times New Roman" w:cs="Times New Roman"/>
+                <w:noProof/>
+                <w:webHidden/>
+              </w:rPr>
+              <w:instrText xml:space="preserve"> PAGEREF _Toc240278436 \h </w:instrText>
+            </w:r>
+            <w:r>
+              <w:rPr>
+                <w:rFonts w:ascii="Times New Roman" w:hAnsi="Times New Roman" w:cs="Times New Roman"/>
+                <w:noProof/>
+                <w:webHidden/>
+              </w:rPr>
+            </w:r>
+            <w:r>
+              <w:rPr>
+                <w:rFonts w:ascii="Times New Roman" w:hAnsi="Times New Roman" w:cs="Times New Roman"/>
+                <w:noProof/>
+                <w:webHidden/>
+              </w:rPr>
+              <w:fldChar w:fldCharType="separate"/>
+            </w:r>
+            <w:r>
+              <w:rPr>
+                <w:rFonts w:ascii="Times New Roman" w:hAnsi="Times New Roman" w:cs="Times New Roman"/>
+                <w:noProof/>
+                <w:webHidden/>
+              </w:rPr>
+              <w:t>7</w:t>
+            </w:r>
+            <w:r>
+              <w:rPr>
+                <w:rFonts w:ascii="Times New Roman" w:hAnsi="Times New Roman" w:cs="Times New Roman"/>
+                <w:noProof/>
+                <w:webHidden/>
+              </w:rPr>
+              <w:fldChar w:fldCharType="end"/>
+            </w:r>
+          </w:hyperlink>
+        </w:p>
+        <w:p>
+          <w:pPr>
+            <w:pStyle w:val="TM2"/>
+            <w:tabs>
+              <w:tab w:val="right" w:leader="dot" w:pos="10096"/>
+            </w:tabs>
+            <w:rPr>
+              <w:rFonts w:ascii="Times New Roman" w:eastAsiaTheme="minorEastAsia" w:hAnsi="Times New Roman" w:cs="Times New Roman"/>
+              <w:noProof/>
+              <w:sz w:val="22"/>
+              <w:szCs w:val="22"/>
+              <w:lang w:val="fr-CM" w:eastAsia="fr-CM"/>
+            </w:rPr>
+          </w:pPr>
+          <w:hyperlink w:anchor="_Toc240278437" w:history="1">
+            <w:r>
+              <w:rPr>
+                <w:rStyle w:val="Lienhypertexte"/>
+                <w:rFonts w:ascii="Times New Roman" w:hAnsi="Times New Roman" w:cs="Times New Roman"/>
+                <w:noProof/>
+              </w:rPr>
+              <w:t>8.2 Jalons majeurs et délais</w:t>
+            </w:r>
+            <w:r>
+              <w:rPr>
+                <w:rFonts w:ascii="Times New Roman" w:hAnsi="Times New Roman" w:cs="Times New Roman"/>
+                <w:noProof/>
+                <w:webHidden/>
+              </w:rPr>
+              <w:tab/>
+            </w:r>
+            <w:r>
+              <w:rPr>
+                <w:rFonts w:ascii="Times New Roman" w:hAnsi="Times New Roman" w:cs="Times New Roman"/>
+                <w:noProof/>
+                <w:webHidden/>
+              </w:rPr>
+              <w:fldChar w:fldCharType="begin"/>
+            </w:r>
+            <w:r>
+              <w:rPr>
+                <w:rFonts w:ascii="Times New Roman" w:hAnsi="Times New Roman" w:cs="Times New Roman"/>
+                <w:noProof/>
+                <w:webHidden/>
+              </w:rPr>
+              <w:instrText xml:space="preserve"> PAGEREF _Toc240278437 \h </w:instrText>
+            </w:r>
+            <w:r>
+              <w:rPr>
+                <w:rFonts w:ascii="Times New Roman" w:hAnsi="Times New Roman" w:cs="Times New Roman"/>
+                <w:noProof/>
+                <w:webHidden/>
+              </w:rPr>
+            </w:r>
+            <w:r>
+              <w:rPr>
+                <w:rFonts w:ascii="Times New Roman" w:hAnsi="Times New Roman" w:cs="Times New Roman"/>
+                <w:noProof/>
+                <w:webHidden/>
+              </w:rPr>
+              <w:fldChar w:fldCharType="separate"/>
+            </w:r>
+            <w:r>
+              <w:rPr>
+                <w:rFonts w:ascii="Times New Roman" w:hAnsi="Times New Roman" w:cs="Times New Roman"/>
+                <w:noProof/>
+                <w:webHidden/>
+              </w:rPr>
+              <w:t>8</w:t>
+            </w:r>
+            <w:r>
+              <w:rPr>
+                <w:rFonts w:ascii="Times New Roman" w:hAnsi="Times New Roman" w:cs="Times New Roman"/>
+                <w:noProof/>
+                <w:webHidden/>
+              </w:rPr>
+              <w:fldChar w:fldCharType="end"/>
+            </w:r>
+          </w:hyperlink>
+        </w:p>
+        <w:p>
+          <w:pPr>
+            <w:pStyle w:val="TM1"/>
+            <w:tabs>
+              <w:tab w:val="right" w:leader="dot" w:pos="10096"/>
+            </w:tabs>
+            <w:rPr>
+              <w:rFonts w:ascii="Times New Roman" w:eastAsiaTheme="minorEastAsia" w:hAnsi="Times New Roman" w:cs="Times New Roman"/>
+              <w:noProof/>
+              <w:sz w:val="22"/>
+              <w:szCs w:val="22"/>
+              <w:lang w:val="fr-CM" w:eastAsia="fr-CM"/>
+            </w:rPr>
+          </w:pPr>
+          <w:hyperlink w:anchor="_Toc240278438" w:history="1">
+            <w:r>
+              <w:rPr>
+                <w:rStyle w:val="Lienhypertexte"/>
+                <w:rFonts w:ascii="Times New Roman" w:hAnsi="Times New Roman" w:cs="Times New Roman"/>
+                <w:noProof/>
+              </w:rPr>
+              <w:t>IX. Cadre d'accompagnement et ressources</w:t>
+            </w:r>
+            <w:r>
+              <w:rPr>
+                <w:rFonts w:ascii="Times New Roman" w:hAnsi="Times New Roman" w:cs="Times New Roman"/>
+                <w:noProof/>
+                <w:webHidden/>
+              </w:rPr>
+              <w:tab/>
+            </w:r>
+            <w:r>
+              <w:rPr>
+                <w:rFonts w:ascii="Times New Roman" w:hAnsi="Times New Roman" w:cs="Times New Roman"/>
+                <w:noProof/>
+                <w:webHidden/>
+              </w:rPr>
+              <w:fldChar w:fldCharType="begin"/>
+            </w:r>
+            <w:r>
+              <w:rPr>
+                <w:rFonts w:ascii="Times New Roman" w:hAnsi="Times New Roman" w:cs="Times New Roman"/>
+                <w:noProof/>
+                <w:webHidden/>
+              </w:rPr>
+              <w:instrText xml:space="preserve"> PAGEREF _Toc240278438 \h </w:instrText>
+            </w:r>
+            <w:r>
+              <w:rPr>
+                <w:rFonts w:ascii="Times New Roman" w:hAnsi="Times New Roman" w:cs="Times New Roman"/>
+                <w:noProof/>
+                <w:webHidden/>
+              </w:rPr>
+            </w:r>
+            <w:r>
+              <w:rPr>
+                <w:rFonts w:ascii="Times New Roman" w:hAnsi="Times New Roman" w:cs="Times New Roman"/>
+                <w:noProof/>
+                <w:webHidden/>
+              </w:rPr>
+              <w:fldChar w:fldCharType="separate"/>
+            </w:r>
+            <w:r>
+              <w:rPr>
+                <w:rFonts w:ascii="Times New Roman" w:hAnsi="Times New Roman" w:cs="Times New Roman"/>
+                <w:noProof/>
+                <w:webHidden/>
+              </w:rPr>
+              <w:t>8</w:t>
+            </w:r>
+            <w:r>
+              <w:rPr>
+                <w:rFonts w:ascii="Times New Roman" w:hAnsi="Times New Roman" w:cs="Times New Roman"/>
+                <w:noProof/>
+                <w:webHidden/>
+              </w:rPr>
+              <w:fldChar w:fldCharType="end"/>
+            </w:r>
+          </w:hyperlink>
+        </w:p>
+        <w:p>
+          <w:pPr>
+            <w:pStyle w:val="TM2"/>
+            <w:tabs>
+              <w:tab w:val="right" w:leader="dot" w:pos="10096"/>
+            </w:tabs>
+            <w:rPr>
+              <w:rFonts w:ascii="Times New Roman" w:eastAsiaTheme="minorEastAsia" w:hAnsi="Times New Roman" w:cs="Times New Roman"/>
+              <w:noProof/>
+              <w:sz w:val="22"/>
+              <w:szCs w:val="22"/>
+              <w:lang w:val="fr-CM" w:eastAsia="fr-CM"/>
+            </w:rPr>
+          </w:pPr>
+          <w:hyperlink w:anchor="_Toc240278439" w:history="1">
+            <w:r>
+              <w:rPr>
+                <w:rStyle w:val="Lienhypertexte"/>
+                <w:rFonts w:ascii="Times New Roman" w:hAnsi="Times New Roman" w:cs="Times New Roman"/>
+                <w:noProof/>
+              </w:rPr>
+              <w:t>9.1 Ressources humaines</w:t>
+            </w:r>
+            <w:r>
+              <w:rPr>
+                <w:rFonts w:ascii="Times New Roman" w:hAnsi="Times New Roman" w:cs="Times New Roman"/>
+                <w:noProof/>
+                <w:webHidden/>
+              </w:rPr>
+              <w:tab/>
+            </w:r>
+            <w:r>
+              <w:rPr>
+                <w:rFonts w:ascii="Times New Roman" w:hAnsi="Times New Roman" w:cs="Times New Roman"/>
+                <w:noProof/>
+                <w:webHidden/>
+              </w:rPr>
+              <w:fldChar w:fldCharType="begin"/>
+            </w:r>
+            <w:r>
+              <w:rPr>
+                <w:rFonts w:ascii="Times New Roman" w:hAnsi="Times New Roman" w:cs="Times New Roman"/>
+                <w:noProof/>
+                <w:webHidden/>
+              </w:rPr>
+              <w:instrText xml:space="preserve"> PAGEREF _Toc240278439 \h </w:instrText>
+            </w:r>
+            <w:r>
+              <w:rPr>
+                <w:rFonts w:ascii="Times New Roman" w:hAnsi="Times New Roman" w:cs="Times New Roman"/>
+                <w:noProof/>
+                <w:webHidden/>
+              </w:rPr>
+            </w:r>
+            <w:r>
+              <w:rPr>
+                <w:rFonts w:ascii="Times New Roman" w:hAnsi="Times New Roman" w:cs="Times New Roman"/>
+                <w:noProof/>
+                <w:webHidden/>
+              </w:rPr>
+              <w:fldChar w:fldCharType="separate"/>
+            </w:r>
+            <w:r>
+              <w:rPr>
+                <w:rFonts w:ascii="Times New Roman" w:hAnsi="Times New Roman" w:cs="Times New Roman"/>
+                <w:noProof/>
+                <w:webHidden/>
+              </w:rPr>
+              <w:t>8</w:t>
+            </w:r>
+            <w:r>
+              <w:rPr>
+                <w:rFonts w:ascii="Times New Roman" w:hAnsi="Times New Roman" w:cs="Times New Roman"/>
+                <w:noProof/>
+                <w:webHidden/>
+              </w:rPr>
+              <w:fldChar w:fldCharType="end"/>
+            </w:r>
+          </w:hyperlink>
+        </w:p>
+        <w:p>
+          <w:pPr>
+            <w:pStyle w:val="TM2"/>
+            <w:tabs>
+              <w:tab w:val="right" w:leader="dot" w:pos="10096"/>
+            </w:tabs>
+            <w:rPr>
+              <w:rFonts w:ascii="Times New Roman" w:eastAsiaTheme="minorEastAsia" w:hAnsi="Times New Roman" w:cs="Times New Roman"/>
+              <w:noProof/>
+              <w:sz w:val="22"/>
+              <w:szCs w:val="22"/>
+              <w:lang w:val="fr-CM" w:eastAsia="fr-CM"/>
+            </w:rPr>
+          </w:pPr>
+          <w:hyperlink w:anchor="_Toc240278440" w:history="1">
+            <w:r>
+              <w:rPr>
+                <w:rStyle w:val="Lienhypertexte"/>
+                <w:rFonts w:ascii="Times New Roman" w:hAnsi="Times New Roman" w:cs="Times New Roman"/>
+                <w:noProof/>
+              </w:rPr>
+              <w:t>9.2 Infrastructure et outils techniques</w:t>
+            </w:r>
+            <w:r>
+              <w:rPr>
+                <w:rFonts w:ascii="Times New Roman" w:hAnsi="Times New Roman" w:cs="Times New Roman"/>
+                <w:noProof/>
+                <w:webHidden/>
+              </w:rPr>
+              <w:tab/>
+            </w:r>
+            <w:r>
+              <w:rPr>
+                <w:rFonts w:ascii="Times New Roman" w:hAnsi="Times New Roman" w:cs="Times New Roman"/>
+                <w:noProof/>
+                <w:webHidden/>
+              </w:rPr>
+              <w:fldChar w:fldCharType="begin"/>
+            </w:r>
+            <w:r>
+              <w:rPr>
+                <w:rFonts w:ascii="Times New Roman" w:hAnsi="Times New Roman" w:cs="Times New Roman"/>
+                <w:noProof/>
+                <w:webHidden/>
+              </w:rPr>
+              <w:instrText xml:space="preserve"> PAGEREF _Toc240278440 \h </w:instrText>
+            </w:r>
+            <w:r>
+              <w:rPr>
+                <w:rFonts w:ascii="Times New Roman" w:hAnsi="Times New Roman" w:cs="Times New Roman"/>
+                <w:noProof/>
+                <w:webHidden/>
+              </w:rPr>
+            </w:r>
+            <w:r>
+              <w:rPr>
+                <w:rFonts w:ascii="Times New Roman" w:hAnsi="Times New Roman" w:cs="Times New Roman"/>
+                <w:noProof/>
+                <w:webHidden/>
+              </w:rPr>
+              <w:fldChar w:fldCharType="separate"/>
+            </w:r>
+            <w:r>
+              <w:rPr>
+                <w:rFonts w:ascii="Times New Roman" w:hAnsi="Times New Roman" w:cs="Times New Roman"/>
+                <w:noProof/>
+                <w:webHidden/>
+              </w:rPr>
+              <w:t>8</w:t>
+            </w:r>
+            <w:r>
+              <w:rPr>
+                <w:rFonts w:ascii="Times New Roman" w:hAnsi="Times New Roman" w:cs="Times New Roman"/>
+                <w:noProof/>
+                <w:webHidden/>
+              </w:rPr>
+              <w:fldChar w:fldCharType="end"/>
+            </w:r>
+          </w:hyperlink>
+        </w:p>
+        <w:p>
+          <w:pPr>
+            <w:pStyle w:val="TM1"/>
+            <w:tabs>
+              <w:tab w:val="right" w:leader="dot" w:pos="10096"/>
+            </w:tabs>
+            <w:rPr>
+              <w:rFonts w:ascii="Times New Roman" w:eastAsiaTheme="minorEastAsia" w:hAnsi="Times New Roman" w:cs="Times New Roman"/>
+              <w:noProof/>
+              <w:sz w:val="22"/>
+              <w:szCs w:val="22"/>
+              <w:lang w:val="fr-CM" w:eastAsia="fr-CM"/>
+            </w:rPr>
+          </w:pPr>
+          <w:hyperlink w:anchor="_Toc240278441" w:history="1">
+            <w:r>
+              <w:rPr>
+                <w:rStyle w:val="Lienhypertexte"/>
+                <w:rFonts w:ascii="Times New Roman" w:hAnsi="Times New Roman" w:cs="Times New Roman"/>
+                <w:noProof/>
+              </w:rPr>
+              <w:t>X. Plus-value et indicateurs de succès</w:t>
+            </w:r>
+            <w:r>
+              <w:rPr>
+                <w:rFonts w:ascii="Times New Roman" w:hAnsi="Times New Roman" w:cs="Times New Roman"/>
+                <w:noProof/>
+                <w:webHidden/>
+              </w:rPr>
+              <w:tab/>
+            </w:r>
+            <w:r>
+              <w:rPr>
+                <w:rFonts w:ascii="Times New Roman" w:hAnsi="Times New Roman" w:cs="Times New Roman"/>
+                <w:noProof/>
+                <w:webHidden/>
+              </w:rPr>
+              <w:fldChar w:fldCharType="begin"/>
+            </w:r>
+            <w:r>
+              <w:rPr>
+                <w:rFonts w:ascii="Times New Roman" w:hAnsi="Times New Roman" w:cs="Times New Roman"/>
+                <w:noProof/>
+                <w:webHidden/>
+              </w:rPr>
+              <w:instrText xml:space="preserve"> PAGEREF _Toc240278441 \h </w:instrText>
+            </w:r>
+            <w:r>
+              <w:rPr>
+                <w:rFonts w:ascii="Times New Roman" w:hAnsi="Times New Roman" w:cs="Times New Roman"/>
+                <w:noProof/>
+                <w:webHidden/>
+              </w:rPr>
+            </w:r>
+            <w:r>
+              <w:rPr>
+                <w:rFonts w:ascii="Times New Roman" w:hAnsi="Times New Roman" w:cs="Times New Roman"/>
+                <w:noProof/>
+                <w:webHidden/>
+              </w:rPr>
+              <w:fldChar w:fldCharType="separate"/>
+            </w:r>
+            <w:r>
+              <w:rPr>
+                <w:rFonts w:ascii="Times New Roman" w:hAnsi="Times New Roman" w:cs="Times New Roman"/>
+                <w:noProof/>
+                <w:webHidden/>
+              </w:rPr>
+              <w:t>8</w:t>
+            </w:r>
+            <w:r>
+              <w:rPr>
+                <w:rFonts w:ascii="Times New Roman" w:hAnsi="Times New Roman" w:cs="Times New Roman"/>
+                <w:noProof/>
+                <w:webHidden/>
+              </w:rPr>
+              <w:fldChar w:fldCharType="end"/>
+            </w:r>
+          </w:hyperlink>
+        </w:p>
+        <w:p>
+          <w:pPr>
+            <w:pStyle w:val="TM2"/>
+            <w:tabs>
+              <w:tab w:val="right" w:leader="dot" w:pos="10096"/>
+            </w:tabs>
+            <w:rPr>
+              <w:rFonts w:ascii="Times New Roman" w:eastAsiaTheme="minorEastAsia" w:hAnsi="Times New Roman" w:cs="Times New Roman"/>
+              <w:noProof/>
+              <w:sz w:val="22"/>
+              <w:szCs w:val="22"/>
+              <w:lang w:val="fr-CM" w:eastAsia="fr-CM"/>
+            </w:rPr>
+          </w:pPr>
+          <w:hyperlink w:anchor="_Toc240278442" w:history="1">
+            <w:r>
+              <w:rPr>
+                <w:rStyle w:val="Lienhypertexte"/>
+                <w:rFonts w:ascii="Times New Roman" w:hAnsi="Times New Roman" w:cs="Times New Roman"/>
+                <w:noProof/>
+              </w:rPr>
+              <w:t>10.1 Gains qualitatifs et quantitatifs</w:t>
+            </w:r>
+            <w:r>
+              <w:rPr>
+                <w:rFonts w:ascii="Times New Roman" w:hAnsi="Times New Roman" w:cs="Times New Roman"/>
+                <w:noProof/>
+                <w:webHidden/>
+              </w:rPr>
+              <w:tab/>
+            </w:r>
+            <w:r>
+              <w:rPr>
+                <w:rFonts w:ascii="Times New Roman" w:hAnsi="Times New Roman" w:cs="Times New Roman"/>
+                <w:noProof/>
+                <w:webHidden/>
+              </w:rPr>
+              <w:fldChar w:fldCharType="begin"/>
+            </w:r>
+            <w:r>
+              <w:rPr>
+                <w:rFonts w:ascii="Times New Roman" w:hAnsi="Times New Roman" w:cs="Times New Roman"/>
+                <w:noProof/>
+                <w:webHidden/>
+              </w:rPr>
+              <w:instrText xml:space="preserve"> PAGEREF _Toc240278442 \h </w:instrText>
+            </w:r>
+            <w:r>
+              <w:rPr>
+                <w:rFonts w:ascii="Times New Roman" w:hAnsi="Times New Roman" w:cs="Times New Roman"/>
+                <w:noProof/>
+                <w:webHidden/>
+              </w:rPr>
+            </w:r>
+            <w:r>
+              <w:rPr>
+                <w:rFonts w:ascii="Times New Roman" w:hAnsi="Times New Roman" w:cs="Times New Roman"/>
+                <w:noProof/>
+                <w:webHidden/>
+              </w:rPr>
+              <w:fldChar w:fldCharType="separate"/>
+            </w:r>
+            <w:r>
+              <w:rPr>
+                <w:rFonts w:ascii="Times New Roman" w:hAnsi="Times New Roman" w:cs="Times New Roman"/>
+                <w:noProof/>
+                <w:webHidden/>
+              </w:rPr>
+              <w:t>8</w:t>
+            </w:r>
+            <w:r>
+              <w:rPr>
+                <w:rFonts w:ascii="Times New Roman" w:hAnsi="Times New Roman" w:cs="Times New Roman"/>
+                <w:noProof/>
+                <w:webHidden/>
+              </w:rPr>
+              <w:fldChar w:fldCharType="end"/>
+            </w:r>
+          </w:hyperlink>
+        </w:p>
+        <w:p>
+          <w:pPr>
+            <w:pStyle w:val="TM2"/>
+            <w:tabs>
+              <w:tab w:val="right" w:leader="dot" w:pos="10096"/>
+            </w:tabs>
+            <w:rPr>
+              <w:rFonts w:ascii="Times New Roman" w:eastAsiaTheme="minorEastAsia" w:hAnsi="Times New Roman" w:cs="Times New Roman"/>
+              <w:noProof/>
+              <w:sz w:val="22"/>
+              <w:szCs w:val="22"/>
+              <w:lang w:val="fr-CM" w:eastAsia="fr-CM"/>
+            </w:rPr>
+          </w:pPr>
+          <w:hyperlink w:anchor="_Toc240278443" w:history="1">
+            <w:r>
+              <w:rPr>
+                <w:rStyle w:val="Lienhypertexte"/>
+                <w:rFonts w:ascii="Times New Roman" w:hAnsi="Times New Roman" w:cs="Times New Roman"/>
+                <w:noProof/>
+              </w:rPr>
+              <w:t>10.2 Indicateurs de performance (KPI)</w:t>
+            </w:r>
+            <w:r>
+              <w:rPr>
+                <w:rFonts w:ascii="Times New Roman" w:hAnsi="Times New Roman" w:cs="Times New Roman"/>
+                <w:noProof/>
+                <w:webHidden/>
+              </w:rPr>
+              <w:tab/>
+            </w:r>
+            <w:r>
+              <w:rPr>
+                <w:rFonts w:ascii="Times New Roman" w:hAnsi="Times New Roman" w:cs="Times New Roman"/>
+                <w:noProof/>
+                <w:webHidden/>
+              </w:rPr>
+              <w:fldChar w:fldCharType="begin"/>
+            </w:r>
+            <w:r>
+              <w:rPr>
+                <w:rFonts w:ascii="Times New Roman" w:hAnsi="Times New Roman" w:cs="Times New Roman"/>
+                <w:noProof/>
+                <w:webHidden/>
+              </w:rPr>
+              <w:instrText xml:space="preserve"> PAGEREF _Toc240278443 \h </w:instrText>
+            </w:r>
+            <w:r>
+              <w:rPr>
+                <w:rFonts w:ascii="Times New Roman" w:hAnsi="Times New Roman" w:cs="Times New Roman"/>
+                <w:noProof/>
+                <w:webHidden/>
+              </w:rPr>
+            </w:r>
+            <w:r>
+              <w:rPr>
+                <w:rFonts w:ascii="Times New Roman" w:hAnsi="Times New Roman" w:cs="Times New Roman"/>
+                <w:noProof/>
+                <w:webHidden/>
+              </w:rPr>
+              <w:fldChar w:fldCharType="separate"/>
+            </w:r>
+            <w:r>
+              <w:rPr>
+                <w:rFonts w:ascii="Times New Roman" w:hAnsi="Times New Roman" w:cs="Times New Roman"/>
+                <w:noProof/>
+                <w:webHidden/>
+              </w:rPr>
+              <w:t>9</w:t>
+            </w:r>
+            <w:r>
+              <w:rPr>
+                <w:rFonts w:ascii="Times New Roman" w:hAnsi="Times New Roman" w:cs="Times New Roman"/>
+                <w:noProof/>
+                <w:webHidden/>
+              </w:rPr>
+              <w:fldChar w:fldCharType="end"/>
+            </w:r>
+          </w:hyperlink>
+        </w:p>
+        <w:p>
+          <w:pPr>
+            <w:pStyle w:val="TM1"/>
+            <w:tabs>
+              <w:tab w:val="right" w:leader="dot" w:pos="10096"/>
+            </w:tabs>
+            <w:rPr>
+              <w:rFonts w:ascii="Times New Roman" w:eastAsiaTheme="minorEastAsia" w:hAnsi="Times New Roman" w:cs="Times New Roman"/>
+              <w:noProof/>
+              <w:sz w:val="22"/>
+              <w:szCs w:val="22"/>
+              <w:lang w:val="fr-CM" w:eastAsia="fr-CM"/>
+            </w:rPr>
+          </w:pPr>
+          <w:hyperlink w:anchor="_Toc240278444" w:history="1">
+            <w:r>
+              <w:rPr>
+                <w:rStyle w:val="Lienhypertexte"/>
+                <w:rFonts w:ascii="Times New Roman" w:hAnsi="Times New Roman" w:cs="Times New Roman"/>
+                <w:noProof/>
+              </w:rPr>
+              <w:t>XI. Limites et risques anticipés</w:t>
+            </w:r>
+            <w:r>
+              <w:rPr>
+                <w:rFonts w:ascii="Times New Roman" w:hAnsi="Times New Roman" w:cs="Times New Roman"/>
+                <w:noProof/>
+                <w:webHidden/>
+              </w:rPr>
+              <w:tab/>
+            </w:r>
+            <w:r>
+              <w:rPr>
+                <w:rFonts w:ascii="Times New Roman" w:hAnsi="Times New Roman" w:cs="Times New Roman"/>
+                <w:noProof/>
+                <w:webHidden/>
+              </w:rPr>
+              <w:fldChar w:fldCharType="begin"/>
+            </w:r>
+            <w:r>
+              <w:rPr>
+                <w:rFonts w:ascii="Times New Roman" w:hAnsi="Times New Roman" w:cs="Times New Roman"/>
+                <w:noProof/>
+                <w:webHidden/>
+              </w:rPr>
+              <w:instrText xml:space="preserve"> PAGEREF _Toc240278444 \h </w:instrText>
+            </w:r>
+            <w:r>
+              <w:rPr>
+                <w:rFonts w:ascii="Times New Roman" w:hAnsi="Times New Roman" w:cs="Times New Roman"/>
+                <w:noProof/>
+                <w:webHidden/>
+              </w:rPr>
+            </w:r>
+            <w:r>
+              <w:rPr>
+                <w:rFonts w:ascii="Times New Roman" w:hAnsi="Times New Roman" w:cs="Times New Roman"/>
+                <w:noProof/>
+                <w:webHidden/>
+              </w:rPr>
+              <w:fldChar w:fldCharType="separate"/>
+            </w:r>
+            <w:r>
+              <w:rPr>
+                <w:rFonts w:ascii="Times New Roman" w:hAnsi="Times New Roman" w:cs="Times New Roman"/>
+                <w:noProof/>
+                <w:webHidden/>
+              </w:rPr>
+              <w:t>9</w:t>
+            </w:r>
+            <w:r>
+              <w:rPr>
+                <w:rFonts w:ascii="Times New Roman" w:hAnsi="Times New Roman" w:cs="Times New Roman"/>
+                <w:noProof/>
+                <w:webHidden/>
+              </w:rPr>
+              <w:fldChar w:fldCharType="end"/>
+            </w:r>
+          </w:hyperlink>
+        </w:p>
+        <w:p>
+          <w:pPr>
+            <w:pStyle w:val="TM2"/>
+            <w:tabs>
+              <w:tab w:val="right" w:leader="dot" w:pos="10096"/>
+            </w:tabs>
+            <w:rPr>
+              <w:rFonts w:ascii="Times New Roman" w:eastAsiaTheme="minorEastAsia" w:hAnsi="Times New Roman" w:cs="Times New Roman"/>
+              <w:noProof/>
+              <w:sz w:val="22"/>
+              <w:szCs w:val="22"/>
+              <w:lang w:val="fr-CM" w:eastAsia="fr-CM"/>
+            </w:rPr>
+          </w:pPr>
+          <w:hyperlink w:anchor="_Toc240278445" w:history="1">
+            <w:r>
+              <w:rPr>
+                <w:rStyle w:val="Lienhypertexte"/>
+                <w:rFonts w:ascii="Times New Roman" w:hAnsi="Times New Roman" w:cs="Times New Roman"/>
+                <w:noProof/>
+              </w:rPr>
+              <w:t>11.1 Limites de l'étude</w:t>
+            </w:r>
+            <w:r>
+              <w:rPr>
+                <w:rFonts w:ascii="Times New Roman" w:hAnsi="Times New Roman" w:cs="Times New Roman"/>
+                <w:noProof/>
+                <w:webHidden/>
+              </w:rPr>
+              <w:tab/>
+            </w:r>
+            <w:r>
+              <w:rPr>
+                <w:rFonts w:ascii="Times New Roman" w:hAnsi="Times New Roman" w:cs="Times New Roman"/>
+                <w:noProof/>
+                <w:webHidden/>
+              </w:rPr>
+              <w:fldChar w:fldCharType="begin"/>
+            </w:r>
+            <w:r>
+              <w:rPr>
+                <w:rFonts w:ascii="Times New Roman" w:hAnsi="Times New Roman" w:cs="Times New Roman"/>
+                <w:noProof/>
+                <w:webHidden/>
+              </w:rPr>
+              <w:instrText xml:space="preserve"> PAGEREF _Toc240278445 \h </w:instrText>
+            </w:r>
+            <w:r>
+              <w:rPr>
+                <w:rFonts w:ascii="Times New Roman" w:hAnsi="Times New Roman" w:cs="Times New Roman"/>
+                <w:noProof/>
+                <w:webHidden/>
+              </w:rPr>
+            </w:r>
+            <w:r>
+              <w:rPr>
+                <w:rFonts w:ascii="Times New Roman" w:hAnsi="Times New Roman" w:cs="Times New Roman"/>
+                <w:noProof/>
+                <w:webHidden/>
+              </w:rPr>
+              <w:fldChar w:fldCharType="separate"/>
+            </w:r>
+            <w:r>
+              <w:rPr>
+                <w:rFonts w:ascii="Times New Roman" w:hAnsi="Times New Roman" w:cs="Times New Roman"/>
+                <w:noProof/>
+                <w:webHidden/>
+              </w:rPr>
+              <w:t>9</w:t>
+            </w:r>
+            <w:r>
+              <w:rPr>
+                <w:rFonts w:ascii="Times New Roman" w:hAnsi="Times New Roman" w:cs="Times New Roman"/>
+                <w:noProof/>
+                <w:webHidden/>
+              </w:rPr>
+              <w:fldChar w:fldCharType="end"/>
+            </w:r>
+          </w:hyperlink>
+        </w:p>
+        <w:p>
+          <w:pPr>
+            <w:pStyle w:val="TM2"/>
+            <w:tabs>
+              <w:tab w:val="right" w:leader="dot" w:pos="10096"/>
+            </w:tabs>
+            <w:rPr>
+              <w:rFonts w:ascii="Times New Roman" w:eastAsiaTheme="minorEastAsia" w:hAnsi="Times New Roman" w:cs="Times New Roman"/>
+              <w:noProof/>
+              <w:sz w:val="22"/>
+              <w:szCs w:val="22"/>
+              <w:lang w:val="fr-CM" w:eastAsia="fr-CM"/>
+            </w:rPr>
+          </w:pPr>
+          <w:hyperlink w:anchor="_Toc240278446" w:history="1">
+            <w:r>
+              <w:rPr>
+                <w:rStyle w:val="Lienhypertexte"/>
+                <w:rFonts w:ascii="Times New Roman" w:hAnsi="Times New Roman" w:cs="Times New Roman"/>
+                <w:noProof/>
+              </w:rPr>
+              <w:t>11.2 Risques organisationnels et mesures de maîtrise</w:t>
+            </w:r>
+            <w:r>
+              <w:rPr>
+                <w:rFonts w:ascii="Times New Roman" w:hAnsi="Times New Roman" w:cs="Times New Roman"/>
+                <w:noProof/>
+                <w:webHidden/>
+              </w:rPr>
+              <w:tab/>
+            </w:r>
+            <w:r>
+              <w:rPr>
+                <w:rFonts w:ascii="Times New Roman" w:hAnsi="Times New Roman" w:cs="Times New Roman"/>
+                <w:noProof/>
+                <w:webHidden/>
+              </w:rPr>
+              <w:fldChar w:fldCharType="begin"/>
+            </w:r>
+            <w:r>
+              <w:rPr>
+                <w:rFonts w:ascii="Times New Roman" w:hAnsi="Times New Roman" w:cs="Times New Roman"/>
+                <w:noProof/>
+                <w:webHidden/>
+              </w:rPr>
+              <w:instrText xml:space="preserve"> PAGEREF _Toc240278446 \h </w:instrText>
+            </w:r>
+            <w:r>
+              <w:rPr>
+                <w:rFonts w:ascii="Times New Roman" w:hAnsi="Times New Roman" w:cs="Times New Roman"/>
+                <w:noProof/>
+                <w:webHidden/>
+              </w:rPr>
+            </w:r>
+            <w:r>
+              <w:rPr>
+                <w:rFonts w:ascii="Times New Roman" w:hAnsi="Times New Roman" w:cs="Times New Roman"/>
+                <w:noProof/>
+                <w:webHidden/>
+              </w:rPr>
+              <w:fldChar w:fldCharType="separate"/>
+            </w:r>
+            <w:r>
+              <w:rPr>
+                <w:rFonts w:ascii="Times New Roman" w:hAnsi="Times New Roman" w:cs="Times New Roman"/>
+                <w:noProof/>
+                <w:webHidden/>
+              </w:rPr>
+              <w:t>9</w:t>
+            </w:r>
+            <w:r>
+              <w:rPr>
+                <w:rFonts w:ascii="Times New Roman" w:hAnsi="Times New Roman" w:cs="Times New Roman"/>
+                <w:noProof/>
+                <w:webHidden/>
+              </w:rPr>
+              <w:fldChar w:fldCharType="end"/>
+            </w:r>
+          </w:hyperlink>
+        </w:p>
+        <w:p>
+          <w:pPr>
+            <w:pStyle w:val="TM1"/>
+            <w:tabs>
+              <w:tab w:val="right" w:leader="dot" w:pos="10096"/>
+            </w:tabs>
+            <w:rPr>
+              <w:rFonts w:ascii="Times New Roman" w:eastAsiaTheme="minorEastAsia" w:hAnsi="Times New Roman" w:cs="Times New Roman"/>
+              <w:noProof/>
+              <w:sz w:val="22"/>
+              <w:szCs w:val="22"/>
+              <w:lang w:val="fr-CM" w:eastAsia="fr-CM"/>
+            </w:rPr>
+          </w:pPr>
+          <w:hyperlink w:anchor="_Toc240278447" w:history="1">
+            <w:r>
+              <w:rPr>
+                <w:rStyle w:val="Lienhypertexte"/>
+                <w:rFonts w:ascii="Times New Roman" w:hAnsi="Times New Roman" w:cs="Times New Roman"/>
+                <w:noProof/>
+              </w:rPr>
+              <w:t>XII. Conclusion et recommandations</w:t>
+            </w:r>
+            <w:r>
+              <w:rPr>
+                <w:rFonts w:ascii="Times New Roman" w:hAnsi="Times New Roman" w:cs="Times New Roman"/>
+                <w:noProof/>
+                <w:webHidden/>
+              </w:rPr>
+              <w:tab/>
+            </w:r>
+            <w:r>
+              <w:rPr>
+                <w:rFonts w:ascii="Times New Roman" w:hAnsi="Times New Roman" w:cs="Times New Roman"/>
+                <w:noProof/>
+                <w:webHidden/>
+              </w:rPr>
+              <w:fldChar w:fldCharType="begin"/>
+            </w:r>
+            <w:r>
+              <w:rPr>
+                <w:rFonts w:ascii="Times New Roman" w:hAnsi="Times New Roman" w:cs="Times New Roman"/>
+                <w:noProof/>
+                <w:webHidden/>
+              </w:rPr>
+              <w:instrText xml:space="preserve"> PAGEREF _Toc240278447 \h </w:instrText>
+            </w:r>
+            <w:r>
+              <w:rPr>
+                <w:rFonts w:ascii="Times New Roman" w:hAnsi="Times New Roman" w:cs="Times New Roman"/>
+                <w:noProof/>
+                <w:webHidden/>
+              </w:rPr>
+            </w:r>
+            <w:r>
+              <w:rPr>
+                <w:rFonts w:ascii="Times New Roman" w:hAnsi="Times New Roman" w:cs="Times New Roman"/>
+                <w:noProof/>
+                <w:webHidden/>
+              </w:rPr>
+              <w:fldChar w:fldCharType="separate"/>
+            </w:r>
+            <w:r>
+              <w:rPr>
+                <w:rFonts w:ascii="Times New Roman" w:hAnsi="Times New Roman" w:cs="Times New Roman"/>
+                <w:noProof/>
+                <w:webHidden/>
+              </w:rPr>
+              <w:t>10</w:t>
+            </w:r>
+            <w:r>
+              <w:rPr>
+                <w:rFonts w:ascii="Times New Roman" w:hAnsi="Times New Roman" w:cs="Times New Roman"/>
+                <w:noProof/>
+                <w:webHidden/>
+              </w:rPr>
+              <w:fldChar w:fldCharType="end"/>
+            </w:r>
+          </w:hyperlink>
+        </w:p>
+        <w:p>
+          <w:pPr>
+            <w:rPr>
+              <w:rFonts w:ascii="Times New Roman" w:hAnsi="Times New Roman" w:cs="Times New Roman"/>
+            </w:rPr>
+          </w:pPr>
+          <w:r>
+            <w:rPr>
+              <w:rFonts w:ascii="Times New Roman" w:hAnsi="Times New Roman" w:cs="Times New Roman"/>
+            </w:rPr>
+            <w:fldChar w:fldCharType="end"/>
+          </w:r>
+        </w:p>
+      </w:sdtContent>
+    </w:sdt>
+    <w:p>
+      <w:pPr>
+        <w:rPr>
+          <w:rFonts w:ascii="Times New Roman" w:hAnsi="Times New Roman" w:cs="Times New Roman"/>
+          <w:sz w:val="22"/>
+          <w:szCs w:val="22"/>
+        </w:rPr>
+      </w:pPr>
+    </w:p>
+    <w:p>
+      <w:pPr>
+        <w:rPr>
+          <w:rFonts w:ascii="Times New Roman" w:hAnsi="Times New Roman" w:cs="Times New Roman"/>
+          <w:b/>
+          <w:bCs/>
+          <w:color w:val="385623" w:themeColor="accent6" w:themeShade="80"/>
+          <w:sz w:val="28"/>
+          <w:szCs w:val="28"/>
+        </w:rPr>
+      </w:pPr>
+      <w:r>
+        <w:rPr>
+          <w:rFonts w:ascii="Times New Roman" w:hAnsi="Times New Roman" w:cs="Times New Roman"/>
+          <w:b/>
+          <w:bCs/>
+          <w:color w:val="385623" w:themeColor="accent6" w:themeShade="80"/>
+          <w:sz w:val="28"/>
+          <w:szCs w:val="28"/>
         </w:rPr>
         <w:br w:type="page"/>
       </w:r>
@@ -747,23 +3925,25 @@
         <w:spacing w:before="380" w:after="160"/>
         <w:rPr>
           <w:rFonts w:ascii="Times New Roman" w:hAnsi="Times New Roman" w:cs="Times New Roman"/>
-          <w:color w:val="C00000"/>
+          <w:color w:val="385623" w:themeColor="accent6" w:themeShade="80"/>
           <w:sz w:val="36"/>
           <w:szCs w:val="36"/>
         </w:rPr>
       </w:pPr>
-      <w:r>
-        <w:rPr>
-          <w:rFonts w:ascii="Times New Roman" w:hAnsi="Times New Roman" w:cs="Times New Roman"/>
-          <w:b/>
-          <w:bCs/>
-          <w:color w:val="C00000"/>
+      <w:bookmarkStart w:id="0" w:name="_Toc240278415"/>
+      <w:r>
+        <w:rPr>
+          <w:rFonts w:ascii="Times New Roman" w:hAnsi="Times New Roman" w:cs="Times New Roman"/>
+          <w:b/>
+          <w:bCs/>
+          <w:color w:val="385623" w:themeColor="accent6" w:themeShade="80"/>
           <w:sz w:val="28"/>
           <w:szCs w:val="28"/>
         </w:rPr>
         <w:lastRenderedPageBreak/>
         <w:t>I. Introduction et contexte du projet</w:t>
       </w:r>
+      <w:bookmarkEnd w:id="0"/>
     </w:p>
     <w:p>
       <w:pPr>
@@ -781,7 +3961,15 @@
           <w:sz w:val="22"/>
           <w:szCs w:val="22"/>
         </w:rPr>
-        <w:t>L'activité de crédit constitue le cœur de métier d'un établissement bancaire comme Afriland First Bank (AFB) : chaque prêt accordé porte en germe un risque de défaillance de l'emprunteur. Lorsque ce risque se matérialise et que les voies de recouvrement amiable sont épuisées, la Banque n'a d'autre option que d'engager une procédure judiciaire pour recouvrer sa créance</w:t>
+        <w:t>L'activité de crédit constitue le cœur de métier d'un établissement bancaire comme Afriland First Bank (AFB) : chaque prêt accordé porte en germe un risque de défaillance de l'emprunteur. Lorsque ce risque se matérial</w:t>
+      </w:r>
+      <w:r>
+        <w:rPr>
+          <w:rFonts w:ascii="Times New Roman" w:hAnsi="Times New Roman" w:cs="Times New Roman"/>
+          <w:sz w:val="22"/>
+          <w:szCs w:val="22"/>
+        </w:rPr>
+        <w:t>ise et que les voies de recouvrement amiable sont épuisées, la Banque n'a d'autre option que d'engager une procédure judiciaire pour recouvrer sa créance</w:t>
       </w:r>
       <w:r>
         <w:rPr>
@@ -797,7 +3985,23 @@
           <w:sz w:val="22"/>
           <w:szCs w:val="22"/>
         </w:rPr>
-        <w:t xml:space="preserve"> saisie immobilière, action en validation d'hypothèque, recouvrement sur leasing, injonction de payer. Le contentieux judiciaire de la Banque est ainsi, pour sa part la plus importante, le prolongement direct de son activité de crédit : il ne s'agit pas d'une fonction juridique isolée, mais du dernier maillon de la chaîne de maîtrise du risque crédit. À ce contentieux lié au recouvrement s'ajoutent, dans une moindre mesure, des procédures civiles et commerciales, pénales, sociales ou arbitrales, dans lesquelles la responsabilité de la Banque ou de son personnel peut être engagée.</w:t>
+        <w:t xml:space="preserve"> saisie immobilière, action en validation d'hypothèque, recouvrement sur leasing, injonction de payer</w:t>
+      </w:r>
+      <w:r>
+        <w:rPr>
+          <w:rFonts w:ascii="Times New Roman" w:hAnsi="Times New Roman" w:cs="Times New Roman"/>
+          <w:sz w:val="22"/>
+          <w:szCs w:val="22"/>
+        </w:rPr>
+        <w:t>. Le contentieux judiciaire de la Banque est ainsi, pour sa part la plus importante, le prolongement direct de son activité de crédit : il ne s'agit pas d'une fonction juridique isolée, mais du dernier maillon de la chaîne de maîtrise du risque crédit. À c</w:t>
+      </w:r>
+      <w:r>
+        <w:rPr>
+          <w:rFonts w:ascii="Times New Roman" w:hAnsi="Times New Roman" w:cs="Times New Roman"/>
+          <w:sz w:val="22"/>
+          <w:szCs w:val="22"/>
+        </w:rPr>
+        <w:t>e contentieux lié au recouvrement s'ajoutent, dans une moindre mesure, des procédures civiles et commerciales, pénales, sociales ou arbitrales, dans lesquelles la responsabilité de la Banque ou de son personnel peut être engagée.</w:t>
       </w:r>
     </w:p>
     <w:p>
@@ -816,7 +4020,23 @@
           <w:sz w:val="22"/>
           <w:szCs w:val="22"/>
         </w:rPr>
-        <w:t>Afriland First Bank (AFB) Cameroun, établissement bancaire de référence, s'est engagé dans son ambition stratégique 2026-2030 dans un programme de digitalisation de ses processus internes. Le suivi des audiences et des délibérés judiciaires, actuellement entièrement manuel au sein de la Direction Juridique, s'inscrit dans ce chantier de digitalisation avec un enjeu particulier : lorsque ce suivi défaille, c'est la capacité même de la Banque à recouvrer ses créances, et donc à maîtriser son risque crédit, qui s'en trouve affaiblie.</w:t>
+        <w:t xml:space="preserve">Afriland First Bank (AFB) </w:t>
+      </w:r>
+      <w:r>
+        <w:rPr>
+          <w:rFonts w:ascii="Times New Roman" w:hAnsi="Times New Roman" w:cs="Times New Roman"/>
+          <w:sz w:val="22"/>
+          <w:szCs w:val="22"/>
+        </w:rPr>
+        <w:t xml:space="preserve">Cameroun, établissement bancaire de référence, s'est engagé dans son ambition stratégique 2026-2030 dans un programme de digitalisation de ses processus internes. Le suivi des audiences et des délibérés judiciaires, actuellement entièrement manuel au sein </w:t>
+      </w:r>
+      <w:r>
+        <w:rPr>
+          <w:rFonts w:ascii="Times New Roman" w:hAnsi="Times New Roman" w:cs="Times New Roman"/>
+          <w:sz w:val="22"/>
+          <w:szCs w:val="22"/>
+        </w:rPr>
+        <w:t>de la Direction Juridique, s'inscrit dans ce chantier de digitalisation avec un enjeu particulier : lorsque ce suivi défaille, c'est la capacité même de la Banque à recouvrer ses créances, et donc à maîtriser son risque crédit, qui s'en trouve affaiblie.</w:t>
       </w:r>
     </w:p>
     <w:p>
@@ -835,7 +4055,23 @@
           <w:sz w:val="22"/>
           <w:szCs w:val="22"/>
         </w:rPr>
-        <w:t>C'est dans ce cadre institutionnel que s'inscrit le présent mémoire de fin d'études, réalisé dans le cadre du programme KFOKAM-48 (Ingénierie logicielle) à K-FOKAM Arts et Métiers, en immersion professionnelle au sein de la Direction des Systèmes d'Information d'Afriland First Bank.</w:t>
+        <w:t>C</w:t>
+      </w:r>
+      <w:r>
+        <w:rPr>
+          <w:rFonts w:ascii="Times New Roman" w:hAnsi="Times New Roman" w:cs="Times New Roman"/>
+          <w:sz w:val="22"/>
+          <w:szCs w:val="22"/>
+        </w:rPr>
+        <w:t>'est dans ce cadre institutionnel que s'inscrit le présent mémoire de fin d'études, réalisé dans le cadre du programme KFOKAM-48 (Ingénierie logicielle) à K-FOKAM Arts et Métiers, en immersion professionnelle au sein de la Direction des Systèmes d'Informat</w:t>
+      </w:r>
+      <w:r>
+        <w:rPr>
+          <w:rFonts w:ascii="Times New Roman" w:hAnsi="Times New Roman" w:cs="Times New Roman"/>
+          <w:sz w:val="22"/>
+          <w:szCs w:val="22"/>
+        </w:rPr>
+        <w:t>ion d'Afriland First Bank.</w:t>
       </w:r>
     </w:p>
     <w:p>
@@ -854,7 +4090,23 @@
           <w:sz w:val="22"/>
           <w:szCs w:val="22"/>
         </w:rPr>
-        <w:t>À la différence d'un projet de recherche exploratoire, le présent travail répond à un besoin opérationnel directement exprimé par la Direction Juridique, sous la forme d'un cahier des charges initial, puis affiné et formellement validé au terme d'un cycle de clarification associant la Direction Juridique et la Direction des Systèmes d'Information. La présente note ne formule donc pas d'hypothèses à vérifier par une enquête de terrain : elle documente, de manière honnête et à jour, l'état réel d'avancement du projet à la date de rédaction.</w:t>
+        <w:t xml:space="preserve">À la différence d'un projet de recherche exploratoire, le présent travail répond à un besoin opérationnel directement exprimé par la Direction Juridique, sous la forme d'un cahier des charges initial, puis affiné et formellement </w:t>
+      </w:r>
+      <w:r>
+        <w:rPr>
+          <w:rFonts w:ascii="Times New Roman" w:hAnsi="Times New Roman" w:cs="Times New Roman"/>
+          <w:sz w:val="22"/>
+          <w:szCs w:val="22"/>
+        </w:rPr>
+        <w:t>validé au terme d'un cycle de clarification associant la Direction Juridique et la Direction des Systèmes d'Information. La présente note ne formule donc pas d'hypothèses à vérifier par une enquête de terrain : elle documente, de manière honnête et à jour,</w:t>
+      </w:r>
+      <w:r>
+        <w:rPr>
+          <w:rFonts w:ascii="Times New Roman" w:hAnsi="Times New Roman" w:cs="Times New Roman"/>
+          <w:sz w:val="22"/>
+          <w:szCs w:val="22"/>
+        </w:rPr>
+        <w:t xml:space="preserve"> l'état réel d'avancement du projet à la date de rédaction.</w:t>
       </w:r>
     </w:p>
     <w:p>
@@ -873,7 +4125,15 @@
           <w:sz w:val="22"/>
           <w:szCs w:val="22"/>
         </w:rPr>
-        <w:t>Ce document ne contient pas de spécifications techniques détaillées : celles-ci font l'objet de documents de construction séparés (cahier des charges, spécifications fonctionnelles, user stories, modélisation UML, architecture, dictionnaire de données, contrat d'API). La présente note constitue le cadrage global du projet, destiné à en exposer le contexte, la problématique, les objectifs, la méthodologie et les conditions de réalisation.</w:t>
+        <w:t xml:space="preserve">Ce document ne contient pas de spécifications techniques détaillées : celles-ci font l'objet de documents de construction séparés (cahier des charges, spécifications fonctionnelles, user stories, </w:t>
+      </w:r>
+      <w:r>
+        <w:rPr>
+          <w:rFonts w:ascii="Times New Roman" w:hAnsi="Times New Roman" w:cs="Times New Roman"/>
+          <w:sz w:val="22"/>
+          <w:szCs w:val="22"/>
+        </w:rPr>
+        <w:t>modélisation UML, architecture, dictionnaire de données, contrat d'API). La présente note constitue le cadrage global du projet, destiné à en exposer le contexte, la problématique, les objectifs, la méthodologie et les conditions de réalisation.</w:t>
       </w:r>
     </w:p>
     <w:p>
@@ -882,22 +4142,35 @@
         <w:spacing w:before="380" w:after="160"/>
         <w:rPr>
           <w:rFonts w:ascii="Times New Roman" w:hAnsi="Times New Roman" w:cs="Times New Roman"/>
-          <w:color w:val="C00000"/>
+          <w:color w:val="385623" w:themeColor="accent6" w:themeShade="80"/>
           <w:sz w:val="36"/>
           <w:szCs w:val="36"/>
         </w:rPr>
       </w:pPr>
-      <w:r>
-        <w:rPr>
-          <w:rFonts w:ascii="Times New Roman" w:hAnsi="Times New Roman" w:cs="Times New Roman"/>
-          <w:b/>
-          <w:bCs/>
-          <w:color w:val="C00000"/>
+      <w:bookmarkStart w:id="1" w:name="_Toc240278416"/>
+      <w:r>
+        <w:rPr>
+          <w:rFonts w:ascii="Times New Roman" w:hAnsi="Times New Roman" w:cs="Times New Roman"/>
+          <w:b/>
+          <w:bCs/>
+          <w:color w:val="385623" w:themeColor="accent6" w:themeShade="80"/>
           <w:sz w:val="28"/>
           <w:szCs w:val="28"/>
         </w:rPr>
-        <w:t>II. État des lieux</w:t>
-      </w:r>
+        <w:t>II. État d</w:t>
+      </w:r>
+      <w:r>
+        <w:rPr>
+          <w:rFonts w:ascii="Times New Roman" w:hAnsi="Times New Roman" w:cs="Times New Roman"/>
+          <w:b/>
+          <w:bCs/>
+          <w:color w:val="385623" w:themeColor="accent6" w:themeShade="80"/>
+          <w:sz w:val="28"/>
+          <w:szCs w:val="28"/>
+        </w:rPr>
+        <w:t>es lieux</w:t>
+      </w:r>
+      <w:bookmarkEnd w:id="1"/>
     </w:p>
     <w:p>
       <w:pPr>
@@ -905,22 +4178,24 @@
         <w:spacing w:before="220" w:after="100"/>
         <w:rPr>
           <w:rFonts w:ascii="Times New Roman" w:hAnsi="Times New Roman" w:cs="Times New Roman"/>
-          <w:color w:val="C00000"/>
+          <w:color w:val="385623" w:themeColor="accent6" w:themeShade="80"/>
           <w:sz w:val="28"/>
           <w:szCs w:val="28"/>
         </w:rPr>
       </w:pPr>
-      <w:r>
-        <w:rPr>
-          <w:rFonts w:ascii="Times New Roman" w:hAnsi="Times New Roman" w:cs="Times New Roman"/>
-          <w:b/>
-          <w:bCs/>
-          <w:color w:val="C00000"/>
+      <w:bookmarkStart w:id="2" w:name="_Toc240278417"/>
+      <w:r>
+        <w:rPr>
+          <w:rFonts w:ascii="Times New Roman" w:hAnsi="Times New Roman" w:cs="Times New Roman"/>
+          <w:b/>
+          <w:bCs/>
+          <w:color w:val="385623" w:themeColor="accent6" w:themeShade="80"/>
           <w:sz w:val="24"/>
           <w:szCs w:val="24"/>
         </w:rPr>
         <w:t>2.1 Analyse de l'existant : processus actuel de suivi des audiences et délibérés</w:t>
       </w:r>
+      <w:bookmarkEnd w:id="2"/>
     </w:p>
     <w:p>
       <w:pPr>
@@ -938,7 +4213,15 @@
           <w:sz w:val="22"/>
           <w:szCs w:val="22"/>
         </w:rPr>
-        <w:t>Le point d'entrée du processus est le dossier de crédit d'un client en situation de défaillance : lorsque les voies de recouvrement amiable mises en œuvre par la Direction du Crédit et des Engagements sont épuisées sans succès, le dossier est transféré à la Direction Juridique, qui engage alors une procédure judiciaire pour recouvrer la créance de la Banque</w:t>
+        <w:t xml:space="preserve">Le point d'entrée du processus est le dossier de crédit d'un client en situation de défaillance : lorsque les voies de recouvrement amiable mises en œuvre par la </w:t>
+      </w:r>
+      <w:r>
+        <w:rPr>
+          <w:rFonts w:ascii="Times New Roman" w:hAnsi="Times New Roman" w:cs="Times New Roman"/>
+          <w:sz w:val="22"/>
+          <w:szCs w:val="22"/>
+        </w:rPr>
+        <w:t>Direction du Crédit et des Engagements sont épuisées sans succès, le dossier est transféré à la Direction Juridique, qui engage alors une procédure judiciaire pour recouvrer la créance de la Banque</w:t>
       </w:r>
       <w:r>
         <w:rPr>
@@ -954,7 +4237,23 @@
           <w:sz w:val="22"/>
           <w:szCs w:val="22"/>
         </w:rPr>
-        <w:t xml:space="preserve"> c'est ce dossier de crédit transféré qui constitue la donnée d'entrée de la plateforme à construire. À ce contentieux lié au recouvrement de crédit s'ajoutent, dans une moindre mesure, des procédures pénales, sociales, civiles et commerciales ou arbitrales, engagées lorsque la responsabilité de la Banque ou de son personnel est en cause, devant des juridictions nationales et, en voie de recours, supranationales (CCJA, CJCEMAC).</w:t>
+        <w:t xml:space="preserve"> c'est ce dossier de crédit transféré qui constitue la d</w:t>
+      </w:r>
+      <w:r>
+        <w:rPr>
+          <w:rFonts w:ascii="Times New Roman" w:hAnsi="Times New Roman" w:cs="Times New Roman"/>
+          <w:sz w:val="22"/>
+          <w:szCs w:val="22"/>
+        </w:rPr>
+        <w:t>onnée d'entrée de la plateforme à construire. À ce contentieux lié au recouvrement de crédit s'ajoutent, dans une moindre mesure, des procédures pénales, sociales, civiles et commerciales ou arbitrales, engagées lorsque la responsabilité de la Banque ou de</w:t>
+      </w:r>
+      <w:r>
+        <w:rPr>
+          <w:rFonts w:ascii="Times New Roman" w:hAnsi="Times New Roman" w:cs="Times New Roman"/>
+          <w:sz w:val="22"/>
+          <w:szCs w:val="22"/>
+        </w:rPr>
+        <w:t xml:space="preserve"> son personnel est en cause, devant des juridictions nationales et, en voie de recours, supranationales (CCJA, CJCEMAC).</w:t>
       </w:r>
     </w:p>
     <w:p>
@@ -973,7 +4272,31 @@
           <w:sz w:val="22"/>
           <w:szCs w:val="22"/>
         </w:rPr>
-        <w:t>Le diagnostic établi par la Direction Juridique elle-même fait état d'une absence totale de base de données numérique permettant un suivi en temps réel des procès pendants. Les reportings sont manuels, sources d'erreurs et de disparités entre les réseaux ; le calendrier des audiences et des affaires en délibéré est tenu manuellement ; aucun système d'alerte digitale n'existe pour les dates d'audience ou les délais procéduraux ; le risque de doublons dans l'attribution des dossiers entre coéquipiers est réel ; la charge de travail par agent ou par avocat n'est pas connue en temps réel ; et aucune traçabilité des performances individuelles des équipes n'est disponible.</w:t>
+        <w:t>Le diagnostic établi par la Direction Juridique elle-même fait état d'une absence totale de base de données numérique permettant un sui</w:t>
+      </w:r>
+      <w:r>
+        <w:rPr>
+          <w:rFonts w:ascii="Times New Roman" w:hAnsi="Times New Roman" w:cs="Times New Roman"/>
+          <w:sz w:val="22"/>
+          <w:szCs w:val="22"/>
+        </w:rPr>
+        <w:t>vi en temps réel des procès pendants. Les reportings sont manuels, sources d'erreurs et de disparités entre les réseaux ; le calendrier des audiences et des affaires en délibéré est tenu manuellement ; aucun système d'alerte digitale n'existe pour les date</w:t>
+      </w:r>
+      <w:r>
+        <w:rPr>
+          <w:rFonts w:ascii="Times New Roman" w:hAnsi="Times New Roman" w:cs="Times New Roman"/>
+          <w:sz w:val="22"/>
+          <w:szCs w:val="22"/>
+        </w:rPr>
+        <w:t>s d'audience ou les délais procéduraux ; le risque de doublons dans l'attribution des dossiers entre coéquipiers est réel ; la charge de travail par agent ou par avocat n'est pas connue en temps réel ; et aucune traçabilité des performances individuelles d</w:t>
+      </w:r>
+      <w:r>
+        <w:rPr>
+          <w:rFonts w:ascii="Times New Roman" w:hAnsi="Times New Roman" w:cs="Times New Roman"/>
+          <w:sz w:val="22"/>
+          <w:szCs w:val="22"/>
+        </w:rPr>
+        <w:t>es équipes n'est disponible.</w:t>
       </w:r>
     </w:p>
     <w:p>
@@ -1001,22 +4324,24 @@
         <w:spacing w:before="220" w:after="100"/>
         <w:rPr>
           <w:rFonts w:ascii="Times New Roman" w:hAnsi="Times New Roman" w:cs="Times New Roman"/>
-          <w:color w:val="C00000"/>
+          <w:color w:val="385623" w:themeColor="accent6" w:themeShade="80"/>
           <w:sz w:val="28"/>
           <w:szCs w:val="28"/>
         </w:rPr>
       </w:pPr>
-      <w:r>
-        <w:rPr>
-          <w:rFonts w:ascii="Times New Roman" w:hAnsi="Times New Roman" w:cs="Times New Roman"/>
-          <w:b/>
-          <w:bCs/>
-          <w:color w:val="C00000"/>
+      <w:bookmarkStart w:id="3" w:name="_Toc240278418"/>
+      <w:r>
+        <w:rPr>
+          <w:rFonts w:ascii="Times New Roman" w:hAnsi="Times New Roman" w:cs="Times New Roman"/>
+          <w:b/>
+          <w:bCs/>
+          <w:color w:val="385623" w:themeColor="accent6" w:themeShade="80"/>
           <w:sz w:val="24"/>
           <w:szCs w:val="24"/>
         </w:rPr>
         <w:t>2.2 Cartographie des acteurs impliqués</w:t>
       </w:r>
+      <w:bookmarkEnd w:id="3"/>
     </w:p>
     <w:p>
       <w:pPr>
@@ -1069,7 +4394,15 @@
           <w:sz w:val="22"/>
           <w:szCs w:val="22"/>
         </w:rPr>
-        <w:t>en charge de la saisie et du suivi des dossiers qui lui sont affectés.</w:t>
+        <w:t>en char</w:t>
+      </w:r>
+      <w:r>
+        <w:rPr>
+          <w:rFonts w:ascii="Times New Roman" w:hAnsi="Times New Roman" w:cs="Times New Roman"/>
+          <w:sz w:val="22"/>
+          <w:szCs w:val="22"/>
+        </w:rPr>
+        <w:t>ge de la saisie et du suivi des dossiers qui lui sont affectés.</w:t>
       </w:r>
     </w:p>
     <w:p>
@@ -1137,7 +4470,15 @@
           <w:sz w:val="22"/>
           <w:szCs w:val="22"/>
         </w:rPr>
-        <w:t>chargé du contrôle d'opportunité des demandes de frais engagées par les avocats et prestataires.</w:t>
+        <w:t xml:space="preserve">chargé du contrôle d'opportunité des </w:t>
+      </w:r>
+      <w:r>
+        <w:rPr>
+          <w:rFonts w:ascii="Times New Roman" w:hAnsi="Times New Roman" w:cs="Times New Roman"/>
+          <w:sz w:val="22"/>
+          <w:szCs w:val="22"/>
+        </w:rPr>
+        <w:t>demandes de frais engagées par les avocats et prestataires.</w:t>
       </w:r>
     </w:p>
     <w:p>
@@ -1205,7 +4546,15 @@
           <w:sz w:val="22"/>
           <w:szCs w:val="22"/>
         </w:rPr>
-        <w:t>en charge du contrôle de conformité des pièces justificatives et du suivi des statuts de paiement.</w:t>
+        <w:t>en charge du contrôle de conformité des pièces justificat</w:t>
+      </w:r>
+      <w:r>
+        <w:rPr>
+          <w:rFonts w:ascii="Times New Roman" w:hAnsi="Times New Roman" w:cs="Times New Roman"/>
+          <w:sz w:val="22"/>
+          <w:szCs w:val="22"/>
+        </w:rPr>
+        <w:t>ives et du suivi des statuts de paiement.</w:t>
       </w:r>
     </w:p>
     <w:p>
@@ -1273,7 +4622,15 @@
           <w:sz w:val="22"/>
           <w:szCs w:val="22"/>
         </w:rPr>
-        <w:t>(notaires, huissiers, greffiers, conservateurs fonciers), intervenant ponctuellement dans les procédures.</w:t>
+        <w:t>(notaires, huissiers, greffiers, conservateurs fonciers), intervenant ponctu</w:t>
+      </w:r>
+      <w:r>
+        <w:rPr>
+          <w:rFonts w:ascii="Times New Roman" w:hAnsi="Times New Roman" w:cs="Times New Roman"/>
+          <w:sz w:val="22"/>
+          <w:szCs w:val="22"/>
+        </w:rPr>
+        <w:t>ellement dans les procédures.</w:t>
       </w:r>
     </w:p>
     <w:p>
@@ -1316,22 +4673,24 @@
         <w:spacing w:before="220" w:after="100"/>
         <w:rPr>
           <w:rFonts w:ascii="Times New Roman" w:hAnsi="Times New Roman" w:cs="Times New Roman"/>
-          <w:color w:val="C00000"/>
+          <w:color w:val="385623" w:themeColor="accent6" w:themeShade="80"/>
           <w:sz w:val="28"/>
           <w:szCs w:val="28"/>
         </w:rPr>
       </w:pPr>
-      <w:r>
-        <w:rPr>
-          <w:rFonts w:ascii="Times New Roman" w:hAnsi="Times New Roman" w:cs="Times New Roman"/>
-          <w:b/>
-          <w:bCs/>
-          <w:color w:val="C00000"/>
+      <w:bookmarkStart w:id="4" w:name="_Toc240278419"/>
+      <w:r>
+        <w:rPr>
+          <w:rFonts w:ascii="Times New Roman" w:hAnsi="Times New Roman" w:cs="Times New Roman"/>
+          <w:b/>
+          <w:bCs/>
+          <w:color w:val="385623" w:themeColor="accent6" w:themeShade="80"/>
           <w:sz w:val="24"/>
           <w:szCs w:val="24"/>
         </w:rPr>
         <w:t>2.3 Limites et dysfonctionnements identifiés</w:t>
       </w:r>
+      <w:bookmarkEnd w:id="4"/>
     </w:p>
     <w:p>
       <w:pPr>
@@ -1349,7 +4708,15 @@
           <w:sz w:val="22"/>
           <w:szCs w:val="22"/>
         </w:rPr>
-        <w:t>Ces lacunes engendrent des risques précisément documentés par la Direction Juridique, notamment sur les dossiers de recouvrement de crédit :</w:t>
+        <w:t xml:space="preserve">Ces lacunes engendrent des </w:t>
+      </w:r>
+      <w:r>
+        <w:rPr>
+          <w:rFonts w:ascii="Times New Roman" w:hAnsi="Times New Roman" w:cs="Times New Roman"/>
+          <w:sz w:val="22"/>
+          <w:szCs w:val="22"/>
+        </w:rPr>
+        <w:t>risques précisément documentés par la Direction Juridique, notamment sur les dossiers de recouvrement de crédit :</w:t>
       </w:r>
     </w:p>
     <w:tbl>
@@ -1384,7 +4751,7 @@
               <w:bottom w:val="single" w:sz="4" w:space="0" w:color="BFBFBF"/>
               <w:right w:val="single" w:sz="4" w:space="0" w:color="BFBFBF"/>
             </w:tcBorders>
-            <w:shd w:val="clear" w:color="auto" w:fill="C00000"/>
+            <w:shd w:val="clear" w:color="auto" w:fill="385623" w:themeFill="accent6" w:themeFillShade="80"/>
             <w:tcMar>
               <w:top w:w="90" w:type="dxa"/>
               <w:left w:w="100" w:type="dxa"/>
@@ -1421,7 +4788,7 @@
               <w:bottom w:val="single" w:sz="4" w:space="0" w:color="BFBFBF"/>
               <w:right w:val="single" w:sz="4" w:space="0" w:color="BFBFBF"/>
             </w:tcBorders>
-            <w:shd w:val="clear" w:color="auto" w:fill="C00000"/>
+            <w:shd w:val="clear" w:color="auto" w:fill="385623" w:themeFill="accent6" w:themeFillShade="80"/>
             <w:tcMar>
               <w:top w:w="90" w:type="dxa"/>
               <w:left w:w="100" w:type="dxa"/>
@@ -1458,7 +4825,7 @@
               <w:bottom w:val="single" w:sz="4" w:space="0" w:color="BFBFBF"/>
               <w:right w:val="single" w:sz="4" w:space="0" w:color="BFBFBF"/>
             </w:tcBorders>
-            <w:shd w:val="clear" w:color="auto" w:fill="C00000"/>
+            <w:shd w:val="clear" w:color="auto" w:fill="385623" w:themeFill="accent6" w:themeFillShade="80"/>
             <w:tcMar>
               <w:top w:w="90" w:type="dxa"/>
               <w:left w:w="100" w:type="dxa"/>
@@ -1651,7 +5018,13 @@
               <w:rPr>
                 <w:rFonts w:ascii="Times New Roman" w:hAnsi="Times New Roman" w:cs="Times New Roman"/>
               </w:rPr>
-              <w:t>Délais d'exercice des voies de recours manqués sur les dossiers de recouvrement de crédit, diligences tardives</w:t>
+              <w:t xml:space="preserve">Délais </w:t>
+            </w:r>
+            <w:r>
+              <w:rPr>
+                <w:rFonts w:ascii="Times New Roman" w:hAnsi="Times New Roman" w:cs="Times New Roman"/>
+              </w:rPr>
+              <w:t>d'exercice des voies de recours manqués sur les dossiers de recouvrement de crédit, diligences tardives</w:t>
             </w:r>
           </w:p>
         </w:tc>
@@ -1853,7 +5226,13 @@
               <w:rPr>
                 <w:rFonts w:ascii="Times New Roman" w:hAnsi="Times New Roman" w:cs="Times New Roman"/>
               </w:rPr>
-              <w:t>Doublons d'attribution des dossiers de recouvrement, surcharge des avocats</w:t>
+              <w:t xml:space="preserve">Doublons d'attribution des dossiers de recouvrement, surcharge </w:t>
+            </w:r>
+            <w:r>
+              <w:rPr>
+                <w:rFonts w:ascii="Times New Roman" w:hAnsi="Times New Roman" w:cs="Times New Roman"/>
+              </w:rPr>
+              <w:t>des avocats</w:t>
             </w:r>
           </w:p>
         </w:tc>
@@ -2100,22 +5479,24 @@
         <w:spacing w:before="380" w:after="160"/>
         <w:rPr>
           <w:rFonts w:ascii="Times New Roman" w:hAnsi="Times New Roman" w:cs="Times New Roman"/>
-          <w:color w:val="C00000"/>
+          <w:color w:val="385623" w:themeColor="accent6" w:themeShade="80"/>
           <w:sz w:val="36"/>
           <w:szCs w:val="36"/>
         </w:rPr>
       </w:pPr>
-      <w:r>
-        <w:rPr>
-          <w:rFonts w:ascii="Times New Roman" w:hAnsi="Times New Roman" w:cs="Times New Roman"/>
-          <w:b/>
-          <w:bCs/>
-          <w:color w:val="C00000"/>
+      <w:bookmarkStart w:id="5" w:name="_Toc240278420"/>
+      <w:r>
+        <w:rPr>
+          <w:rFonts w:ascii="Times New Roman" w:hAnsi="Times New Roman" w:cs="Times New Roman"/>
+          <w:b/>
+          <w:bCs/>
+          <w:color w:val="385623" w:themeColor="accent6" w:themeShade="80"/>
           <w:sz w:val="28"/>
           <w:szCs w:val="28"/>
         </w:rPr>
         <w:t>III. Problématique</w:t>
       </w:r>
+      <w:bookmarkEnd w:id="5"/>
     </w:p>
     <w:p>
       <w:pPr>
@@ -2123,22 +5504,24 @@
         <w:spacing w:before="220" w:after="100"/>
         <w:rPr>
           <w:rFonts w:ascii="Times New Roman" w:hAnsi="Times New Roman" w:cs="Times New Roman"/>
-          <w:color w:val="C00000"/>
+          <w:color w:val="385623" w:themeColor="accent6" w:themeShade="80"/>
           <w:sz w:val="28"/>
           <w:szCs w:val="28"/>
         </w:rPr>
       </w:pPr>
-      <w:r>
-        <w:rPr>
-          <w:rFonts w:ascii="Times New Roman" w:hAnsi="Times New Roman" w:cs="Times New Roman"/>
-          <w:b/>
-          <w:bCs/>
-          <w:color w:val="C00000"/>
+      <w:bookmarkStart w:id="6" w:name="_Toc240278421"/>
+      <w:r>
+        <w:rPr>
+          <w:rFonts w:ascii="Times New Roman" w:hAnsi="Times New Roman" w:cs="Times New Roman"/>
+          <w:b/>
+          <w:bCs/>
+          <w:color w:val="385623" w:themeColor="accent6" w:themeShade="80"/>
           <w:sz w:val="24"/>
           <w:szCs w:val="24"/>
         </w:rPr>
         <w:t>3.1 Formulation du problème central</w:t>
       </w:r>
+      <w:bookmarkEnd w:id="6"/>
     </w:p>
     <w:p>
       <w:pPr>
@@ -2227,7 +5610,15 @@
           <w:sz w:val="22"/>
           <w:szCs w:val="22"/>
         </w:rPr>
-        <w:t xml:space="preserve"> l'absence de base de données centralisée empêche toute vue consolidée des dossiers en cours, et expose à des doublons d'attribution entre juristes.</w:t>
+        <w:t xml:space="preserve"> l'absence de base de données </w:t>
+      </w:r>
+      <w:r>
+        <w:rPr>
+          <w:rFonts w:ascii="Times New Roman" w:hAnsi="Times New Roman" w:cs="Times New Roman"/>
+          <w:sz w:val="22"/>
+          <w:szCs w:val="22"/>
+        </w:rPr>
+        <w:t>centralisée empêche toute vue consolidée des dossiers en cours, et expose à des doublons d'attribution entre juristes.</w:t>
       </w:r>
     </w:p>
     <w:p>
@@ -2287,7 +5678,15 @@
           <w:sz w:val="22"/>
           <w:szCs w:val="22"/>
         </w:rPr>
-        <w:t xml:space="preserve"> dates d'audience, délais d'exercice des voies de recours reposent sur la seule vigilance individuelle des juristes, avec un risque de dépassement.</w:t>
+        <w:t xml:space="preserve"> dates d'audience, délais d'exercice des voies de recours rep</w:t>
+      </w:r>
+      <w:r>
+        <w:rPr>
+          <w:rFonts w:ascii="Times New Roman" w:hAnsi="Times New Roman" w:cs="Times New Roman"/>
+          <w:sz w:val="22"/>
+          <w:szCs w:val="22"/>
+        </w:rPr>
+        <w:t>osent sur la seule vigilance individuelle des juristes, avec un risque de dépassement.</w:t>
       </w:r>
     </w:p>
     <w:p>
@@ -2331,7 +5730,15 @@
           <w:sz w:val="22"/>
           <w:szCs w:val="22"/>
         </w:rPr>
-        <w:t xml:space="preserve">: l'absence de suivi structuré des adjudications, des provisions et des taxations d'émoluments empêche la Banque de connaître avec fiabilité l'état réel de son risque crédit résiduel </w:t>
+        <w:t>: l'absence de suivi structuré des adjudications, des provisions et des taxations d'émoluments empêche la Banque de connaître avec fiab</w:t>
+      </w:r>
+      <w:r>
+        <w:rPr>
+          <w:rFonts w:ascii="Times New Roman" w:hAnsi="Times New Roman" w:cs="Times New Roman"/>
+          <w:sz w:val="22"/>
+          <w:szCs w:val="22"/>
+        </w:rPr>
+        <w:t xml:space="preserve">ilité l'état réel de son risque crédit résiduel </w:t>
       </w:r>
       <w:r>
         <w:rPr>
@@ -2384,7 +5791,15 @@
           <w:sz w:val="22"/>
           <w:szCs w:val="22"/>
         </w:rPr>
-        <w:t>: aucun reporting consolidé n'existe, privant la Direction Juridique et la Direction Générale de toute vision stratégique sur le portefeuille contentieux.</w:t>
+        <w:t>: aucun reporting consolidé n'existe, privant la Direction Juri</w:t>
+      </w:r>
+      <w:r>
+        <w:rPr>
+          <w:rFonts w:ascii="Times New Roman" w:hAnsi="Times New Roman" w:cs="Times New Roman"/>
+          <w:sz w:val="22"/>
+          <w:szCs w:val="22"/>
+        </w:rPr>
+        <w:t>dique et la Direction Générale de toute vision stratégique sur le portefeuille contentieux.</w:t>
       </w:r>
     </w:p>
     <w:p>
@@ -2393,22 +5808,24 @@
         <w:spacing w:before="220" w:after="100"/>
         <w:rPr>
           <w:rFonts w:ascii="Times New Roman" w:hAnsi="Times New Roman" w:cs="Times New Roman"/>
-          <w:color w:val="C00000"/>
+          <w:color w:val="385623" w:themeColor="accent6" w:themeShade="80"/>
           <w:sz w:val="28"/>
           <w:szCs w:val="28"/>
         </w:rPr>
       </w:pPr>
-      <w:r>
-        <w:rPr>
-          <w:rFonts w:ascii="Times New Roman" w:hAnsi="Times New Roman" w:cs="Times New Roman"/>
-          <w:b/>
-          <w:bCs/>
-          <w:color w:val="C00000"/>
+      <w:bookmarkStart w:id="7" w:name="_Toc240278422"/>
+      <w:r>
+        <w:rPr>
+          <w:rFonts w:ascii="Times New Roman" w:hAnsi="Times New Roman" w:cs="Times New Roman"/>
+          <w:b/>
+          <w:bCs/>
+          <w:color w:val="385623" w:themeColor="accent6" w:themeShade="80"/>
           <w:sz w:val="24"/>
           <w:szCs w:val="24"/>
         </w:rPr>
         <w:t>3.2 Impacts et conséquences sur la performance de la Banque</w:t>
       </w:r>
+      <w:bookmarkEnd w:id="7"/>
     </w:p>
     <w:p>
       <w:pPr>
@@ -2506,22 +5923,24 @@
         <w:spacing w:before="220" w:after="100"/>
         <w:rPr>
           <w:rFonts w:ascii="Times New Roman" w:hAnsi="Times New Roman" w:cs="Times New Roman"/>
-          <w:color w:val="C00000"/>
+          <w:color w:val="385623" w:themeColor="accent6" w:themeShade="80"/>
           <w:sz w:val="28"/>
           <w:szCs w:val="28"/>
         </w:rPr>
       </w:pPr>
-      <w:r>
-        <w:rPr>
-          <w:rFonts w:ascii="Times New Roman" w:hAnsi="Times New Roman" w:cs="Times New Roman"/>
-          <w:b/>
-          <w:bCs/>
-          <w:color w:val="C00000"/>
+      <w:bookmarkStart w:id="8" w:name="_Toc240278423"/>
+      <w:r>
+        <w:rPr>
+          <w:rFonts w:ascii="Times New Roman" w:hAnsi="Times New Roman" w:cs="Times New Roman"/>
+          <w:b/>
+          <w:bCs/>
+          <w:color w:val="385623" w:themeColor="accent6" w:themeShade="80"/>
           <w:sz w:val="24"/>
           <w:szCs w:val="24"/>
         </w:rPr>
         <w:t>3.3 Enjeux stratégiques</w:t>
       </w:r>
+      <w:bookmarkEnd w:id="8"/>
     </w:p>
     <w:p>
       <w:pPr>
@@ -2539,7 +5958,31 @@
           <w:sz w:val="22"/>
           <w:szCs w:val="22"/>
         </w:rPr>
-        <w:t>Ce projet s'inscrit dans l'ambition stratégique 2026-2030 d'Afriland First Bank en matière de digitalisation de ses processus internes. Pour la Direction Juridique, l'enjeu dépasse la seule efficacité opérationnelle : disposer d'un pilotage fiable du contentieux, c'est directement fiabiliser la mesure du risque crédit résiduel de la Banque sur les dossiers en recouvrement judiciaire, sécuriser la conformité au seuil réglementaire d'adjudication (25 % des fonds propres nets), et donner à la Direction Générale une vision consolidée d'un risque qui, aujourd'hui, échappe largement à tout pilotage centralisé.</w:t>
+        <w:t>Ce projet s'inscrit dans l'ambition stratégique 2026-2030 d'A</w:t>
+      </w:r>
+      <w:r>
+        <w:rPr>
+          <w:rFonts w:ascii="Times New Roman" w:hAnsi="Times New Roman" w:cs="Times New Roman"/>
+          <w:sz w:val="22"/>
+          <w:szCs w:val="22"/>
+        </w:rPr>
+        <w:t>friland First Bank en matière de digitalisation de ses processus internes. Pour la Direction Juridique, l'enjeu dépasse la seule efficacité opérationnelle : disposer d'un pilotage fiable du contentieux, c'est directement fiabiliser la mesure du risque créd</w:t>
+      </w:r>
+      <w:r>
+        <w:rPr>
+          <w:rFonts w:ascii="Times New Roman" w:hAnsi="Times New Roman" w:cs="Times New Roman"/>
+          <w:sz w:val="22"/>
+          <w:szCs w:val="22"/>
+        </w:rPr>
+        <w:t>it résiduel de la Banque sur les dossiers en recouvrement judiciaire, sécuriser la conformité au seuil réglementaire d'adjudication (25 % des fonds propres nets), et donner à la Direction Générale une vision consolidée d'un risque qui, aujourd'hui, échappe</w:t>
+      </w:r>
+      <w:r>
+        <w:rPr>
+          <w:rFonts w:ascii="Times New Roman" w:hAnsi="Times New Roman" w:cs="Times New Roman"/>
+          <w:sz w:val="22"/>
+          <w:szCs w:val="22"/>
+        </w:rPr>
+        <w:t xml:space="preserve"> largement à tout pilotage centralisé.</w:t>
       </w:r>
     </w:p>
     <w:p>
@@ -2548,22 +5991,24 @@
         <w:spacing w:before="380" w:after="160"/>
         <w:rPr>
           <w:rFonts w:ascii="Times New Roman" w:hAnsi="Times New Roman" w:cs="Times New Roman"/>
-          <w:color w:val="C00000"/>
+          <w:color w:val="385623" w:themeColor="accent6" w:themeShade="80"/>
           <w:sz w:val="36"/>
           <w:szCs w:val="36"/>
         </w:rPr>
       </w:pPr>
-      <w:r>
-        <w:rPr>
-          <w:rFonts w:ascii="Times New Roman" w:hAnsi="Times New Roman" w:cs="Times New Roman"/>
-          <w:b/>
-          <w:bCs/>
-          <w:color w:val="C00000"/>
+      <w:bookmarkStart w:id="9" w:name="_Toc240278424"/>
+      <w:r>
+        <w:rPr>
+          <w:rFonts w:ascii="Times New Roman" w:hAnsi="Times New Roman" w:cs="Times New Roman"/>
+          <w:b/>
+          <w:bCs/>
+          <w:color w:val="385623" w:themeColor="accent6" w:themeShade="80"/>
           <w:sz w:val="28"/>
           <w:szCs w:val="28"/>
         </w:rPr>
         <w:t>IV. Question centrale du mémoire</w:t>
       </w:r>
+      <w:bookmarkEnd w:id="9"/>
     </w:p>
     <w:p>
       <w:pPr>
@@ -2581,7 +6026,15 @@
           <w:sz w:val="22"/>
           <w:szCs w:val="22"/>
         </w:rPr>
-        <w:t>À la différence d'une question de recherche appelant une vérification empirique, la question centrale du présent mémoire oriente directement la conception et la réalisation de la plateforme :</w:t>
+        <w:t>À la différence d'une question de recherche appelant une vérification empirique, la question centrale du présent mémoire oriente directement la conception et la réalisation de la plate</w:t>
+      </w:r>
+      <w:r>
+        <w:rPr>
+          <w:rFonts w:ascii="Times New Roman" w:hAnsi="Times New Roman" w:cs="Times New Roman"/>
+          <w:sz w:val="22"/>
+          <w:szCs w:val="22"/>
+        </w:rPr>
+        <w:t>forme :</w:t>
       </w:r>
     </w:p>
     <w:p>
@@ -2661,33 +6114,46 @@
         <w:spacing w:before="380" w:after="160"/>
         <w:rPr>
           <w:rFonts w:ascii="Times New Roman" w:hAnsi="Times New Roman" w:cs="Times New Roman"/>
-          <w:color w:val="C00000"/>
+          <w:color w:val="385623" w:themeColor="accent6" w:themeShade="80"/>
           <w:sz w:val="36"/>
           <w:szCs w:val="36"/>
         </w:rPr>
       </w:pPr>
-      <w:r>
-        <w:rPr>
-          <w:rFonts w:ascii="Times New Roman" w:hAnsi="Times New Roman" w:cs="Times New Roman"/>
-          <w:b/>
-          <w:bCs/>
-          <w:color w:val="C00000"/>
+      <w:bookmarkStart w:id="10" w:name="_Toc240278425"/>
+      <w:r>
+        <w:rPr>
+          <w:rFonts w:ascii="Times New Roman" w:hAnsi="Times New Roman" w:cs="Times New Roman"/>
+          <w:b/>
+          <w:bCs/>
+          <w:color w:val="385623" w:themeColor="accent6" w:themeShade="80"/>
           <w:sz w:val="28"/>
           <w:szCs w:val="28"/>
         </w:rPr>
-        <w:t xml:space="preserve">V. Hypothèses de </w:t>
-      </w:r>
-      <w:r>
-        <w:rPr>
-          <w:rFonts w:ascii="Times New Roman" w:hAnsi="Times New Roman" w:cs="Times New Roman"/>
-          <w:b/>
-          <w:bCs/>
-          <w:color w:val="C00000"/>
+        <w:t>V. Hy</w:t>
+      </w:r>
+      <w:r>
+        <w:rPr>
+          <w:rFonts w:ascii="Times New Roman" w:hAnsi="Times New Roman" w:cs="Times New Roman"/>
+          <w:b/>
+          <w:bCs/>
+          <w:color w:val="385623" w:themeColor="accent6" w:themeShade="80"/>
           <w:sz w:val="28"/>
           <w:szCs w:val="28"/>
         </w:rPr>
+        <w:t xml:space="preserve">pothèses de </w:t>
+      </w:r>
+      <w:r>
+        <w:rPr>
+          <w:rFonts w:ascii="Times New Roman" w:hAnsi="Times New Roman" w:cs="Times New Roman"/>
+          <w:b/>
+          <w:bCs/>
+          <w:color w:val="385623" w:themeColor="accent6" w:themeShade="80"/>
+          <w:sz w:val="28"/>
+          <w:szCs w:val="28"/>
+        </w:rPr>
         <w:t>travail retenu</w:t>
       </w:r>
+      <w:bookmarkEnd w:id="10"/>
     </w:p>
     <w:p>
       <w:pPr>
@@ -2705,7 +6171,15 @@
           <w:sz w:val="22"/>
           <w:szCs w:val="22"/>
         </w:rPr>
-        <w:t>Le besoin étant déjà réel et exprimé par le client, cette section ne présente pas des hypothèses à confirmer par une enquête, mais les partis pris de conception retenus au fil des échanges avec la Direction Juridique et la DSI, et déjà validés à la date de rédaction de la présente note.</w:t>
+        <w:t>Le besoin étant déjà réel et exprimé par le client, cette section ne présente pas des hypothèses à confirmer par une enquête, mais les partis pris de conception retenus au fil des échanges avec la Direction Juridique et la DSI, e</w:t>
+      </w:r>
+      <w:r>
+        <w:rPr>
+          <w:rFonts w:ascii="Times New Roman" w:hAnsi="Times New Roman" w:cs="Times New Roman"/>
+          <w:sz w:val="22"/>
+          <w:szCs w:val="22"/>
+        </w:rPr>
+        <w:t>t déjà validés à la date de rédaction de la présente note.</w:t>
       </w:r>
     </w:p>
     <w:p>
@@ -2714,22 +6188,24 @@
         <w:spacing w:before="220" w:after="100"/>
         <w:rPr>
           <w:rFonts w:ascii="Times New Roman" w:hAnsi="Times New Roman" w:cs="Times New Roman"/>
-          <w:color w:val="C00000"/>
+          <w:color w:val="385623" w:themeColor="accent6" w:themeShade="80"/>
           <w:sz w:val="28"/>
           <w:szCs w:val="28"/>
         </w:rPr>
       </w:pPr>
-      <w:r>
-        <w:rPr>
-          <w:rFonts w:ascii="Times New Roman" w:hAnsi="Times New Roman" w:cs="Times New Roman"/>
-          <w:b/>
-          <w:bCs/>
-          <w:color w:val="C00000"/>
+      <w:bookmarkStart w:id="11" w:name="_Toc240278426"/>
+      <w:r>
+        <w:rPr>
+          <w:rFonts w:ascii="Times New Roman" w:hAnsi="Times New Roman" w:cs="Times New Roman"/>
+          <w:b/>
+          <w:bCs/>
+          <w:color w:val="385623" w:themeColor="accent6" w:themeShade="80"/>
           <w:sz w:val="24"/>
           <w:szCs w:val="24"/>
         </w:rPr>
         <w:t>5.1 Hypothèse structurante retenue</w:t>
       </w:r>
+      <w:bookmarkEnd w:id="11"/>
     </w:p>
     <w:p>
       <w:pPr>
@@ -2747,7 +6223,23 @@
           <w:sz w:val="22"/>
           <w:szCs w:val="22"/>
         </w:rPr>
-        <w:t xml:space="preserve">La centralisation digitale du suivi des dossiers judiciaires, combinée à un système d'alertes automatiques et à un reporting consolidé, permet de répondre aux risques identifiés au §2.3 et aux ruptures identifiées au §3.1 (suivi, alerte, traçabilité financière, pilotage), sans nécessiter d'intégration technique avec le système d'information existant de la Banque. Une simple saisie manuelle assurant la traçabilité des interactions avec les systèmes tiers (corebanking, comptabilité, système de paiement des prestataires) suffit à répondre au besoin </w:t>
+        <w:t>La centralisation digitale du suivi des dossiers judiciaires, combinée à un système d'alertes automatiques et à un reporting consolidé, permet de répondre aux ris</w:t>
+      </w:r>
+      <w:r>
+        <w:rPr>
+          <w:rFonts w:ascii="Times New Roman" w:hAnsi="Times New Roman" w:cs="Times New Roman"/>
+          <w:sz w:val="22"/>
+          <w:szCs w:val="22"/>
+        </w:rPr>
+        <w:t>ques identifiés au §2.3 et aux ruptures identifiées au §3.1 (suivi, alerte, traçabilité financière, pilotage), sans nécessiter d'intégration technique avec le système d'information existant de la Banque. Une simple saisie manuelle assurant la traçabilité d</w:t>
+      </w:r>
+      <w:r>
+        <w:rPr>
+          <w:rFonts w:ascii="Times New Roman" w:hAnsi="Times New Roman" w:cs="Times New Roman"/>
+          <w:sz w:val="22"/>
+          <w:szCs w:val="22"/>
+        </w:rPr>
+        <w:t xml:space="preserve">es interactions avec les systèmes tiers (corebanking, comptabilité, système de paiement des prestataires) suffit à répondre au besoin </w:t>
       </w:r>
       <w:proofErr w:type="gramStart"/>
       <w:r>
@@ -2765,7 +6257,15 @@
           <w:sz w:val="22"/>
           <w:szCs w:val="22"/>
         </w:rPr>
-        <w:t>, ces systèmes assurant déjà eux-mêmes leurs fonctions respectives en dehors du périmètre de la présente plateforme.</w:t>
+        <w:t>, ces systèmes assurant déjà eux-mêmes leurs fonctions respectives en dehors du périmètre de la présente plateforme</w:t>
+      </w:r>
+      <w:r>
+        <w:rPr>
+          <w:rFonts w:ascii="Times New Roman" w:hAnsi="Times New Roman" w:cs="Times New Roman"/>
+          <w:sz w:val="22"/>
+          <w:szCs w:val="22"/>
+        </w:rPr>
+        <w:t>.</w:t>
       </w:r>
     </w:p>
     <w:p>
@@ -2774,22 +6274,24 @@
         <w:spacing w:before="220" w:after="100"/>
         <w:rPr>
           <w:rFonts w:ascii="Times New Roman" w:hAnsi="Times New Roman" w:cs="Times New Roman"/>
-          <w:color w:val="C00000"/>
+          <w:color w:val="385623" w:themeColor="accent6" w:themeShade="80"/>
           <w:sz w:val="28"/>
           <w:szCs w:val="28"/>
         </w:rPr>
       </w:pPr>
-      <w:r>
-        <w:rPr>
-          <w:rFonts w:ascii="Times New Roman" w:hAnsi="Times New Roman" w:cs="Times New Roman"/>
-          <w:b/>
-          <w:bCs/>
-          <w:color w:val="C00000"/>
+      <w:bookmarkStart w:id="12" w:name="_Toc240278427"/>
+      <w:r>
+        <w:rPr>
+          <w:rFonts w:ascii="Times New Roman" w:hAnsi="Times New Roman" w:cs="Times New Roman"/>
+          <w:b/>
+          <w:bCs/>
+          <w:color w:val="385623" w:themeColor="accent6" w:themeShade="80"/>
           <w:sz w:val="24"/>
           <w:szCs w:val="24"/>
         </w:rPr>
         <w:t>5.2 Hypothèses de conception validées au fil du projet</w:t>
       </w:r>
+      <w:bookmarkEnd w:id="12"/>
     </w:p>
     <w:p>
       <w:pPr>
@@ -2808,7 +6310,15 @@
           <w:szCs w:val="22"/>
         </w:rPr>
         <w:lastRenderedPageBreak/>
-        <w:t>Les points suivants, initialement ambigus ou non tranchés dans le cahier des charges, ont été validés successivement par la Direction Juridique puis par la DSI, au moyen d'un questionnaire de clarification puis d'échanges techniques ciblés :</w:t>
+        <w:t>Les points suivants, initialement ambigus ou non tranchés dans le cahier des charges, ont été validés successivement par la Direction Juridique puis par la DSI, au moyen d'un questionnaire de clarifi</w:t>
+      </w:r>
+      <w:r>
+        <w:rPr>
+          <w:rFonts w:ascii="Times New Roman" w:hAnsi="Times New Roman" w:cs="Times New Roman"/>
+          <w:sz w:val="22"/>
+          <w:szCs w:val="22"/>
+        </w:rPr>
+        <w:t>cation puis d'échanges techniques ciblés :</w:t>
       </w:r>
     </w:p>
     <w:p>
@@ -2832,7 +6342,15 @@
           <w:sz w:val="22"/>
           <w:szCs w:val="22"/>
         </w:rPr>
-        <w:t>Le développement est réalisé sur mesure (et non au moyen d'une solution low-code), intégralement conteneurisé (Docker), avec authentification centralisée via Keycloak pour l'ensemble des utilisateurs, y compris les avocats externes.</w:t>
+        <w:t>Le développement est réalisé sur mesure (et non au moyen d'une solution low-code), intégralement conteneurisé (Docker), avec authentification centralisée via Keycloak pour l'ensemble des utilisateurs, y compris le</w:t>
+      </w:r>
+      <w:r>
+        <w:rPr>
+          <w:rFonts w:ascii="Times New Roman" w:hAnsi="Times New Roman" w:cs="Times New Roman"/>
+          <w:sz w:val="22"/>
+          <w:szCs w:val="22"/>
+        </w:rPr>
+        <w:t>s avocats externes.</w:t>
       </w:r>
     </w:p>
     <w:p>
@@ -2880,7 +6398,15 @@
           <w:sz w:val="22"/>
           <w:szCs w:val="22"/>
         </w:rPr>
-        <w:t>Le paiement effectif des honoraires, émoluments et débours reste hors périmètre applicatif : la Banque l'exécute déjà par ses circuits existants ; seule la traçabilité du statut de paiement est requise.</w:t>
+        <w:t xml:space="preserve">Le paiement effectif des </w:t>
+      </w:r>
+      <w:r>
+        <w:rPr>
+          <w:rFonts w:ascii="Times New Roman" w:hAnsi="Times New Roman" w:cs="Times New Roman"/>
+          <w:sz w:val="22"/>
+          <w:szCs w:val="22"/>
+        </w:rPr>
+        <w:t>honoraires, émoluments et débours reste hors périmètre applicatif : la Banque l'exécute déjà par ses circuits existants ; seule la traçabilité du statut de paiement est requise.</w:t>
       </w:r>
     </w:p>
     <w:p>
@@ -2904,7 +6430,15 @@
           <w:sz w:val="22"/>
           <w:szCs w:val="22"/>
         </w:rPr>
-        <w:t>Les intégrations techniques avec le corebanking, la comptabilité/DCPO et INTRA V2 ne sont pas nécessaires à ce stade : les informations qui en sont issues sont saisies manuellement, à des fins de centralisation et de traçabilité.</w:t>
+        <w:t>Les intégrations techniques avec le corebanking, la comptabilité/DCPO et INTRA</w:t>
+      </w:r>
+      <w:r>
+        <w:rPr>
+          <w:rFonts w:ascii="Times New Roman" w:hAnsi="Times New Roman" w:cs="Times New Roman"/>
+          <w:sz w:val="22"/>
+          <w:szCs w:val="22"/>
+        </w:rPr>
+        <w:t xml:space="preserve"> V2 ne sont pas nécessaires à ce stade : les informations qui en sont issues sont saisies manuellement, à des fins de centralisation et de traçabilité.</w:t>
       </w:r>
     </w:p>
     <w:p>
@@ -2928,7 +6462,15 @@
           <w:sz w:val="22"/>
           <w:szCs w:val="22"/>
         </w:rPr>
-        <w:t>Le développement et les tests sont conduits intégralement en environnement local, avant transmission à une équipe dédiée de la DSI pour l'intégration au système d'information et le déploiement en production.</w:t>
+        <w:t>Le développement et les tests sont conduits intégralement en environnement local, avant transmission à u</w:t>
+      </w:r>
+      <w:r>
+        <w:rPr>
+          <w:rFonts w:ascii="Times New Roman" w:hAnsi="Times New Roman" w:cs="Times New Roman"/>
+          <w:sz w:val="22"/>
+          <w:szCs w:val="22"/>
+        </w:rPr>
+        <w:t>ne équipe dédiée de la DSI pour l'intégration au système d'information et le déploiement en production.</w:t>
       </w:r>
     </w:p>
     <w:p>
@@ -2961,22 +6503,24 @@
         <w:spacing w:before="380" w:after="160"/>
         <w:rPr>
           <w:rFonts w:ascii="Times New Roman" w:hAnsi="Times New Roman" w:cs="Times New Roman"/>
-          <w:color w:val="C00000"/>
+          <w:color w:val="385623" w:themeColor="accent6" w:themeShade="80"/>
           <w:sz w:val="36"/>
           <w:szCs w:val="36"/>
         </w:rPr>
       </w:pPr>
-      <w:r>
-        <w:rPr>
-          <w:rFonts w:ascii="Times New Roman" w:hAnsi="Times New Roman" w:cs="Times New Roman"/>
-          <w:b/>
-          <w:bCs/>
-          <w:color w:val="C00000"/>
+      <w:bookmarkStart w:id="13" w:name="_Toc240278428"/>
+      <w:r>
+        <w:rPr>
+          <w:rFonts w:ascii="Times New Roman" w:hAnsi="Times New Roman" w:cs="Times New Roman"/>
+          <w:b/>
+          <w:bCs/>
+          <w:color w:val="385623" w:themeColor="accent6" w:themeShade="80"/>
           <w:sz w:val="28"/>
           <w:szCs w:val="28"/>
         </w:rPr>
         <w:t>VI. Objectifs du projet</w:t>
       </w:r>
+      <w:bookmarkEnd w:id="13"/>
     </w:p>
     <w:p>
       <w:pPr>
@@ -2984,22 +6528,24 @@
         <w:spacing w:before="220" w:after="100"/>
         <w:rPr>
           <w:rFonts w:ascii="Times New Roman" w:hAnsi="Times New Roman" w:cs="Times New Roman"/>
-          <w:color w:val="C00000"/>
+          <w:color w:val="385623" w:themeColor="accent6" w:themeShade="80"/>
           <w:sz w:val="28"/>
           <w:szCs w:val="28"/>
         </w:rPr>
       </w:pPr>
-      <w:r>
-        <w:rPr>
-          <w:rFonts w:ascii="Times New Roman" w:hAnsi="Times New Roman" w:cs="Times New Roman"/>
-          <w:b/>
-          <w:bCs/>
-          <w:color w:val="C00000"/>
+      <w:bookmarkStart w:id="14" w:name="_Toc240278429"/>
+      <w:r>
+        <w:rPr>
+          <w:rFonts w:ascii="Times New Roman" w:hAnsi="Times New Roman" w:cs="Times New Roman"/>
+          <w:b/>
+          <w:bCs/>
+          <w:color w:val="385623" w:themeColor="accent6" w:themeShade="80"/>
           <w:sz w:val="24"/>
           <w:szCs w:val="24"/>
         </w:rPr>
         <w:t>6.1 Objectif global</w:t>
       </w:r>
+      <w:bookmarkEnd w:id="14"/>
     </w:p>
     <w:p>
       <w:pPr>
@@ -3026,22 +6572,24 @@
         <w:spacing w:before="220" w:after="100"/>
         <w:rPr>
           <w:rFonts w:ascii="Times New Roman" w:hAnsi="Times New Roman" w:cs="Times New Roman"/>
-          <w:color w:val="C00000"/>
+          <w:color w:val="385623" w:themeColor="accent6" w:themeShade="80"/>
           <w:sz w:val="28"/>
           <w:szCs w:val="28"/>
         </w:rPr>
       </w:pPr>
-      <w:r>
-        <w:rPr>
-          <w:rFonts w:ascii="Times New Roman" w:hAnsi="Times New Roman" w:cs="Times New Roman"/>
-          <w:b/>
-          <w:bCs/>
-          <w:color w:val="C00000"/>
+      <w:bookmarkStart w:id="15" w:name="_Toc240278430"/>
+      <w:r>
+        <w:rPr>
+          <w:rFonts w:ascii="Times New Roman" w:hAnsi="Times New Roman" w:cs="Times New Roman"/>
+          <w:b/>
+          <w:bCs/>
+          <w:color w:val="385623" w:themeColor="accent6" w:themeShade="80"/>
           <w:sz w:val="24"/>
           <w:szCs w:val="24"/>
         </w:rPr>
         <w:t>6.2 Objectifs spécifiques (SMART)</w:t>
       </w:r>
+      <w:bookmarkEnd w:id="15"/>
     </w:p>
     <w:p>
       <w:pPr>
@@ -3094,7 +6642,15 @@
           <w:sz w:val="22"/>
           <w:szCs w:val="22"/>
         </w:rPr>
-        <w:t>recueillir et clarifier le besoin exprimé par la Direction Juridique au moyen d'un cahier des charges, d'un questionnaire de clarification et d'échanges techniques avec la DSI, jusqu'à validation formelle du cahier des charges (réalisé, jalon atteint le 22/07/2026).</w:t>
+        <w:t xml:space="preserve">recueillir et clarifier le besoin exprimé par la Direction </w:t>
+      </w:r>
+      <w:r>
+        <w:rPr>
+          <w:rFonts w:ascii="Times New Roman" w:hAnsi="Times New Roman" w:cs="Times New Roman"/>
+          <w:sz w:val="22"/>
+          <w:szCs w:val="22"/>
+        </w:rPr>
+        <w:t>Juridique au moyen d'un cahier des charges, d'un questionnaire de clarification et d'échanges techniques avec la DSI, jusqu'à validation formelle du cahier des charges (réalisé, jalon atteint le 22/07/2026).</w:t>
       </w:r>
     </w:p>
     <w:p>
@@ -3148,7 +6704,15 @@
           <w:sz w:val="22"/>
           <w:szCs w:val="22"/>
         </w:rPr>
-        <w:t>traduire le cahier des charges validé en spécifications fonctionnelles détaillées et en user stories exploitables pour la modélisation.</w:t>
+        <w:t xml:space="preserve">traduire le cahier des </w:t>
+      </w:r>
+      <w:r>
+        <w:rPr>
+          <w:rFonts w:ascii="Times New Roman" w:hAnsi="Times New Roman" w:cs="Times New Roman"/>
+          <w:sz w:val="22"/>
+          <w:szCs w:val="22"/>
+        </w:rPr>
+        <w:t>charges validé en spécifications fonctionnelles détaillées et en user stories exploitables pour la modélisation.</w:t>
       </w:r>
     </w:p>
     <w:p>
@@ -3202,7 +6766,15 @@
           <w:sz w:val="22"/>
           <w:szCs w:val="22"/>
         </w:rPr>
-        <w:t>modéliser le domaine métier (UML), définir l'architecture logicielle, le dictionnaire de données et le contrat d'API, chaque document étant validé séquentiellement par l'encadreur avant de passer au suivant.</w:t>
+        <w:t>modéliser le domaine métier (UML), définir l'architecture logicielle, le dictionnaire de données et le contrat d'API, chaque d</w:t>
+      </w:r>
+      <w:r>
+        <w:rPr>
+          <w:rFonts w:ascii="Times New Roman" w:hAnsi="Times New Roman" w:cs="Times New Roman"/>
+          <w:sz w:val="22"/>
+          <w:szCs w:val="22"/>
+        </w:rPr>
+        <w:t>ocument étant validé séquentiellement par l'encadreur avant de passer au suivant.</w:t>
       </w:r>
     </w:p>
     <w:p>
@@ -3344,7 +6916,15 @@
           <w:sz w:val="22"/>
           <w:szCs w:val="22"/>
         </w:rPr>
-        <w:t>mettre en service la plateforme conteneurisée en environnement local (pilote), en vue de sa transmission à l'équipe DSI pour l'intégration au système d'information de la Banque et le déploiement en production.</w:t>
+        <w:t>mettre en service la plateforme conteneuris</w:t>
+      </w:r>
+      <w:r>
+        <w:rPr>
+          <w:rFonts w:ascii="Times New Roman" w:hAnsi="Times New Roman" w:cs="Times New Roman"/>
+          <w:sz w:val="22"/>
+          <w:szCs w:val="22"/>
+        </w:rPr>
+        <w:t>ée en environnement local (pilote), en vue de sa transmission à l'équipe DSI pour l'intégration au système d'information de la Banque et le déploiement en production.</w:t>
       </w:r>
     </w:p>
     <w:p>
@@ -3353,22 +6933,24 @@
         <w:spacing w:before="380" w:after="160"/>
         <w:rPr>
           <w:rFonts w:ascii="Times New Roman" w:hAnsi="Times New Roman" w:cs="Times New Roman"/>
-          <w:color w:val="C00000"/>
+          <w:color w:val="385623" w:themeColor="accent6" w:themeShade="80"/>
           <w:sz w:val="36"/>
           <w:szCs w:val="36"/>
         </w:rPr>
       </w:pPr>
-      <w:r>
-        <w:rPr>
-          <w:rFonts w:ascii="Times New Roman" w:hAnsi="Times New Roman" w:cs="Times New Roman"/>
-          <w:b/>
-          <w:bCs/>
-          <w:color w:val="C00000"/>
+      <w:bookmarkStart w:id="16" w:name="_Toc240278431"/>
+      <w:r>
+        <w:rPr>
+          <w:rFonts w:ascii="Times New Roman" w:hAnsi="Times New Roman" w:cs="Times New Roman"/>
+          <w:b/>
+          <w:bCs/>
+          <w:color w:val="385623" w:themeColor="accent6" w:themeShade="80"/>
           <w:sz w:val="28"/>
           <w:szCs w:val="28"/>
         </w:rPr>
         <w:t>VII. Démarche méthodologique</w:t>
       </w:r>
+      <w:bookmarkEnd w:id="16"/>
     </w:p>
     <w:p>
       <w:pPr>
@@ -3376,22 +6958,24 @@
         <w:spacing w:before="220" w:after="100"/>
         <w:rPr>
           <w:rFonts w:ascii="Times New Roman" w:hAnsi="Times New Roman" w:cs="Times New Roman"/>
-          <w:color w:val="C00000"/>
+          <w:color w:val="385623" w:themeColor="accent6" w:themeShade="80"/>
           <w:sz w:val="28"/>
           <w:szCs w:val="28"/>
         </w:rPr>
       </w:pPr>
-      <w:r>
-        <w:rPr>
-          <w:rFonts w:ascii="Times New Roman" w:hAnsi="Times New Roman" w:cs="Times New Roman"/>
-          <w:b/>
-          <w:bCs/>
-          <w:color w:val="C00000"/>
+      <w:bookmarkStart w:id="17" w:name="_Toc240278432"/>
+      <w:r>
+        <w:rPr>
+          <w:rFonts w:ascii="Times New Roman" w:hAnsi="Times New Roman" w:cs="Times New Roman"/>
+          <w:b/>
+          <w:bCs/>
+          <w:color w:val="385623" w:themeColor="accent6" w:themeShade="80"/>
           <w:sz w:val="24"/>
           <w:szCs w:val="24"/>
         </w:rPr>
         <w:t>7.1 Démarche de résolution du problème</w:t>
       </w:r>
+      <w:bookmarkEnd w:id="17"/>
     </w:p>
     <w:p>
       <w:pPr>
@@ -3409,7 +6993,15 @@
           <w:sz w:val="22"/>
           <w:szCs w:val="22"/>
         </w:rPr>
-        <w:t>La résolution du problème identifié suit une démarche structurée en six étapes, conduites de façon séquentielle :</w:t>
+        <w:t>La résolution du prob</w:t>
+      </w:r>
+      <w:r>
+        <w:rPr>
+          <w:rFonts w:ascii="Times New Roman" w:hAnsi="Times New Roman" w:cs="Times New Roman"/>
+          <w:sz w:val="22"/>
+          <w:szCs w:val="22"/>
+        </w:rPr>
+        <w:t>lème identifié suit une démarche structurée en six étapes, conduites de façon séquentielle :</w:t>
       </w:r>
     </w:p>
     <w:p>
@@ -3506,7 +7098,15 @@
           <w:sz w:val="22"/>
           <w:szCs w:val="22"/>
         </w:rPr>
-        <w:t>échanges ciblés avec la Direction Juridique pour lever les ambiguïtés, clarifier les zones d'ombre et délimiter précisément le périmètre du projet</w:t>
+        <w:t xml:space="preserve">échanges </w:t>
+      </w:r>
+      <w:r>
+        <w:rPr>
+          <w:rFonts w:ascii="Times New Roman" w:hAnsi="Times New Roman" w:cs="Times New Roman"/>
+          <w:sz w:val="22"/>
+          <w:szCs w:val="22"/>
+        </w:rPr>
+        <w:t>ciblés avec la Direction Juridique pour lever les ambiguïtés, clarifier les zones d'ombre et délimiter précisément le périmètre du projet</w:t>
       </w:r>
       <w:r>
         <w:rPr>
@@ -3566,7 +7166,15 @@
           <w:sz w:val="22"/>
           <w:szCs w:val="22"/>
         </w:rPr>
-        <w:t>rédaction séquentielle des spécifications fonctionnelles, des user stories, de la modélisation UML, de l'architecture, du dictionnaire de données et du contrat d'API, chacun validé par l'encadreur avant de passer au suivant.</w:t>
+        <w:t>rédaction séquentielle des spécif</w:t>
+      </w:r>
+      <w:r>
+        <w:rPr>
+          <w:rFonts w:ascii="Times New Roman" w:hAnsi="Times New Roman" w:cs="Times New Roman"/>
+          <w:sz w:val="22"/>
+          <w:szCs w:val="22"/>
+        </w:rPr>
+        <w:t>ications fonctionnelles, des user stories, de la modélisation UML, de l'architecture, du dictionnaire de données et du contrat d'API, chacun validé par l'encadreur avant de passer au suivant.</w:t>
       </w:r>
     </w:p>
     <w:p>
@@ -3610,7 +7218,15 @@
           <w:sz w:val="22"/>
           <w:szCs w:val="22"/>
         </w:rPr>
-        <w:t>réalisation du frontend et du backend, intégration de l'authentification Keycloak, sous forme conteneurisée.</w:t>
+        <w:t>réalisation du frontend et du bac</w:t>
+      </w:r>
+      <w:r>
+        <w:rPr>
+          <w:rFonts w:ascii="Times New Roman" w:hAnsi="Times New Roman" w:cs="Times New Roman"/>
+          <w:sz w:val="22"/>
+          <w:szCs w:val="22"/>
+        </w:rPr>
+        <w:t>kend, intégration de l'authentification Keycloak, sous forme conteneurisée.</w:t>
       </w:r>
     </w:p>
     <w:p>
@@ -3698,7 +7314,15 @@
           <w:sz w:val="22"/>
           <w:szCs w:val="22"/>
         </w:rPr>
-        <w:t>mise en service de la plateforme en environnement local (pilote), avant transmission à l'équipe DSI pour l'intégration au système d'information de la Banque et le déploiement en production.</w:t>
+        <w:t>mise en service de la plateforme en environnement local (pilote), avant transmission à</w:t>
+      </w:r>
+      <w:r>
+        <w:rPr>
+          <w:rFonts w:ascii="Times New Roman" w:hAnsi="Times New Roman" w:cs="Times New Roman"/>
+          <w:sz w:val="22"/>
+          <w:szCs w:val="22"/>
+        </w:rPr>
+        <w:t xml:space="preserve"> l'équipe DSI pour l'intégration au système d'information de la Banque et le déploiement en production.</w:t>
       </w:r>
     </w:p>
     <w:p>
@@ -3707,22 +7331,24 @@
         <w:spacing w:before="220" w:after="100"/>
         <w:rPr>
           <w:rFonts w:ascii="Times New Roman" w:hAnsi="Times New Roman" w:cs="Times New Roman"/>
-          <w:color w:val="C00000"/>
+          <w:color w:val="385623" w:themeColor="accent6" w:themeShade="80"/>
           <w:sz w:val="28"/>
           <w:szCs w:val="28"/>
         </w:rPr>
       </w:pPr>
-      <w:r>
-        <w:rPr>
-          <w:rFonts w:ascii="Times New Roman" w:hAnsi="Times New Roman" w:cs="Times New Roman"/>
-          <w:b/>
-          <w:bCs/>
-          <w:color w:val="C00000"/>
+      <w:bookmarkStart w:id="18" w:name="_Toc240278433"/>
+      <w:r>
+        <w:rPr>
+          <w:rFonts w:ascii="Times New Roman" w:hAnsi="Times New Roman" w:cs="Times New Roman"/>
+          <w:b/>
+          <w:bCs/>
+          <w:color w:val="385623" w:themeColor="accent6" w:themeShade="80"/>
           <w:sz w:val="24"/>
           <w:szCs w:val="24"/>
         </w:rPr>
         <w:t>7.2 Approche de réalisation</w:t>
       </w:r>
+      <w:bookmarkEnd w:id="18"/>
     </w:p>
     <w:p>
       <w:pPr>
@@ -3740,7 +7366,31 @@
           <w:sz w:val="22"/>
           <w:szCs w:val="22"/>
         </w:rPr>
-        <w:t>La réalisation de la plateforme suit une approche hybride, comparable à celle retenue pour d'autres projets de mémoire conduits au sein de la DSI d'Afriland First Bank : les principes du cycle en V pour la documentation et la validation séquentielle des livrables (cahier des charges, spécifications fonctionnelles, user stories, modélisation UML, architecture, dictionnaire de données, contrat d'API, chacun validé avant le suivant), et les principes agiles pour la réalisation incrémentale de la plateforme elle-même. Cette approche garantit la rigueur documentaire attendue en contexte bancaire tout en conservant la flexibilité nécessaire à l'adaptation aux retours des parties prenantes.</w:t>
+        <w:t>La réalisation de la plateforme suit une approche hybride, comparable à celle retenue pour d'autres projets de mémoire condu</w:t>
+      </w:r>
+      <w:r>
+        <w:rPr>
+          <w:rFonts w:ascii="Times New Roman" w:hAnsi="Times New Roman" w:cs="Times New Roman"/>
+          <w:sz w:val="22"/>
+          <w:szCs w:val="22"/>
+        </w:rPr>
+        <w:t>its au sein de la DSI d'Afriland First Bank : les principes du cycle en V pour la documentation et la validation séquentielle des livrables (cahier des charges, spécifications fonctionnelles, user stories, modélisation UML, architecture, dictionnaire de do</w:t>
+      </w:r>
+      <w:r>
+        <w:rPr>
+          <w:rFonts w:ascii="Times New Roman" w:hAnsi="Times New Roman" w:cs="Times New Roman"/>
+          <w:sz w:val="22"/>
+          <w:szCs w:val="22"/>
+        </w:rPr>
+        <w:t>nnées, contrat d'API, chacun validé avant le suivant), et les principes agiles pour la réalisation incrémentale de la plateforme elle-même. Cette approche garantit la rigueur documentaire attendue en contexte bancaire tout en conservant la flexibilité néce</w:t>
+      </w:r>
+      <w:r>
+        <w:rPr>
+          <w:rFonts w:ascii="Times New Roman" w:hAnsi="Times New Roman" w:cs="Times New Roman"/>
+          <w:sz w:val="22"/>
+          <w:szCs w:val="22"/>
+        </w:rPr>
+        <w:t>ssaire à l'adaptation aux retours des parties prenantes.</w:t>
       </w:r>
     </w:p>
     <w:p>
@@ -3749,22 +7399,24 @@
         <w:spacing w:before="220" w:after="100"/>
         <w:rPr>
           <w:rFonts w:ascii="Times New Roman" w:hAnsi="Times New Roman" w:cs="Times New Roman"/>
-          <w:color w:val="C00000"/>
+          <w:color w:val="385623" w:themeColor="accent6" w:themeShade="80"/>
           <w:sz w:val="28"/>
           <w:szCs w:val="28"/>
         </w:rPr>
       </w:pPr>
-      <w:r>
-        <w:rPr>
-          <w:rFonts w:ascii="Times New Roman" w:hAnsi="Times New Roman" w:cs="Times New Roman"/>
-          <w:b/>
-          <w:bCs/>
-          <w:color w:val="C00000"/>
+      <w:bookmarkStart w:id="19" w:name="_Toc240278434"/>
+      <w:r>
+        <w:rPr>
+          <w:rFonts w:ascii="Times New Roman" w:hAnsi="Times New Roman" w:cs="Times New Roman"/>
+          <w:b/>
+          <w:bCs/>
+          <w:color w:val="385623" w:themeColor="accent6" w:themeShade="80"/>
           <w:sz w:val="24"/>
           <w:szCs w:val="24"/>
         </w:rPr>
         <w:t>7.3 Phases du projet</w:t>
       </w:r>
+      <w:bookmarkEnd w:id="19"/>
     </w:p>
     <w:p>
       <w:pPr>
@@ -3831,7 +7483,15 @@
           <w:sz w:val="22"/>
           <w:szCs w:val="22"/>
         </w:rPr>
-        <w:t>rédaction des spécifications fonctionnelles détaillées, puis des user stories.</w:t>
+        <w:t>rédacti</w:t>
+      </w:r>
+      <w:r>
+        <w:rPr>
+          <w:rFonts w:ascii="Times New Roman" w:hAnsi="Times New Roman" w:cs="Times New Roman"/>
+          <w:sz w:val="22"/>
+          <w:szCs w:val="22"/>
+        </w:rPr>
+        <w:t>on des spécifications fonctionnelles détaillées, puis des user stories.</w:t>
       </w:r>
     </w:p>
     <w:p>
@@ -3899,7 +7559,15 @@
           <w:sz w:val="22"/>
           <w:szCs w:val="22"/>
         </w:rPr>
-        <w:t>développement conteneurisé du frontend et du backend, intégration de l'authentification Keycloak.</w:t>
+        <w:t>d</w:t>
+      </w:r>
+      <w:r>
+        <w:rPr>
+          <w:rFonts w:ascii="Times New Roman" w:hAnsi="Times New Roman" w:cs="Times New Roman"/>
+          <w:sz w:val="22"/>
+          <w:szCs w:val="22"/>
+        </w:rPr>
+        <w:t>éveloppement conteneurisé du frontend et du backend, intégration de l'authentification Keycloak.</w:t>
       </w:r>
     </w:p>
     <w:p>
@@ -3951,7 +7619,17 @@
           <w:sz w:val="22"/>
           <w:szCs w:val="22"/>
         </w:rPr>
-        <w:t xml:space="preserve">Phase de transmission : </w:t>
+        <w:t>Phase de t</w:t>
+      </w:r>
+      <w:r>
+        <w:rPr>
+          <w:rFonts w:ascii="Times New Roman" w:hAnsi="Times New Roman" w:cs="Times New Roman"/>
+          <w:b/>
+          <w:bCs/>
+          <w:sz w:val="22"/>
+          <w:szCs w:val="22"/>
+        </w:rPr>
+        <w:t xml:space="preserve">ransmission : </w:t>
       </w:r>
       <w:r>
         <w:rPr>
@@ -3984,22 +7662,24 @@
         <w:spacing w:before="380" w:after="160"/>
         <w:rPr>
           <w:rFonts w:ascii="Times New Roman" w:hAnsi="Times New Roman" w:cs="Times New Roman"/>
-          <w:color w:val="C00000"/>
+          <w:color w:val="385623" w:themeColor="accent6" w:themeShade="80"/>
           <w:sz w:val="36"/>
           <w:szCs w:val="36"/>
         </w:rPr>
       </w:pPr>
-      <w:r>
-        <w:rPr>
-          <w:rFonts w:ascii="Times New Roman" w:hAnsi="Times New Roman" w:cs="Times New Roman"/>
-          <w:b/>
-          <w:bCs/>
-          <w:color w:val="C00000"/>
+      <w:bookmarkStart w:id="20" w:name="_Toc240278435"/>
+      <w:r>
+        <w:rPr>
+          <w:rFonts w:ascii="Times New Roman" w:hAnsi="Times New Roman" w:cs="Times New Roman"/>
+          <w:b/>
+          <w:bCs/>
+          <w:color w:val="385623" w:themeColor="accent6" w:themeShade="80"/>
           <w:sz w:val="28"/>
           <w:szCs w:val="28"/>
         </w:rPr>
         <w:t>VIII. Planning prévisionnel</w:t>
       </w:r>
+      <w:bookmarkEnd w:id="20"/>
     </w:p>
     <w:p>
       <w:pPr>
@@ -4007,22 +7687,35 @@
         <w:spacing w:before="220" w:after="100"/>
         <w:rPr>
           <w:rFonts w:ascii="Times New Roman" w:hAnsi="Times New Roman" w:cs="Times New Roman"/>
-          <w:color w:val="C00000"/>
+          <w:color w:val="385623" w:themeColor="accent6" w:themeShade="80"/>
           <w:sz w:val="28"/>
           <w:szCs w:val="28"/>
         </w:rPr>
       </w:pPr>
-      <w:r>
-        <w:rPr>
-          <w:rFonts w:ascii="Times New Roman" w:hAnsi="Times New Roman" w:cs="Times New Roman"/>
-          <w:b/>
-          <w:bCs/>
-          <w:color w:val="C00000"/>
+      <w:bookmarkStart w:id="21" w:name="_Toc240278436"/>
+      <w:r>
+        <w:rPr>
+          <w:rFonts w:ascii="Times New Roman" w:hAnsi="Times New Roman" w:cs="Times New Roman"/>
+          <w:b/>
+          <w:bCs/>
+          <w:color w:val="385623" w:themeColor="accent6" w:themeShade="80"/>
           <w:sz w:val="24"/>
           <w:szCs w:val="24"/>
         </w:rPr>
-        <w:t>8.1 Chronogramme des activités</w:t>
-      </w:r>
+        <w:t xml:space="preserve">8.1 Chronogramme des </w:t>
+      </w:r>
+      <w:r>
+        <w:rPr>
+          <w:rFonts w:ascii="Times New Roman" w:hAnsi="Times New Roman" w:cs="Times New Roman"/>
+          <w:b/>
+          <w:bCs/>
+          <w:color w:val="385623" w:themeColor="accent6" w:themeShade="80"/>
+          <w:sz w:val="24"/>
+          <w:szCs w:val="24"/>
+        </w:rPr>
+        <w:t>activités</w:t>
+      </w:r>
+      <w:bookmarkEnd w:id="21"/>
     </w:p>
     <w:p>
       <w:pPr>
@@ -4075,7 +7768,7 @@
               <w:bottom w:val="single" w:sz="4" w:space="0" w:color="BFBFBF"/>
               <w:right w:val="single" w:sz="4" w:space="0" w:color="BFBFBF"/>
             </w:tcBorders>
-            <w:shd w:val="clear" w:color="auto" w:fill="C00000"/>
+            <w:shd w:val="clear" w:color="auto" w:fill="385623" w:themeFill="accent6" w:themeFillShade="80"/>
             <w:tcMar>
               <w:top w:w="90" w:type="dxa"/>
               <w:left w:w="100" w:type="dxa"/>
@@ -4112,7 +7805,7 @@
               <w:bottom w:val="single" w:sz="4" w:space="0" w:color="BFBFBF"/>
               <w:right w:val="single" w:sz="4" w:space="0" w:color="BFBFBF"/>
             </w:tcBorders>
-            <w:shd w:val="clear" w:color="auto" w:fill="C00000"/>
+            <w:shd w:val="clear" w:color="auto" w:fill="385623" w:themeFill="accent6" w:themeFillShade="80"/>
             <w:tcMar>
               <w:top w:w="90" w:type="dxa"/>
               <w:left w:w="100" w:type="dxa"/>
@@ -4149,7 +7842,7 @@
               <w:bottom w:val="single" w:sz="4" w:space="0" w:color="BFBFBF"/>
               <w:right w:val="single" w:sz="4" w:space="0" w:color="BFBFBF"/>
             </w:tcBorders>
-            <w:shd w:val="clear" w:color="auto" w:fill="C00000"/>
+            <w:shd w:val="clear" w:color="auto" w:fill="385623" w:themeFill="accent6" w:themeFillShade="80"/>
             <w:tcMar>
               <w:top w:w="90" w:type="dxa"/>
               <w:left w:w="100" w:type="dxa"/>
@@ -4274,7 +7967,13 @@
               <w:rPr>
                 <w:rFonts w:ascii="Times New Roman" w:hAnsi="Times New Roman" w:cs="Times New Roman"/>
               </w:rPr>
-              <w:t>Finalisation du cahier des charges et validation des exigences.</w:t>
+              <w:t xml:space="preserve">Finalisation du cahier des </w:t>
+            </w:r>
+            <w:r>
+              <w:rPr>
+                <w:rFonts w:ascii="Times New Roman" w:hAnsi="Times New Roman" w:cs="Times New Roman"/>
+              </w:rPr>
+              <w:t>charges et validation des exigences.</w:t>
             </w:r>
           </w:p>
         </w:tc>
@@ -5050,7 +8749,13 @@
               <w:rPr>
                 <w:rFonts w:ascii="Times New Roman" w:hAnsi="Times New Roman" w:cs="Times New Roman"/>
               </w:rPr>
-              <w:t>Intégration applicative</w:t>
+              <w:t>Intég</w:t>
+            </w:r>
+            <w:r>
+              <w:rPr>
+                <w:rFonts w:ascii="Times New Roman" w:hAnsi="Times New Roman" w:cs="Times New Roman"/>
+              </w:rPr>
+              <w:t>ration applicative</w:t>
             </w:r>
           </w:p>
         </w:tc>
@@ -5285,7 +8990,13 @@
               <w:rPr>
                 <w:rFonts w:ascii="Times New Roman" w:hAnsi="Times New Roman" w:cs="Times New Roman"/>
               </w:rPr>
-              <w:t>Corrections, documentation technique et utilisateur, remise de la version locale validée.</w:t>
+              <w:t xml:space="preserve">Corrections, </w:t>
+            </w:r>
+            <w:r>
+              <w:rPr>
+                <w:rFonts w:ascii="Times New Roman" w:hAnsi="Times New Roman" w:cs="Times New Roman"/>
+              </w:rPr>
+              <w:t>documentation technique et utilisateur, remise de la version locale validée.</w:t>
             </w:r>
           </w:p>
         </w:tc>
@@ -5297,22 +9008,24 @@
         <w:spacing w:before="220" w:after="100"/>
         <w:rPr>
           <w:rFonts w:ascii="Times New Roman" w:hAnsi="Times New Roman" w:cs="Times New Roman"/>
-          <w:color w:val="C00000"/>
+          <w:color w:val="385623" w:themeColor="accent6" w:themeShade="80"/>
           <w:sz w:val="28"/>
           <w:szCs w:val="28"/>
         </w:rPr>
       </w:pPr>
-      <w:r>
-        <w:rPr>
-          <w:rFonts w:ascii="Times New Roman" w:hAnsi="Times New Roman" w:cs="Times New Roman"/>
-          <w:b/>
-          <w:bCs/>
-          <w:color w:val="C00000"/>
+      <w:bookmarkStart w:id="22" w:name="_Toc240278437"/>
+      <w:r>
+        <w:rPr>
+          <w:rFonts w:ascii="Times New Roman" w:hAnsi="Times New Roman" w:cs="Times New Roman"/>
+          <w:b/>
+          <w:bCs/>
+          <w:color w:val="385623" w:themeColor="accent6" w:themeShade="80"/>
           <w:sz w:val="24"/>
           <w:szCs w:val="24"/>
         </w:rPr>
         <w:t>8.2 Jalons majeurs et délais</w:t>
       </w:r>
+      <w:bookmarkEnd w:id="22"/>
     </w:p>
     <w:p>
       <w:pPr>
@@ -5395,7 +9108,15 @@
           <w:sz w:val="22"/>
           <w:szCs w:val="22"/>
         </w:rPr>
-        <w:t>Validation de l'ensemble des documents de construction (</w:t>
+        <w:t xml:space="preserve">Validation de </w:t>
+      </w:r>
+      <w:r>
+        <w:rPr>
+          <w:rFonts w:ascii="Times New Roman" w:hAnsi="Times New Roman" w:cs="Times New Roman"/>
+          <w:sz w:val="22"/>
+          <w:szCs w:val="22"/>
+        </w:rPr>
+        <w:t>l'ensemble des documents de construction (</w:t>
       </w:r>
       <w:r>
         <w:rPr>
@@ -5477,7 +9198,15 @@
           <w:sz w:val="22"/>
           <w:szCs w:val="22"/>
         </w:rPr>
-        <w:t xml:space="preserve">Livraison de la plateforme fonctionnelle en environnement local </w:t>
+        <w:t>Livraison de la plateforme fonctionnelle en environnement local</w:t>
+      </w:r>
+      <w:r>
+        <w:rPr>
+          <w:rFonts w:ascii="Times New Roman" w:hAnsi="Times New Roman" w:cs="Times New Roman"/>
+          <w:sz w:val="22"/>
+          <w:szCs w:val="22"/>
+        </w:rPr>
+        <w:t xml:space="preserve"> </w:t>
       </w:r>
       <w:r>
         <w:rPr>
@@ -5552,22 +9281,24 @@
         <w:spacing w:before="380" w:after="160"/>
         <w:rPr>
           <w:rFonts w:ascii="Times New Roman" w:hAnsi="Times New Roman" w:cs="Times New Roman"/>
-          <w:color w:val="C00000"/>
+          <w:color w:val="385623" w:themeColor="accent6" w:themeShade="80"/>
           <w:sz w:val="36"/>
           <w:szCs w:val="36"/>
         </w:rPr>
       </w:pPr>
-      <w:r>
-        <w:rPr>
-          <w:rFonts w:ascii="Times New Roman" w:hAnsi="Times New Roman" w:cs="Times New Roman"/>
-          <w:b/>
-          <w:bCs/>
-          <w:color w:val="C00000"/>
+      <w:bookmarkStart w:id="23" w:name="_Toc240278438"/>
+      <w:r>
+        <w:rPr>
+          <w:rFonts w:ascii="Times New Roman" w:hAnsi="Times New Roman" w:cs="Times New Roman"/>
+          <w:b/>
+          <w:bCs/>
+          <w:color w:val="385623" w:themeColor="accent6" w:themeShade="80"/>
           <w:sz w:val="28"/>
           <w:szCs w:val="28"/>
         </w:rPr>
         <w:t>IX. Cadre d'accompagnement et ressources</w:t>
       </w:r>
+      <w:bookmarkEnd w:id="23"/>
     </w:p>
     <w:p>
       <w:pPr>
@@ -5575,22 +9306,24 @@
         <w:spacing w:before="220" w:after="100"/>
         <w:rPr>
           <w:rFonts w:ascii="Times New Roman" w:hAnsi="Times New Roman" w:cs="Times New Roman"/>
-          <w:color w:val="C00000"/>
+          <w:color w:val="385623" w:themeColor="accent6" w:themeShade="80"/>
           <w:sz w:val="28"/>
           <w:szCs w:val="28"/>
         </w:rPr>
       </w:pPr>
-      <w:r>
-        <w:rPr>
-          <w:rFonts w:ascii="Times New Roman" w:hAnsi="Times New Roman" w:cs="Times New Roman"/>
-          <w:b/>
-          <w:bCs/>
-          <w:color w:val="C00000"/>
+      <w:bookmarkStart w:id="24" w:name="_Toc240278439"/>
+      <w:r>
+        <w:rPr>
+          <w:rFonts w:ascii="Times New Roman" w:hAnsi="Times New Roman" w:cs="Times New Roman"/>
+          <w:b/>
+          <w:bCs/>
+          <w:color w:val="385623" w:themeColor="accent6" w:themeShade="80"/>
           <w:sz w:val="24"/>
           <w:szCs w:val="24"/>
         </w:rPr>
         <w:t>9.1 Ressources humaines</w:t>
       </w:r>
+      <w:bookmarkEnd w:id="24"/>
     </w:p>
     <w:p>
       <w:pPr>
@@ -5608,7 +9341,15 @@
           <w:sz w:val="22"/>
           <w:szCs w:val="22"/>
         </w:rPr>
-        <w:t>Le projet est conduit par KENMOE MBEUKEM Loïc Luc, apprenant à K-FOKAM Arts et Métiers (programme KFOKAM-48), qui assure seul la conduite du recueil du besoin, la rédaction des documents de construction, le développement de la plateforme et la rédaction du mémoire.</w:t>
+        <w:t xml:space="preserve">Le projet est conduit par KENMOE MBEUKEM Loïc Luc, apprenant à </w:t>
+      </w:r>
+      <w:r>
+        <w:rPr>
+          <w:rFonts w:ascii="Times New Roman" w:hAnsi="Times New Roman" w:cs="Times New Roman"/>
+          <w:sz w:val="22"/>
+          <w:szCs w:val="22"/>
+        </w:rPr>
+        <w:t>K-FOKAM Arts et Métiers (programme KFOKAM-48), qui assure seul la conduite du recueil du besoin, la rédaction des documents de construction, le développement de la plateforme et la rédaction du mémoire.</w:t>
       </w:r>
     </w:p>
     <w:p>
@@ -5659,7 +9400,15 @@
           <w:sz w:val="22"/>
           <w:szCs w:val="22"/>
         </w:rPr>
-        <w:t xml:space="preserve"> sollicitées pour l'expression et la clarification du besoin, ainsi que pour la validation des livrables fonctionnels. La Direction des Systèmes d'Information est sollicitée pour la clarification des aspects techniques (infrastructure, sécurité, authentification) et prendra en charge, dans un second temps et par une équipe dédiée, l'intégration de la plateforme au système d'information de la Banque ainsi que son déploiement en production.</w:t>
+        <w:t xml:space="preserve"> sollicitées pour l'expression et la clarification du besoin, ainsi que pour la validation des livrables fonctionnels. La Direction des Systèmes d'Information est sollicitée pour la clarification des asp</w:t>
+      </w:r>
+      <w:r>
+        <w:rPr>
+          <w:rFonts w:ascii="Times New Roman" w:hAnsi="Times New Roman" w:cs="Times New Roman"/>
+          <w:sz w:val="22"/>
+          <w:szCs w:val="22"/>
+        </w:rPr>
+        <w:t>ects techniques (infrastructure, sécurité, authentification) et prendra en charge, dans un second temps et par une équipe dédiée, l'intégration de la plateforme au système d'information de la Banque ainsi que son déploiement en production.</w:t>
       </w:r>
     </w:p>
     <w:p>
@@ -5678,7 +9427,23 @@
           <w:sz w:val="22"/>
           <w:szCs w:val="22"/>
         </w:rPr>
-        <w:t>DEUMO DEUMO Léonce, Chef de Département Développement à la DSI d'Afriland First Bank, assure l'encadrement opérationnel du projet. À ce titre, il est responsable de la validation séquentielle de chaque document de construction, de la cohérence technique et fonctionnelle des orientations proposées avec les standards du Système d'Information d'AFB, et du suivi global de l'avancement du projet tout au long de la période de stage.</w:t>
+        <w:t>DEUMO DEUMO Léon</w:t>
+      </w:r>
+      <w:r>
+        <w:rPr>
+          <w:rFonts w:ascii="Times New Roman" w:hAnsi="Times New Roman" w:cs="Times New Roman"/>
+          <w:sz w:val="22"/>
+          <w:szCs w:val="22"/>
+        </w:rPr>
+        <w:t>ce, Chef de Département Développement à la DSI d'Afriland First Bank, assure l'encadrement opérationnel du projet. À ce titre, il est responsable de la validation séquentielle de chaque document de construction, de la cohérence technique et fonctionnelle d</w:t>
+      </w:r>
+      <w:r>
+        <w:rPr>
+          <w:rFonts w:ascii="Times New Roman" w:hAnsi="Times New Roman" w:cs="Times New Roman"/>
+          <w:sz w:val="22"/>
+          <w:szCs w:val="22"/>
+        </w:rPr>
+        <w:t>es orientations proposées avec les standards du Système d'Information d'AFB, et du suivi global de l'avancement du projet tout au long de la période de stage.</w:t>
       </w:r>
     </w:p>
     <w:p>
@@ -5687,22 +9452,24 @@
         <w:spacing w:before="220" w:after="100"/>
         <w:rPr>
           <w:rFonts w:ascii="Times New Roman" w:hAnsi="Times New Roman" w:cs="Times New Roman"/>
-          <w:color w:val="C00000"/>
+          <w:color w:val="385623" w:themeColor="accent6" w:themeShade="80"/>
           <w:sz w:val="28"/>
           <w:szCs w:val="28"/>
         </w:rPr>
       </w:pPr>
-      <w:r>
-        <w:rPr>
-          <w:rFonts w:ascii="Times New Roman" w:hAnsi="Times New Roman" w:cs="Times New Roman"/>
-          <w:b/>
-          <w:bCs/>
-          <w:color w:val="C00000"/>
+      <w:bookmarkStart w:id="25" w:name="_Toc240278440"/>
+      <w:r>
+        <w:rPr>
+          <w:rFonts w:ascii="Times New Roman" w:hAnsi="Times New Roman" w:cs="Times New Roman"/>
+          <w:b/>
+          <w:bCs/>
+          <w:color w:val="385623" w:themeColor="accent6" w:themeShade="80"/>
           <w:sz w:val="24"/>
           <w:szCs w:val="24"/>
         </w:rPr>
         <w:t>9.2 Infrastructure et outils techniques</w:t>
       </w:r>
+      <w:bookmarkEnd w:id="25"/>
     </w:p>
     <w:p>
       <w:pPr>
@@ -5735,7 +9502,15 @@
           <w:sz w:val="22"/>
           <w:szCs w:val="22"/>
         </w:rPr>
-        <w:t>poste de développement local, application intégralement conteneurisée (Docker / Docker Compose).</w:t>
+        <w:t>poste de développement l</w:t>
+      </w:r>
+      <w:r>
+        <w:rPr>
+          <w:rFonts w:ascii="Times New Roman" w:hAnsi="Times New Roman" w:cs="Times New Roman"/>
+          <w:sz w:val="22"/>
+          <w:szCs w:val="22"/>
+        </w:rPr>
+        <w:t>ocal, application intégralement conteneurisée (Docker / Docker Compose).</w:t>
       </w:r>
     </w:p>
     <w:p>
@@ -5801,7 +9576,15 @@
           <w:sz w:val="22"/>
           <w:szCs w:val="22"/>
         </w:rPr>
-        <w:t>, authentification centralisée via Keycloak.</w:t>
+        <w:t>, authentification centra</w:t>
+      </w:r>
+      <w:r>
+        <w:rPr>
+          <w:rFonts w:ascii="Times New Roman" w:hAnsi="Times New Roman" w:cs="Times New Roman"/>
+          <w:sz w:val="22"/>
+          <w:szCs w:val="22"/>
+        </w:rPr>
+        <w:t>lisée via Keycloak.</w:t>
       </w:r>
     </w:p>
     <w:p>
@@ -5844,22 +9627,35 @@
         <w:spacing w:before="380" w:after="160"/>
         <w:rPr>
           <w:rFonts w:ascii="Times New Roman" w:hAnsi="Times New Roman" w:cs="Times New Roman"/>
-          <w:color w:val="C00000"/>
+          <w:color w:val="385623" w:themeColor="accent6" w:themeShade="80"/>
           <w:sz w:val="36"/>
           <w:szCs w:val="36"/>
         </w:rPr>
       </w:pPr>
-      <w:r>
-        <w:rPr>
-          <w:rFonts w:ascii="Times New Roman" w:hAnsi="Times New Roman" w:cs="Times New Roman"/>
-          <w:b/>
-          <w:bCs/>
-          <w:color w:val="C00000"/>
+      <w:bookmarkStart w:id="26" w:name="_Toc240278441"/>
+      <w:r>
+        <w:rPr>
+          <w:rFonts w:ascii="Times New Roman" w:hAnsi="Times New Roman" w:cs="Times New Roman"/>
+          <w:b/>
+          <w:bCs/>
+          <w:color w:val="385623" w:themeColor="accent6" w:themeShade="80"/>
           <w:sz w:val="28"/>
           <w:szCs w:val="28"/>
         </w:rPr>
-        <w:t>X. Plus-value et indicateurs de succès</w:t>
-      </w:r>
+        <w:t>X. Plus-value et indicateurs de succè</w:t>
+      </w:r>
+      <w:r>
+        <w:rPr>
+          <w:rFonts w:ascii="Times New Roman" w:hAnsi="Times New Roman" w:cs="Times New Roman"/>
+          <w:b/>
+          <w:bCs/>
+          <w:color w:val="385623" w:themeColor="accent6" w:themeShade="80"/>
+          <w:sz w:val="28"/>
+          <w:szCs w:val="28"/>
+        </w:rPr>
+        <w:t>s</w:t>
+      </w:r>
+      <w:bookmarkEnd w:id="26"/>
     </w:p>
     <w:p>
       <w:pPr>
@@ -5867,22 +9663,24 @@
         <w:spacing w:before="220" w:after="100"/>
         <w:rPr>
           <w:rFonts w:ascii="Times New Roman" w:hAnsi="Times New Roman" w:cs="Times New Roman"/>
-          <w:color w:val="C00000"/>
+          <w:color w:val="385623" w:themeColor="accent6" w:themeShade="80"/>
           <w:sz w:val="28"/>
           <w:szCs w:val="28"/>
         </w:rPr>
       </w:pPr>
-      <w:r>
-        <w:rPr>
-          <w:rFonts w:ascii="Times New Roman" w:hAnsi="Times New Roman" w:cs="Times New Roman"/>
-          <w:b/>
-          <w:bCs/>
-          <w:color w:val="C00000"/>
+      <w:bookmarkStart w:id="27" w:name="_Toc240278442"/>
+      <w:r>
+        <w:rPr>
+          <w:rFonts w:ascii="Times New Roman" w:hAnsi="Times New Roman" w:cs="Times New Roman"/>
+          <w:b/>
+          <w:bCs/>
+          <w:color w:val="385623" w:themeColor="accent6" w:themeShade="80"/>
           <w:sz w:val="24"/>
           <w:szCs w:val="24"/>
         </w:rPr>
         <w:t>10.1 Gains qualitatifs et quantitatifs</w:t>
       </w:r>
+      <w:bookmarkEnd w:id="27"/>
     </w:p>
     <w:p>
       <w:pPr>
@@ -5949,7 +9747,15 @@
           <w:sz w:val="22"/>
           <w:szCs w:val="22"/>
         </w:rPr>
-        <w:t>centralisation et traçabilité complète du suivi des procédures judiciaires, meilleure coordination entre juristes et avocats partenaires, constitution progressive d'une base jurisprudentielle interne.</w:t>
+        <w:t xml:space="preserve">centralisation et </w:t>
+      </w:r>
+      <w:r>
+        <w:rPr>
+          <w:rFonts w:ascii="Times New Roman" w:hAnsi="Times New Roman" w:cs="Times New Roman"/>
+          <w:sz w:val="22"/>
+          <w:szCs w:val="22"/>
+        </w:rPr>
+        <w:t>traçabilité complète du suivi des procédures judiciaires, meilleure coordination entre juristes et avocats partenaires, constitution progressive d'une base jurisprudentielle interne.</w:t>
       </w:r>
     </w:p>
     <w:p>
@@ -5984,7 +9790,15 @@
           <w:sz w:val="22"/>
           <w:szCs w:val="22"/>
         </w:rPr>
-        <w:t>fiabilisation des provisions sur litiges, maîtrise du seuil réglementaire d'adjudication, disponibilité d'un reporting consolidé pour la Direction, contribution à l'ambition de digitalisation 2026-2030 de la Banque.</w:t>
+        <w:t>fiabilisation des provisions sur litiges, maîtrise d</w:t>
+      </w:r>
+      <w:r>
+        <w:rPr>
+          <w:rFonts w:ascii="Times New Roman" w:hAnsi="Times New Roman" w:cs="Times New Roman"/>
+          <w:sz w:val="22"/>
+          <w:szCs w:val="22"/>
+        </w:rPr>
+        <w:t>u seuil réglementaire d'adjudication, disponibilité d'un reporting consolidé pour la Direction, contribution à l'ambition de digitalisation 2026-2030 de la Banque.</w:t>
       </w:r>
     </w:p>
     <w:p>
@@ -5993,22 +9807,24 @@
         <w:spacing w:before="220" w:after="100"/>
         <w:rPr>
           <w:rFonts w:ascii="Times New Roman" w:hAnsi="Times New Roman" w:cs="Times New Roman"/>
-          <w:color w:val="C00000"/>
+          <w:color w:val="385623" w:themeColor="accent6" w:themeShade="80"/>
           <w:sz w:val="28"/>
           <w:szCs w:val="28"/>
         </w:rPr>
       </w:pPr>
-      <w:r>
-        <w:rPr>
-          <w:rFonts w:ascii="Times New Roman" w:hAnsi="Times New Roman" w:cs="Times New Roman"/>
-          <w:b/>
-          <w:bCs/>
-          <w:color w:val="C00000"/>
+      <w:bookmarkStart w:id="28" w:name="_Toc240278443"/>
+      <w:r>
+        <w:rPr>
+          <w:rFonts w:ascii="Times New Roman" w:hAnsi="Times New Roman" w:cs="Times New Roman"/>
+          <w:b/>
+          <w:bCs/>
+          <w:color w:val="385623" w:themeColor="accent6" w:themeShade="80"/>
           <w:sz w:val="24"/>
           <w:szCs w:val="24"/>
         </w:rPr>
         <w:t>10.2 Indicateurs de performance (KPI)</w:t>
       </w:r>
+      <w:bookmarkEnd w:id="28"/>
     </w:p>
     <w:p>
       <w:pPr>
@@ -6050,7 +9866,15 @@
           <w:sz w:val="22"/>
           <w:szCs w:val="22"/>
         </w:rPr>
-        <w:t>Nombre d'alertes traitées dans le délai imparti (audiences, délais de recours).</w:t>
+        <w:t>Nombre d'alertes trait</w:t>
+      </w:r>
+      <w:r>
+        <w:rPr>
+          <w:rFonts w:ascii="Times New Roman" w:hAnsi="Times New Roman" w:cs="Times New Roman"/>
+          <w:sz w:val="22"/>
+          <w:szCs w:val="22"/>
+        </w:rPr>
+        <w:t>ées dans le délai imparti (audiences, délais de recours).</w:t>
       </w:r>
     </w:p>
     <w:p>
@@ -6141,7 +9965,15 @@
           <w:sz w:val="22"/>
           <w:szCs w:val="22"/>
         </w:rPr>
-        <w:t>Taux de dossiers avec historique et pièces complètes (indicateur de traçabilité).</w:t>
+        <w:t>Taux de dossiers avec historique et pièces complète</w:t>
+      </w:r>
+      <w:r>
+        <w:rPr>
+          <w:rFonts w:ascii="Times New Roman" w:hAnsi="Times New Roman" w:cs="Times New Roman"/>
+          <w:sz w:val="22"/>
+          <w:szCs w:val="22"/>
+        </w:rPr>
+        <w:t>s (indicateur de traçabilité).</w:t>
       </w:r>
     </w:p>
     <w:p>
@@ -6305,22 +10137,35 @@
         <w:spacing w:before="380" w:after="160"/>
         <w:rPr>
           <w:rFonts w:ascii="Times New Roman" w:hAnsi="Times New Roman" w:cs="Times New Roman"/>
-          <w:color w:val="C00000"/>
+          <w:color w:val="385623" w:themeColor="accent6" w:themeShade="80"/>
           <w:sz w:val="36"/>
           <w:szCs w:val="36"/>
         </w:rPr>
       </w:pPr>
-      <w:r>
-        <w:rPr>
-          <w:rFonts w:ascii="Times New Roman" w:hAnsi="Times New Roman" w:cs="Times New Roman"/>
-          <w:b/>
-          <w:bCs/>
-          <w:color w:val="C00000"/>
+      <w:bookmarkStart w:id="29" w:name="_Toc240278444"/>
+      <w:r>
+        <w:rPr>
+          <w:rFonts w:ascii="Times New Roman" w:hAnsi="Times New Roman" w:cs="Times New Roman"/>
+          <w:b/>
+          <w:bCs/>
+          <w:color w:val="385623" w:themeColor="accent6" w:themeShade="80"/>
           <w:sz w:val="28"/>
           <w:szCs w:val="28"/>
         </w:rPr>
-        <w:t>XI. Limites et risques anticipés</w:t>
-      </w:r>
+        <w:t>XI. Limites et risq</w:t>
+      </w:r>
+      <w:r>
+        <w:rPr>
+          <w:rFonts w:ascii="Times New Roman" w:hAnsi="Times New Roman" w:cs="Times New Roman"/>
+          <w:b/>
+          <w:bCs/>
+          <w:color w:val="385623" w:themeColor="accent6" w:themeShade="80"/>
+          <w:sz w:val="28"/>
+          <w:szCs w:val="28"/>
+        </w:rPr>
+        <w:t>ues anticipés</w:t>
+      </w:r>
+      <w:bookmarkEnd w:id="29"/>
     </w:p>
     <w:p>
       <w:pPr>
@@ -6328,22 +10173,24 @@
         <w:spacing w:before="220" w:after="100"/>
         <w:rPr>
           <w:rFonts w:ascii="Times New Roman" w:hAnsi="Times New Roman" w:cs="Times New Roman"/>
-          <w:color w:val="C00000"/>
+          <w:color w:val="385623" w:themeColor="accent6" w:themeShade="80"/>
           <w:sz w:val="28"/>
           <w:szCs w:val="28"/>
         </w:rPr>
       </w:pPr>
-      <w:r>
-        <w:rPr>
-          <w:rFonts w:ascii="Times New Roman" w:hAnsi="Times New Roman" w:cs="Times New Roman"/>
-          <w:b/>
-          <w:bCs/>
-          <w:color w:val="C00000"/>
+      <w:bookmarkStart w:id="30" w:name="_Toc240278445"/>
+      <w:r>
+        <w:rPr>
+          <w:rFonts w:ascii="Times New Roman" w:hAnsi="Times New Roman" w:cs="Times New Roman"/>
+          <w:b/>
+          <w:bCs/>
+          <w:color w:val="385623" w:themeColor="accent6" w:themeShade="80"/>
           <w:sz w:val="24"/>
           <w:szCs w:val="24"/>
         </w:rPr>
         <w:t>11.1 Limites de l'étude</w:t>
       </w:r>
+      <w:bookmarkEnd w:id="30"/>
     </w:p>
     <w:p>
       <w:pPr>
@@ -6376,7 +10223,15 @@
           <w:sz w:val="22"/>
           <w:szCs w:val="22"/>
         </w:rPr>
-        <w:t>la plateforme couvre le suivi des audiences, des délibérés et des décisions devenues définitives, avec une traçabilité manuelle des interactions avec les systèmes tiers (corebanking, comptabilité, paiement). Elle n'intègre pas techniquement ces systèmes, et le « portail client » évoqué comme évolution future (Version 2.0) est explicitement hors périmètre.</w:t>
+        <w:t xml:space="preserve">la plateforme couvre le suivi des audiences, des délibérés et des décisions devenues définitives, avec une traçabilité manuelle des interactions avec les systèmes tiers (corebanking, </w:t>
+      </w:r>
+      <w:r>
+        <w:rPr>
+          <w:rFonts w:ascii="Times New Roman" w:hAnsi="Times New Roman" w:cs="Times New Roman"/>
+          <w:sz w:val="22"/>
+          <w:szCs w:val="22"/>
+        </w:rPr>
+        <w:t>comptabilité, paiement). Elle n'intègre pas techniquement ces systèmes, et le « portail client » évoqué comme évolution future (Version 2.0) est explicitement hors périmètre.</w:t>
       </w:r>
     </w:p>
     <w:p>
@@ -6410,7 +10265,15 @@
           <w:sz w:val="22"/>
           <w:szCs w:val="22"/>
         </w:rPr>
-        <w:t>le présent mémoire couvre le développement et les tests en environnement local ; l'intégration au système d'information de la Banque et le déploiement en production sont pris en charge par une équipe dédiée de la DSI, dans un second temps.</w:t>
+        <w:t xml:space="preserve">le présent mémoire couvre le développement et les tests </w:t>
+      </w:r>
+      <w:r>
+        <w:rPr>
+          <w:rFonts w:ascii="Times New Roman" w:hAnsi="Times New Roman" w:cs="Times New Roman"/>
+          <w:sz w:val="22"/>
+          <w:szCs w:val="22"/>
+        </w:rPr>
+        <w:t>en environnement local ; l'intégration au système d'information de la Banque et le déploiement en production sont pris en charge par une équipe dédiée de la DSI, dans un second temps.</w:t>
       </w:r>
     </w:p>
     <w:p>
@@ -6444,7 +10307,15 @@
           <w:sz w:val="22"/>
           <w:szCs w:val="22"/>
         </w:rPr>
-        <w:t>les conclusions de ce travail restent ancrées dans le contexte spécifique de la Direction Juridique d'Afriland First Bank ; leur transposition à d'autres directions ou d'autres organisations devra être envisagée avec prudence.</w:t>
+        <w:t>les conclusions de ce travail restent ancrée</w:t>
+      </w:r>
+      <w:r>
+        <w:rPr>
+          <w:rFonts w:ascii="Times New Roman" w:hAnsi="Times New Roman" w:cs="Times New Roman"/>
+          <w:sz w:val="22"/>
+          <w:szCs w:val="22"/>
+        </w:rPr>
+        <w:t>s dans le contexte spécifique de la Direction Juridique d'Afriland First Bank ; leur transposition à d'autres directions ou d'autres organisations devra être envisagée avec prudence.</w:t>
       </w:r>
     </w:p>
     <w:p>
@@ -6457,6 +10328,7 @@
           <w:szCs w:val="28"/>
         </w:rPr>
       </w:pPr>
+      <w:bookmarkStart w:id="31" w:name="_Toc240278446"/>
       <w:r>
         <w:rPr>
           <w:rFonts w:ascii="Times New Roman" w:hAnsi="Times New Roman" w:cs="Times New Roman"/>
@@ -6468,6 +10340,7 @@
         </w:rPr>
         <w:t>11.2 Risques organisationnels et mesures de maîtrise</w:t>
       </w:r>
+      <w:bookmarkEnd w:id="31"/>
     </w:p>
     <w:tbl>
       <w:tblPr>
@@ -6502,7 +10375,7 @@
               <w:bottom w:val="single" w:sz="4" w:space="0" w:color="BFBFBF"/>
               <w:right w:val="single" w:sz="4" w:space="0" w:color="BFBFBF"/>
             </w:tcBorders>
-            <w:shd w:val="clear" w:color="auto" w:fill="C00000"/>
+            <w:shd w:val="clear" w:color="auto" w:fill="385623" w:themeFill="accent6" w:themeFillShade="80"/>
             <w:tcMar>
               <w:top w:w="90" w:type="dxa"/>
               <w:left w:w="100" w:type="dxa"/>
@@ -6539,7 +10412,7 @@
               <w:bottom w:val="single" w:sz="4" w:space="0" w:color="BFBFBF"/>
               <w:right w:val="single" w:sz="4" w:space="0" w:color="BFBFBF"/>
             </w:tcBorders>
-            <w:shd w:val="clear" w:color="auto" w:fill="C00000"/>
+            <w:shd w:val="clear" w:color="auto" w:fill="385623" w:themeFill="accent6" w:themeFillShade="80"/>
             <w:tcMar>
               <w:top w:w="90" w:type="dxa"/>
               <w:left w:w="100" w:type="dxa"/>
@@ -6563,7 +10436,16 @@
                 <w:bCs/>
                 <w:color w:val="FFFFFF"/>
               </w:rPr>
-              <w:t>Impact potentiel</w:t>
+              <w:t>Impact potent</w:t>
+            </w:r>
+            <w:r>
+              <w:rPr>
+                <w:rFonts w:ascii="Times New Roman" w:hAnsi="Times New Roman" w:cs="Times New Roman"/>
+                <w:b/>
+                <w:bCs/>
+                <w:color w:val="FFFFFF"/>
+              </w:rPr>
+              <w:t>iel</w:t>
             </w:r>
           </w:p>
         </w:tc>
@@ -6576,7 +10458,7 @@
               <w:bottom w:val="single" w:sz="4" w:space="0" w:color="BFBFBF"/>
               <w:right w:val="single" w:sz="4" w:space="0" w:color="BFBFBF"/>
             </w:tcBorders>
-            <w:shd w:val="clear" w:color="auto" w:fill="C00000"/>
+            <w:shd w:val="clear" w:color="auto" w:fill="385623" w:themeFill="accent6" w:themeFillShade="80"/>
             <w:tcMar>
               <w:top w:w="90" w:type="dxa"/>
               <w:left w:w="100" w:type="dxa"/>
@@ -6736,7 +10618,13 @@
               <w:rPr>
                 <w:rFonts w:ascii="Times New Roman" w:hAnsi="Times New Roman" w:cs="Times New Roman"/>
               </w:rPr>
-              <w:t>Délai contraint</w:t>
+              <w:t xml:space="preserve">Délai </w:t>
+            </w:r>
+            <w:r>
+              <w:rPr>
+                <w:rFonts w:ascii="Times New Roman" w:hAnsi="Times New Roman" w:cs="Times New Roman"/>
+              </w:rPr>
+              <w:t>contraint</w:t>
             </w:r>
           </w:p>
         </w:tc>
@@ -6870,7 +10758,13 @@
               <w:rPr>
                 <w:rFonts w:ascii="Times New Roman" w:hAnsi="Times New Roman" w:cs="Times New Roman"/>
               </w:rPr>
-              <w:t>Reporting peu fiable si les champs de traçabilité manuelle (corebanking, comptabilité) sont mal renseignés.</w:t>
+              <w:t>Reporting peu fiab</w:t>
+            </w:r>
+            <w:r>
+              <w:rPr>
+                <w:rFonts w:ascii="Times New Roman" w:hAnsi="Times New Roman" w:cs="Times New Roman"/>
+              </w:rPr>
+              <w:t>le si les champs de traçabilité manuelle (corebanking, comptabilité) sont mal renseignés.</w:t>
             </w:r>
           </w:p>
         </w:tc>
@@ -6971,7 +10865,13 @@
               <w:rPr>
                 <w:rFonts w:ascii="Times New Roman" w:hAnsi="Times New Roman" w:cs="Times New Roman"/>
               </w:rPr>
-              <w:t>Retard dans la validation des livrables séquentiels.</w:t>
+              <w:t xml:space="preserve">Retard dans la validation des </w:t>
+            </w:r>
+            <w:r>
+              <w:rPr>
+                <w:rFonts w:ascii="Times New Roman" w:hAnsi="Times New Roman" w:cs="Times New Roman"/>
+              </w:rPr>
+              <w:t>livrables séquentiels.</w:t>
             </w:r>
           </w:p>
         </w:tc>
@@ -7039,7 +10939,6 @@
               <w:rPr>
                 <w:rFonts w:ascii="Times New Roman" w:hAnsi="Times New Roman" w:cs="Times New Roman"/>
               </w:rPr>
-              <w:lastRenderedPageBreak/>
               <w:t>Résistance au changement</w:t>
             </w:r>
           </w:p>
@@ -7106,7 +11005,13 @@
               <w:rPr>
                 <w:rFonts w:ascii="Times New Roman" w:hAnsi="Times New Roman" w:cs="Times New Roman"/>
               </w:rPr>
-              <w:t>Documentation utilisateur, formation des juristes, appui institutionnel de la Direction Juridique.</w:t>
+              <w:t>Documentation utilisateur, fo</w:t>
+            </w:r>
+            <w:r>
+              <w:rPr>
+                <w:rFonts w:ascii="Times New Roman" w:hAnsi="Times New Roman" w:cs="Times New Roman"/>
+              </w:rPr>
+              <w:t>rmation des juristes, appui institutionnel de la Direction Juridique.</w:t>
             </w:r>
           </w:p>
         </w:tc>
@@ -7118,22 +11023,25 @@
         <w:spacing w:before="380" w:after="160"/>
         <w:rPr>
           <w:rFonts w:ascii="Times New Roman" w:hAnsi="Times New Roman" w:cs="Times New Roman"/>
-          <w:color w:val="C00000"/>
+          <w:color w:val="385623" w:themeColor="accent6" w:themeShade="80"/>
           <w:sz w:val="36"/>
           <w:szCs w:val="36"/>
         </w:rPr>
       </w:pPr>
-      <w:r>
-        <w:rPr>
-          <w:rFonts w:ascii="Times New Roman" w:hAnsi="Times New Roman" w:cs="Times New Roman"/>
-          <w:b/>
-          <w:bCs/>
-          <w:color w:val="C00000"/>
+      <w:bookmarkStart w:id="32" w:name="_Toc240278447"/>
+      <w:r>
+        <w:rPr>
+          <w:rFonts w:ascii="Times New Roman" w:hAnsi="Times New Roman" w:cs="Times New Roman"/>
+          <w:b/>
+          <w:bCs/>
+          <w:color w:val="385623" w:themeColor="accent6" w:themeShade="80"/>
           <w:sz w:val="28"/>
           <w:szCs w:val="28"/>
         </w:rPr>
+        <w:lastRenderedPageBreak/>
         <w:t>XII. Conclusion et recommandations</w:t>
       </w:r>
+      <w:bookmarkEnd w:id="32"/>
     </w:p>
     <w:p>
       <w:pPr>
@@ -7186,7 +11094,15 @@
           <w:sz w:val="22"/>
           <w:szCs w:val="22"/>
         </w:rPr>
-        <w:t>Pour la suite du projet, les recommandations suivantes sont formulées :</w:t>
+        <w:t>Pour la suite du projet, les recommandations suivantes sont formulée</w:t>
+      </w:r>
+      <w:r>
+        <w:rPr>
+          <w:rFonts w:ascii="Times New Roman" w:hAnsi="Times New Roman" w:cs="Times New Roman"/>
+          <w:sz w:val="22"/>
+          <w:szCs w:val="22"/>
+        </w:rPr>
+        <w:t>s :</w:t>
       </w:r>
     </w:p>
     <w:p>
@@ -7254,7 +11170,15 @@
           <w:sz w:val="22"/>
           <w:szCs w:val="22"/>
         </w:rPr>
-        <w:t>à chaque étape clé, comme cela a été le cas depuis la phase d'analyse.</w:t>
+        <w:t xml:space="preserve">à </w:t>
+      </w:r>
+      <w:r>
+        <w:rPr>
+          <w:rFonts w:ascii="Times New Roman" w:hAnsi="Times New Roman" w:cs="Times New Roman"/>
+          <w:sz w:val="22"/>
+          <w:szCs w:val="22"/>
+        </w:rPr>
+        <w:t>chaque étape clé, comme cela a été le cas depuis la phase d'analyse.</w:t>
       </w:r>
     </w:p>
     <w:p>
@@ -7288,7 +11212,15 @@
           <w:sz w:val="22"/>
           <w:szCs w:val="22"/>
         </w:rPr>
-        <w:t>limiter strictement la première version à la traçabilité et au pilotage du contentieux, sans intégration technique avec les systèmes existants, afin de garantir un développement local rapide et mesurable.</w:t>
+        <w:t>limiter strictement la première version à la traçabilité et au pilotage du contentieux, sans intégration technique avec les systèmes existants, afin d</w:t>
+      </w:r>
+      <w:r>
+        <w:rPr>
+          <w:rFonts w:ascii="Times New Roman" w:hAnsi="Times New Roman" w:cs="Times New Roman"/>
+          <w:sz w:val="22"/>
+          <w:szCs w:val="22"/>
+        </w:rPr>
+        <w:t>e garantir un développement local rapide et mesurable.</w:t>
       </w:r>
     </w:p>
     <w:p>
@@ -7322,7 +11254,15 @@
           <w:sz w:val="22"/>
           <w:szCs w:val="22"/>
         </w:rPr>
-        <w:t>documenter précisément, dès la phase de conception, les points d'intégration futurs (INTRA V2, corebanking, comptabilité) afin de faciliter le travail de l'équipe qui en aura la charge.</w:t>
+        <w:t>documenter précisément, dès la phase de conception, les points d'intégration futurs (INTRA V2, corebanking, comptabilité) afin de faciliter le travail de l</w:t>
+      </w:r>
+      <w:r>
+        <w:rPr>
+          <w:rFonts w:ascii="Times New Roman" w:hAnsi="Times New Roman" w:cs="Times New Roman"/>
+          <w:sz w:val="22"/>
+          <w:szCs w:val="22"/>
+        </w:rPr>
+        <w:t>'équipe qui en aura la charge.</w:t>
       </w:r>
     </w:p>
     <w:p>
@@ -7362,355 +11302,6 @@
     </w:p>
     <w:p>
       <w:pPr>
-        <w:spacing w:after="140"/>
-        <w:jc w:val="both"/>
-        <w:rPr>
-          <w:rFonts w:ascii="Times New Roman" w:hAnsi="Times New Roman" w:cs="Times New Roman"/>
-          <w:sz w:val="22"/>
-          <w:szCs w:val="22"/>
-        </w:rPr>
-      </w:pPr>
-    </w:p>
-    <w:tbl>
-      <w:tblPr>
-        <w:tblW w:w="10206" w:type="dxa"/>
-        <w:tblBorders>
-          <w:top w:val="single" w:sz="4" w:space="0" w:color="auto"/>
-          <w:left w:val="single" w:sz="4" w:space="0" w:color="auto"/>
-          <w:bottom w:val="single" w:sz="4" w:space="0" w:color="auto"/>
-          <w:right w:val="single" w:sz="4" w:space="0" w:color="auto"/>
-          <w:insideH w:val="single" w:sz="4" w:space="0" w:color="auto"/>
-          <w:insideV w:val="single" w:sz="4" w:space="0" w:color="auto"/>
-        </w:tblBorders>
-        <w:tblCellMar>
-          <w:left w:w="10" w:type="dxa"/>
-          <w:right w:w="10" w:type="dxa"/>
-        </w:tblCellMar>
-        <w:tblLook w:val="0000" w:firstRow="0" w:lastRow="0" w:firstColumn="0" w:lastColumn="0" w:noHBand="0" w:noVBand="0"/>
-      </w:tblPr>
-      <w:tblGrid>
-        <w:gridCol w:w="2155"/>
-        <w:gridCol w:w="8051"/>
-      </w:tblGrid>
-      <w:tr>
-        <w:tc>
-          <w:tcPr>
-            <w:tcW w:w="2155" w:type="dxa"/>
-            <w:tcBorders>
-              <w:top w:val="single" w:sz="4" w:space="0" w:color="BFBFBF"/>
-              <w:left w:val="single" w:sz="4" w:space="0" w:color="BFBFBF"/>
-              <w:bottom w:val="single" w:sz="4" w:space="0" w:color="BFBFBF"/>
-              <w:right w:val="single" w:sz="4" w:space="0" w:color="BFBFBF"/>
-            </w:tcBorders>
-            <w:shd w:val="clear" w:color="auto" w:fill="C00000"/>
-            <w:tcMar>
-              <w:top w:w="90" w:type="dxa"/>
-              <w:left w:w="100" w:type="dxa"/>
-              <w:bottom w:w="90" w:type="dxa"/>
-              <w:right w:w="100" w:type="dxa"/>
-            </w:tcMar>
-            <w:vAlign w:val="center"/>
-          </w:tcPr>
-          <w:p>
-            <w:pPr>
-              <w:rPr>
-                <w:rFonts w:ascii="Times New Roman" w:hAnsi="Times New Roman" w:cs="Times New Roman"/>
-                <w:sz w:val="22"/>
-                <w:szCs w:val="22"/>
-              </w:rPr>
-            </w:pPr>
-          </w:p>
-        </w:tc>
-        <w:tc>
-          <w:tcPr>
-            <w:tcW w:w="8051" w:type="dxa"/>
-            <w:tcBorders>
-              <w:top w:val="single" w:sz="4" w:space="0" w:color="BFBFBF"/>
-              <w:left w:val="single" w:sz="4" w:space="0" w:color="BFBFBF"/>
-              <w:bottom w:val="single" w:sz="4" w:space="0" w:color="BFBFBF"/>
-              <w:right w:val="single" w:sz="4" w:space="0" w:color="BFBFBF"/>
-            </w:tcBorders>
-            <w:shd w:val="clear" w:color="auto" w:fill="C00000"/>
-            <w:tcMar>
-              <w:top w:w="90" w:type="dxa"/>
-              <w:left w:w="100" w:type="dxa"/>
-              <w:bottom w:w="90" w:type="dxa"/>
-              <w:right w:w="100" w:type="dxa"/>
-            </w:tcMar>
-            <w:vAlign w:val="center"/>
-          </w:tcPr>
-          <w:p>
-            <w:pPr>
-              <w:rPr>
-                <w:rFonts w:ascii="Times New Roman" w:hAnsi="Times New Roman" w:cs="Times New Roman"/>
-                <w:sz w:val="22"/>
-                <w:szCs w:val="22"/>
-              </w:rPr>
-            </w:pPr>
-          </w:p>
-        </w:tc>
-      </w:tr>
-      <w:tr>
-        <w:tc>
-          <w:tcPr>
-            <w:tcW w:w="2155" w:type="dxa"/>
-            <w:tcBorders>
-              <w:top w:val="single" w:sz="4" w:space="0" w:color="BFBFBF"/>
-              <w:left w:val="single" w:sz="4" w:space="0" w:color="BFBFBF"/>
-              <w:bottom w:val="single" w:sz="4" w:space="0" w:color="BFBFBF"/>
-              <w:right w:val="single" w:sz="4" w:space="0" w:color="BFBFBF"/>
-            </w:tcBorders>
-            <w:tcMar>
-              <w:top w:w="90" w:type="dxa"/>
-              <w:left w:w="100" w:type="dxa"/>
-              <w:bottom w:w="90" w:type="dxa"/>
-              <w:right w:w="100" w:type="dxa"/>
-            </w:tcMar>
-            <w:vAlign w:val="center"/>
-          </w:tcPr>
-          <w:p>
-            <w:pPr>
-              <w:rPr>
-                <w:rFonts w:ascii="Times New Roman" w:hAnsi="Times New Roman" w:cs="Times New Roman"/>
-                <w:sz w:val="22"/>
-                <w:szCs w:val="22"/>
-              </w:rPr>
-            </w:pPr>
-            <w:r>
-              <w:rPr>
-                <w:rFonts w:ascii="Times New Roman" w:hAnsi="Times New Roman" w:cs="Times New Roman"/>
-              </w:rPr>
-              <w:t>Rédigé par</w:t>
-            </w:r>
-          </w:p>
-        </w:tc>
-        <w:tc>
-          <w:tcPr>
-            <w:tcW w:w="8051" w:type="dxa"/>
-            <w:tcBorders>
-              <w:top w:val="single" w:sz="4" w:space="0" w:color="BFBFBF"/>
-              <w:left w:val="single" w:sz="4" w:space="0" w:color="BFBFBF"/>
-              <w:bottom w:val="single" w:sz="4" w:space="0" w:color="BFBFBF"/>
-              <w:right w:val="single" w:sz="4" w:space="0" w:color="BFBFBF"/>
-            </w:tcBorders>
-            <w:tcMar>
-              <w:top w:w="90" w:type="dxa"/>
-              <w:left w:w="100" w:type="dxa"/>
-              <w:bottom w:w="90" w:type="dxa"/>
-              <w:right w:w="100" w:type="dxa"/>
-            </w:tcMar>
-            <w:vAlign w:val="center"/>
-          </w:tcPr>
-          <w:p>
-            <w:pPr>
-              <w:rPr>
-                <w:rFonts w:ascii="Times New Roman" w:hAnsi="Times New Roman" w:cs="Times New Roman"/>
-                <w:sz w:val="22"/>
-                <w:szCs w:val="22"/>
-              </w:rPr>
-            </w:pPr>
-            <w:r>
-              <w:rPr>
-                <w:rFonts w:ascii="Times New Roman" w:hAnsi="Times New Roman" w:cs="Times New Roman"/>
-              </w:rPr>
-              <w:t xml:space="preserve">KENMOE MBEUKEM Loïc Luc | Apprenant à </w:t>
-            </w:r>
-            <w:proofErr w:type="spellStart"/>
-            <w:r>
-              <w:rPr>
-                <w:rFonts w:ascii="Times New Roman" w:hAnsi="Times New Roman" w:cs="Times New Roman"/>
-              </w:rPr>
-              <w:t>KFokam</w:t>
-            </w:r>
-            <w:proofErr w:type="spellEnd"/>
-            <w:r>
-              <w:rPr>
-                <w:rFonts w:ascii="Times New Roman" w:hAnsi="Times New Roman" w:cs="Times New Roman"/>
-              </w:rPr>
-              <w:t xml:space="preserve"> 48 | Stagiaire</w:t>
-            </w:r>
-            <w:r>
-              <w:rPr>
-                <w:rFonts w:ascii="Times New Roman" w:hAnsi="Times New Roman" w:cs="Times New Roman"/>
-              </w:rPr>
-              <w:t xml:space="preserve"> professionnelle</w:t>
-            </w:r>
-            <w:r>
-              <w:rPr>
-                <w:rFonts w:ascii="Times New Roman" w:hAnsi="Times New Roman" w:cs="Times New Roman"/>
-              </w:rPr>
-              <w:t xml:space="preserve"> - DSI</w:t>
-            </w:r>
-          </w:p>
-        </w:tc>
-      </w:tr>
-      <w:tr>
-        <w:tc>
-          <w:tcPr>
-            <w:tcW w:w="2155" w:type="dxa"/>
-            <w:tcBorders>
-              <w:top w:val="single" w:sz="4" w:space="0" w:color="BFBFBF"/>
-              <w:left w:val="single" w:sz="4" w:space="0" w:color="BFBFBF"/>
-              <w:bottom w:val="single" w:sz="4" w:space="0" w:color="BFBFBF"/>
-              <w:right w:val="single" w:sz="4" w:space="0" w:color="BFBFBF"/>
-            </w:tcBorders>
-            <w:tcMar>
-              <w:top w:w="90" w:type="dxa"/>
-              <w:left w:w="100" w:type="dxa"/>
-              <w:bottom w:w="90" w:type="dxa"/>
-              <w:right w:w="100" w:type="dxa"/>
-            </w:tcMar>
-            <w:vAlign w:val="center"/>
-          </w:tcPr>
-          <w:p>
-            <w:pPr>
-              <w:rPr>
-                <w:rFonts w:ascii="Times New Roman" w:hAnsi="Times New Roman" w:cs="Times New Roman"/>
-                <w:sz w:val="22"/>
-                <w:szCs w:val="22"/>
-              </w:rPr>
-            </w:pPr>
-            <w:r>
-              <w:rPr>
-                <w:rFonts w:ascii="Times New Roman" w:hAnsi="Times New Roman" w:cs="Times New Roman"/>
-              </w:rPr>
-              <w:t>Validé par</w:t>
-            </w:r>
-          </w:p>
-        </w:tc>
-        <w:tc>
-          <w:tcPr>
-            <w:tcW w:w="8051" w:type="dxa"/>
-            <w:tcBorders>
-              <w:top w:val="single" w:sz="4" w:space="0" w:color="BFBFBF"/>
-              <w:left w:val="single" w:sz="4" w:space="0" w:color="BFBFBF"/>
-              <w:bottom w:val="single" w:sz="4" w:space="0" w:color="BFBFBF"/>
-              <w:right w:val="single" w:sz="4" w:space="0" w:color="BFBFBF"/>
-            </w:tcBorders>
-            <w:tcMar>
-              <w:top w:w="90" w:type="dxa"/>
-              <w:left w:w="100" w:type="dxa"/>
-              <w:bottom w:w="90" w:type="dxa"/>
-              <w:right w:w="100" w:type="dxa"/>
-            </w:tcMar>
-            <w:vAlign w:val="center"/>
-          </w:tcPr>
-          <w:p>
-            <w:pPr>
-              <w:rPr>
-                <w:rFonts w:ascii="Times New Roman" w:hAnsi="Times New Roman" w:cs="Times New Roman"/>
-                <w:sz w:val="22"/>
-                <w:szCs w:val="22"/>
-              </w:rPr>
-            </w:pPr>
-            <w:r>
-              <w:rPr>
-                <w:rFonts w:ascii="Times New Roman" w:hAnsi="Times New Roman" w:cs="Times New Roman"/>
-              </w:rPr>
-              <w:t xml:space="preserve">DEUMO </w:t>
-            </w:r>
-            <w:proofErr w:type="spellStart"/>
-            <w:r>
-              <w:rPr>
-                <w:rFonts w:ascii="Times New Roman" w:hAnsi="Times New Roman" w:cs="Times New Roman"/>
-              </w:rPr>
-              <w:t>DEUMO</w:t>
-            </w:r>
-            <w:proofErr w:type="spellEnd"/>
-            <w:r>
-              <w:rPr>
-                <w:rFonts w:ascii="Times New Roman" w:hAnsi="Times New Roman" w:cs="Times New Roman"/>
-              </w:rPr>
-              <w:t xml:space="preserve"> Léonce | Chef de Département Développement - DSI</w:t>
-            </w:r>
-          </w:p>
-        </w:tc>
-      </w:tr>
-      <w:tr>
-        <w:tc>
-          <w:tcPr>
-            <w:tcW w:w="2155" w:type="dxa"/>
-            <w:tcBorders>
-              <w:top w:val="single" w:sz="4" w:space="0" w:color="BFBFBF"/>
-              <w:left w:val="single" w:sz="4" w:space="0" w:color="BFBFBF"/>
-              <w:bottom w:val="single" w:sz="4" w:space="0" w:color="BFBFBF"/>
-              <w:right w:val="single" w:sz="4" w:space="0" w:color="BFBFBF"/>
-            </w:tcBorders>
-            <w:tcMar>
-              <w:top w:w="90" w:type="dxa"/>
-              <w:left w:w="100" w:type="dxa"/>
-              <w:bottom w:w="90" w:type="dxa"/>
-              <w:right w:w="100" w:type="dxa"/>
-            </w:tcMar>
-            <w:vAlign w:val="center"/>
-          </w:tcPr>
-          <w:p>
-            <w:pPr>
-              <w:rPr>
-                <w:rFonts w:ascii="Times New Roman" w:hAnsi="Times New Roman" w:cs="Times New Roman"/>
-              </w:rPr>
-            </w:pPr>
-            <w:r>
-              <w:rPr>
-                <w:rFonts w:ascii="Times New Roman" w:hAnsi="Times New Roman" w:cs="Times New Roman"/>
-              </w:rPr>
-              <w:t>Date</w:t>
-            </w:r>
-            <w:r>
-              <w:rPr>
-                <w:rFonts w:ascii="Times New Roman" w:hAnsi="Times New Roman" w:cs="Times New Roman"/>
-              </w:rPr>
-              <w:t xml:space="preserve"> de validation</w:t>
-            </w:r>
-          </w:p>
-        </w:tc>
-        <w:tc>
-          <w:tcPr>
-            <w:tcW w:w="8051" w:type="dxa"/>
-            <w:tcBorders>
-              <w:top w:val="single" w:sz="4" w:space="0" w:color="BFBFBF"/>
-              <w:left w:val="single" w:sz="4" w:space="0" w:color="BFBFBF"/>
-              <w:bottom w:val="single" w:sz="4" w:space="0" w:color="BFBFBF"/>
-              <w:right w:val="single" w:sz="4" w:space="0" w:color="BFBFBF"/>
-            </w:tcBorders>
-            <w:tcMar>
-              <w:top w:w="90" w:type="dxa"/>
-              <w:left w:w="100" w:type="dxa"/>
-              <w:bottom w:w="90" w:type="dxa"/>
-              <w:right w:w="100" w:type="dxa"/>
-            </w:tcMar>
-            <w:vAlign w:val="center"/>
-          </w:tcPr>
-          <w:p>
-            <w:pPr>
-              <w:rPr>
-                <w:rFonts w:ascii="Times New Roman" w:hAnsi="Times New Roman" w:cs="Times New Roman"/>
-              </w:rPr>
-            </w:pPr>
-            <w:r>
-              <w:rPr>
-                <w:rFonts w:ascii="Times New Roman" w:hAnsi="Times New Roman" w:cs="Times New Roman"/>
-              </w:rPr>
-              <w:t>2</w:t>
-            </w:r>
-            <w:r>
-              <w:rPr>
-                <w:rFonts w:ascii="Times New Roman" w:hAnsi="Times New Roman" w:cs="Times New Roman"/>
-              </w:rPr>
-              <w:t>8</w:t>
-            </w:r>
-            <w:r>
-              <w:rPr>
-                <w:rFonts w:ascii="Times New Roman" w:hAnsi="Times New Roman" w:cs="Times New Roman"/>
-              </w:rPr>
-              <w:t xml:space="preserve"> juillet 2026</w:t>
-            </w:r>
-          </w:p>
-        </w:tc>
-      </w:tr>
-    </w:tbl>
-    <w:p>
-      <w:pPr>
         <w:rPr>
           <w:rFonts w:ascii="Times New Roman" w:hAnsi="Times New Roman" w:cs="Times New Roman"/>
           <w:sz w:val="22"/>
@@ -7719,8 +11310,8 @@
       </w:pPr>
     </w:p>
     <w:sectPr>
-      <w:headerReference w:type="default" r:id="rId7"/>
-      <w:footerReference w:type="default" r:id="rId8"/>
+      <w:headerReference w:type="default" r:id="rId9"/>
+      <w:footerReference w:type="default" r:id="rId10"/>
       <w:pgSz w:w="11906" w:h="16838"/>
       <w:pgMar w:top="900" w:right="900" w:bottom="900" w:left="900" w:header="708" w:footer="708" w:gutter="0"/>
       <w:cols w:space="720"/>
@@ -7731,7 +11322,7 @@
 </file>
 
 <file path=word/endnotes.xml><?xml version="1.0" encoding="utf-8"?>
-<w:endnotes xmlns:wpc="http://schemas.microsoft.com/office/word/2010/wordprocessingCanvas" xmlns:cx="http://schemas.microsoft.com/office/drawing/2014/chartex" xmlns:cx1="http://schemas.microsoft.com/office/drawing/2015/9/8/chartex" xmlns:cx2="http://schemas.microsoft.com/office/drawing/2015/10/21/chartex" xmlns:cx3="http://schemas.microsoft.com/office/drawing/2016/5/9/chartex" xmlns:cx4="http://schemas.microsoft.com/office/drawing/2016/5/10/chartex" xmlns:cx5="http://schemas.microsoft.com/office/drawing/2016/5/11/chartex" xmlns:cx6="http://schemas.microsoft.com/office/drawing/2016/5/12/chartex" xmlns:cx7="http://schemas.microsoft.com/office/drawing/2016/5/13/chartex" xmlns:cx8="http://schemas.microsoft.com/office/drawing/2016/5/14/chartex" xmlns:mc="http://schemas.openxmlformats.org/markup-compatibility/2006" xmlns:aink="http://schemas.microsoft.com/office/drawing/2016/ink" xmlns:am3d="http://schemas.microsoft.com/office/drawing/2017/model3d" xmlns:o="urn:schemas-microsoft-com:office:office" xmlns:oel="http://schemas.microsoft.com/office/2019/extlst" xmlns:r="http://schemas.openxmlformats.org/officeDocument/2006/relationships" xmlns:m="http://schemas.openxmlformats.org/officeDocument/2006/math" xmlns:v="urn:schemas-microsoft-com:vml" xmlns:wp14="http://schemas.microsoft.com/office/word/2010/wordprocessingDrawing" xmlns:wp="http://schemas.openxmlformats.org/drawingml/2006/wordprocessingDrawing" xmlns:w10="urn:schemas-microsoft-com:office:word" xmlns:w="http://schemas.openxmlformats.org/wordprocessingml/2006/main" xmlns:w14="http://schemas.microsoft.com/office/word/2010/wordml" xmlns:w15="http://schemas.microsoft.com/office/word/2012/wordml" xmlns:w16cex="http://schemas.microsoft.com/office/word/2018/wordml/cex" xmlns:w16cid="http://schemas.microsoft.com/office/word/2016/wordml/cid" xmlns:w16="http://schemas.microsoft.com/office/word/2018/wordml" xmlns:w16sdtdh="http://schemas.microsoft.com/office/word/2020/wordml/sdtdatahash" xmlns:w16se="http://schemas.microsoft.com/office/word/2015/wordml/symex" xmlns:wpg="http://schemas.microsoft.com/office/word/2010/wordprocessingGroup" xmlns:wpi="http://schemas.microsoft.com/office/word/2010/wordprocessingInk" xmlns:wne="http://schemas.microsoft.com/office/word/2006/wordml" xmlns:wps="http://schemas.microsoft.com/office/word/2010/wordprocessingShape" mc:Ignorable="w14 w15 w16se w16cid w16 w16cex w16sdtdh wp14">
+<w:endnotes xmlns:wpc="http://schemas.microsoft.com/office/word/2010/wordprocessingCanvas" xmlns:cx="http://schemas.microsoft.com/office/drawing/2014/chartex" xmlns:cx1="http://schemas.microsoft.com/office/drawing/2015/9/8/chartex" xmlns:cx2="http://schemas.microsoft.com/office/drawing/2015/10/21/chartex" xmlns:cx3="http://schemas.microsoft.com/office/drawing/2016/5/9/chartex" xmlns:cx4="http://schemas.microsoft.com/office/drawing/2016/5/10/chartex" xmlns:cx5="http://schemas.microsoft.com/office/drawing/2016/5/11/chartex" xmlns:cx6="http://schemas.microsoft.com/office/drawing/2016/5/12/chartex" xmlns:cx7="http://schemas.microsoft.com/office/drawing/2016/5/13/chartex" xmlns:cx8="http://schemas.microsoft.com/office/drawing/2016/5/14/chartex" xmlns:mc="http://schemas.openxmlformats.org/markup-compatibility/2006" xmlns:aink="http://schemas.microsoft.com/office/drawing/2016/ink" xmlns:am3d="http://schemas.microsoft.com/office/drawing/2017/model3d" xmlns:o="urn:schemas-microsoft-com:office:office" xmlns:r="http://schemas.openxmlformats.org/officeDocument/2006/relationships" xmlns:m="http://schemas.openxmlformats.org/officeDocument/2006/math" xmlns:v="urn:schemas-microsoft-com:vml" xmlns:wp14="http://schemas.microsoft.com/office/word/2010/wordprocessingDrawing" xmlns:wp="http://schemas.openxmlformats.org/drawingml/2006/wordprocessingDrawing" xmlns:w10="urn:schemas-microsoft-com:office:word" xmlns:w="http://schemas.openxmlformats.org/wordprocessingml/2006/main" xmlns:w14="http://schemas.microsoft.com/office/word/2010/wordml" xmlns:w15="http://schemas.microsoft.com/office/word/2012/wordml" xmlns:w16cex="http://schemas.microsoft.com/office/word/2018/wordml/cex" xmlns:w16cid="http://schemas.microsoft.com/office/word/2016/wordml/cid" xmlns:w16="http://schemas.microsoft.com/office/word/2018/wordml" xmlns:w16sdtdh="http://schemas.microsoft.com/office/word/2020/wordml/sdtdatahash" xmlns:w16se="http://schemas.microsoft.com/office/word/2015/wordml/symex" xmlns:wpg="http://schemas.microsoft.com/office/word/2010/wordprocessingGroup" xmlns:wpi="http://schemas.microsoft.com/office/word/2010/wordprocessingInk" xmlns:wne="http://schemas.microsoft.com/office/word/2006/wordml" xmlns:wps="http://schemas.microsoft.com/office/word/2010/wordprocessingShape" mc:Ignorable="w14 w15 w16se w16cid w16 w16cex w16sdtdh wp14">
   <w:endnote w:type="separator" w:id="-1">
     <w:p>
       <w:r>
@@ -7750,7 +11341,7 @@
 </file>
 
 <file path=word/footer1.xml><?xml version="1.0" encoding="utf-8"?>
-<w:ftr xmlns:wpc="http://schemas.microsoft.com/office/word/2010/wordprocessingCanvas" xmlns:cx="http://schemas.microsoft.com/office/drawing/2014/chartex" xmlns:cx1="http://schemas.microsoft.com/office/drawing/2015/9/8/chartex" xmlns:cx2="http://schemas.microsoft.com/office/drawing/2015/10/21/chartex" xmlns:cx3="http://schemas.microsoft.com/office/drawing/2016/5/9/chartex" xmlns:cx4="http://schemas.microsoft.com/office/drawing/2016/5/10/chartex" xmlns:cx5="http://schemas.microsoft.com/office/drawing/2016/5/11/chartex" xmlns:cx6="http://schemas.microsoft.com/office/drawing/2016/5/12/chartex" xmlns:cx7="http://schemas.microsoft.com/office/drawing/2016/5/13/chartex" xmlns:cx8="http://schemas.microsoft.com/office/drawing/2016/5/14/chartex" xmlns:mc="http://schemas.openxmlformats.org/markup-compatibility/2006" xmlns:aink="http://schemas.microsoft.com/office/drawing/2016/ink" xmlns:am3d="http://schemas.microsoft.com/office/drawing/2017/model3d" xmlns:o="urn:schemas-microsoft-com:office:office" xmlns:oel="http://schemas.microsoft.com/office/2019/extlst" xmlns:r="http://schemas.openxmlformats.org/officeDocument/2006/relationships" xmlns:m="http://schemas.openxmlformats.org/officeDocument/2006/math" xmlns:v="urn:schemas-microsoft-com:vml" xmlns:wp14="http://schemas.microsoft.com/office/word/2010/wordprocessingDrawing" xmlns:wp="http://schemas.openxmlformats.org/drawingml/2006/wordprocessingDrawing" xmlns:w10="urn:schemas-microsoft-com:office:word" xmlns:w="http://schemas.openxmlformats.org/wordprocessingml/2006/main" xmlns:w14="http://schemas.microsoft.com/office/word/2010/wordml" xmlns:w15="http://schemas.microsoft.com/office/word/2012/wordml" xmlns:w16cex="http://schemas.microsoft.com/office/word/2018/wordml/cex" xmlns:w16cid="http://schemas.microsoft.com/office/word/2016/wordml/cid" xmlns:w16="http://schemas.microsoft.com/office/word/2018/wordml" xmlns:w16sdtdh="http://schemas.microsoft.com/office/word/2020/wordml/sdtdatahash" xmlns:w16se="http://schemas.microsoft.com/office/word/2015/wordml/symex" xmlns:wpg="http://schemas.microsoft.com/office/word/2010/wordprocessingGroup" xmlns:wpi="http://schemas.microsoft.com/office/word/2010/wordprocessingInk" xmlns:wne="http://schemas.microsoft.com/office/word/2006/wordml" xmlns:wps="http://schemas.microsoft.com/office/word/2010/wordprocessingShape" mc:Ignorable="w14 w15 w16se w16cid w16 w16cex w16sdtdh wp14">
+<w:ftr xmlns:wpc="http://schemas.microsoft.com/office/word/2010/wordprocessingCanvas" xmlns:cx="http://schemas.microsoft.com/office/drawing/2014/chartex" xmlns:cx1="http://schemas.microsoft.com/office/drawing/2015/9/8/chartex" xmlns:cx2="http://schemas.microsoft.com/office/drawing/2015/10/21/chartex" xmlns:cx3="http://schemas.microsoft.com/office/drawing/2016/5/9/chartex" xmlns:cx4="http://schemas.microsoft.com/office/drawing/2016/5/10/chartex" xmlns:cx5="http://schemas.microsoft.com/office/drawing/2016/5/11/chartex" xmlns:cx6="http://schemas.microsoft.com/office/drawing/2016/5/12/chartex" xmlns:cx7="http://schemas.microsoft.com/office/drawing/2016/5/13/chartex" xmlns:cx8="http://schemas.microsoft.com/office/drawing/2016/5/14/chartex" xmlns:mc="http://schemas.openxmlformats.org/markup-compatibility/2006" xmlns:aink="http://schemas.microsoft.com/office/drawing/2016/ink" xmlns:am3d="http://schemas.microsoft.com/office/drawing/2017/model3d" xmlns:o="urn:schemas-microsoft-com:office:office" xmlns:r="http://schemas.openxmlformats.org/officeDocument/2006/relationships" xmlns:m="http://schemas.openxmlformats.org/officeDocument/2006/math" xmlns:v="urn:schemas-microsoft-com:vml" xmlns:wp14="http://schemas.microsoft.com/office/word/2010/wordprocessingDrawing" xmlns:wp="http://schemas.openxmlformats.org/drawingml/2006/wordprocessingDrawing" xmlns:w10="urn:schemas-microsoft-com:office:word" xmlns:w="http://schemas.openxmlformats.org/wordprocessingml/2006/main" xmlns:w14="http://schemas.microsoft.com/office/word/2010/wordml" xmlns:w15="http://schemas.microsoft.com/office/word/2012/wordml" xmlns:w16cex="http://schemas.microsoft.com/office/word/2018/wordml/cex" xmlns:w16cid="http://schemas.microsoft.com/office/word/2016/wordml/cid" xmlns:w16="http://schemas.microsoft.com/office/word/2018/wordml" xmlns:w16sdtdh="http://schemas.microsoft.com/office/word/2020/wordml/sdtdatahash" xmlns:w16se="http://schemas.microsoft.com/office/word/2015/wordml/symex" xmlns:wpg="http://schemas.microsoft.com/office/word/2010/wordprocessingGroup" xmlns:wpi="http://schemas.microsoft.com/office/word/2010/wordprocessingInk" xmlns:wne="http://schemas.microsoft.com/office/word/2006/wordml" xmlns:wps="http://schemas.microsoft.com/office/word/2010/wordprocessingShape" mc:Ignorable="w14 w15 w16se w16cid w16 w16cex w16sdtdh wp14">
   <w:p>
     <w:pPr>
       <w:jc w:val="center"/>
@@ -7858,7 +11449,7 @@
 </file>
 
 <file path=word/footnotes.xml><?xml version="1.0" encoding="utf-8"?>
-<w:footnotes xmlns:wpc="http://schemas.microsoft.com/office/word/2010/wordprocessingCanvas" xmlns:cx="http://schemas.microsoft.com/office/drawing/2014/chartex" xmlns:cx1="http://schemas.microsoft.com/office/drawing/2015/9/8/chartex" xmlns:cx2="http://schemas.microsoft.com/office/drawing/2015/10/21/chartex" xmlns:cx3="http://schemas.microsoft.com/office/drawing/2016/5/9/chartex" xmlns:cx4="http://schemas.microsoft.com/office/drawing/2016/5/10/chartex" xmlns:cx5="http://schemas.microsoft.com/office/drawing/2016/5/11/chartex" xmlns:cx6="http://schemas.microsoft.com/office/drawing/2016/5/12/chartex" xmlns:cx7="http://schemas.microsoft.com/office/drawing/2016/5/13/chartex" xmlns:cx8="http://schemas.microsoft.com/office/drawing/2016/5/14/chartex" xmlns:mc="http://schemas.openxmlformats.org/markup-compatibility/2006" xmlns:aink="http://schemas.microsoft.com/office/drawing/2016/ink" xmlns:am3d="http://schemas.microsoft.com/office/drawing/2017/model3d" xmlns:o="urn:schemas-microsoft-com:office:office" xmlns:oel="http://schemas.microsoft.com/office/2019/extlst" xmlns:r="http://schemas.openxmlformats.org/officeDocument/2006/relationships" xmlns:m="http://schemas.openxmlformats.org/officeDocument/2006/math" xmlns:v="urn:schemas-microsoft-com:vml" xmlns:wp14="http://schemas.microsoft.com/office/word/2010/wordprocessingDrawing" xmlns:wp="http://schemas.openxmlformats.org/drawingml/2006/wordprocessingDrawing" xmlns:w10="urn:schemas-microsoft-com:office:word" xmlns:w="http://schemas.openxmlformats.org/wordprocessingml/2006/main" xmlns:w14="http://schemas.microsoft.com/office/word/2010/wordml" xmlns:w15="http://schemas.microsoft.com/office/word/2012/wordml" xmlns:w16cex="http://schemas.microsoft.com/office/word/2018/wordml/cex" xmlns:w16cid="http://schemas.microsoft.com/office/word/2016/wordml/cid" xmlns:w16="http://schemas.microsoft.com/office/word/2018/wordml" xmlns:w16sdtdh="http://schemas.microsoft.com/office/word/2020/wordml/sdtdatahash" xmlns:w16se="http://schemas.microsoft.com/office/word/2015/wordml/symex" xmlns:wpg="http://schemas.microsoft.com/office/word/2010/wordprocessingGroup" xmlns:wpi="http://schemas.microsoft.com/office/word/2010/wordprocessingInk" xmlns:wne="http://schemas.microsoft.com/office/word/2006/wordml" xmlns:wps="http://schemas.microsoft.com/office/word/2010/wordprocessingShape" mc:Ignorable="w14 w15 w16se w16cid w16 w16cex w16sdtdh wp14">
+<w:footnotes xmlns:wpc="http://schemas.microsoft.com/office/word/2010/wordprocessingCanvas" xmlns:cx="http://schemas.microsoft.com/office/drawing/2014/chartex" xmlns:cx1="http://schemas.microsoft.com/office/drawing/2015/9/8/chartex" xmlns:cx2="http://schemas.microsoft.com/office/drawing/2015/10/21/chartex" xmlns:cx3="http://schemas.microsoft.com/office/drawing/2016/5/9/chartex" xmlns:cx4="http://schemas.microsoft.com/office/drawing/2016/5/10/chartex" xmlns:cx5="http://schemas.microsoft.com/office/drawing/2016/5/11/chartex" xmlns:cx6="http://schemas.microsoft.com/office/drawing/2016/5/12/chartex" xmlns:cx7="http://schemas.microsoft.com/office/drawing/2016/5/13/chartex" xmlns:cx8="http://schemas.microsoft.com/office/drawing/2016/5/14/chartex" xmlns:mc="http://schemas.openxmlformats.org/markup-compatibility/2006" xmlns:aink="http://schemas.microsoft.com/office/drawing/2016/ink" xmlns:am3d="http://schemas.microsoft.com/office/drawing/2017/model3d" xmlns:o="urn:schemas-microsoft-com:office:office" xmlns:r="http://schemas.openxmlformats.org/officeDocument/2006/relationships" xmlns:m="http://schemas.openxmlformats.org/officeDocument/2006/math" xmlns:v="urn:schemas-microsoft-com:vml" xmlns:wp14="http://schemas.microsoft.com/office/word/2010/wordprocessingDrawing" xmlns:wp="http://schemas.openxmlformats.org/drawingml/2006/wordprocessingDrawing" xmlns:w10="urn:schemas-microsoft-com:office:word" xmlns:w="http://schemas.openxmlformats.org/wordprocessingml/2006/main" xmlns:w14="http://schemas.microsoft.com/office/word/2010/wordml" xmlns:w15="http://schemas.microsoft.com/office/word/2012/wordml" xmlns:w16cex="http://schemas.microsoft.com/office/word/2018/wordml/cex" xmlns:w16cid="http://schemas.microsoft.com/office/word/2016/wordml/cid" xmlns:w16="http://schemas.microsoft.com/office/word/2018/wordml" xmlns:w16sdtdh="http://schemas.microsoft.com/office/word/2020/wordml/sdtdatahash" xmlns:w16se="http://schemas.microsoft.com/office/word/2015/wordml/symex" xmlns:wpg="http://schemas.microsoft.com/office/word/2010/wordprocessingGroup" xmlns:wpi="http://schemas.microsoft.com/office/word/2010/wordprocessingInk" xmlns:wne="http://schemas.microsoft.com/office/word/2006/wordml" xmlns:wps="http://schemas.microsoft.com/office/word/2010/wordprocessingShape" mc:Ignorable="w14 w15 w16se w16cid w16 w16cex w16sdtdh wp14">
   <w:footnote w:type="separator" w:id="-1">
     <w:p>
       <w:r>
@@ -7877,74 +11468,51 @@
 </file>
 
 <file path=word/header1.xml><?xml version="1.0" encoding="utf-8"?>
-<w:hdr xmlns:wpc="http://schemas.microsoft.com/office/word/2010/wordprocessingCanvas" xmlns:cx="http://schemas.microsoft.com/office/drawing/2014/chartex" xmlns:cx1="http://schemas.microsoft.com/office/drawing/2015/9/8/chartex" xmlns:cx2="http://schemas.microsoft.com/office/drawing/2015/10/21/chartex" xmlns:cx3="http://schemas.microsoft.com/office/drawing/2016/5/9/chartex" xmlns:cx4="http://schemas.microsoft.com/office/drawing/2016/5/10/chartex" xmlns:cx5="http://schemas.microsoft.com/office/drawing/2016/5/11/chartex" xmlns:cx6="http://schemas.microsoft.com/office/drawing/2016/5/12/chartex" xmlns:cx7="http://schemas.microsoft.com/office/drawing/2016/5/13/chartex" xmlns:cx8="http://schemas.microsoft.com/office/drawing/2016/5/14/chartex" xmlns:mc="http://schemas.openxmlformats.org/markup-compatibility/2006" xmlns:aink="http://schemas.microsoft.com/office/drawing/2016/ink" xmlns:am3d="http://schemas.microsoft.com/office/drawing/2017/model3d" xmlns:o="urn:schemas-microsoft-com:office:office" xmlns:oel="http://schemas.microsoft.com/office/2019/extlst" xmlns:r="http://schemas.openxmlformats.org/officeDocument/2006/relationships" xmlns:m="http://schemas.openxmlformats.org/officeDocument/2006/math" xmlns:v="urn:schemas-microsoft-com:vml" xmlns:wp14="http://schemas.microsoft.com/office/word/2010/wordprocessingDrawing" xmlns:wp="http://schemas.openxmlformats.org/drawingml/2006/wordprocessingDrawing" xmlns:w10="urn:schemas-microsoft-com:office:word" xmlns:w="http://schemas.openxmlformats.org/wordprocessingml/2006/main" xmlns:w14="http://schemas.microsoft.com/office/word/2010/wordml" xmlns:w15="http://schemas.microsoft.com/office/word/2012/wordml" xmlns:w16cex="http://schemas.microsoft.com/office/word/2018/wordml/cex" xmlns:w16cid="http://schemas.microsoft.com/office/word/2016/wordml/cid" xmlns:w16="http://schemas.microsoft.com/office/word/2018/wordml" xmlns:w16sdtdh="http://schemas.microsoft.com/office/word/2020/wordml/sdtdatahash" xmlns:w16se="http://schemas.microsoft.com/office/word/2015/wordml/symex" xmlns:wpg="http://schemas.microsoft.com/office/word/2010/wordprocessingGroup" xmlns:wpi="http://schemas.microsoft.com/office/word/2010/wordprocessingInk" xmlns:wne="http://schemas.microsoft.com/office/word/2006/wordml" xmlns:wps="http://schemas.microsoft.com/office/word/2010/wordprocessingShape" mc:Ignorable="w14 w15 w16se w16cid w16 w16cex w16sdtdh wp14">
+<w:hdr xmlns:wpc="http://schemas.microsoft.com/office/word/2010/wordprocessingCanvas" xmlns:cx="http://schemas.microsoft.com/office/drawing/2014/chartex" xmlns:cx1="http://schemas.microsoft.com/office/drawing/2015/9/8/chartex" xmlns:cx2="http://schemas.microsoft.com/office/drawing/2015/10/21/chartex" xmlns:cx3="http://schemas.microsoft.com/office/drawing/2016/5/9/chartex" xmlns:cx4="http://schemas.microsoft.com/office/drawing/2016/5/10/chartex" xmlns:cx5="http://schemas.microsoft.com/office/drawing/2016/5/11/chartex" xmlns:cx6="http://schemas.microsoft.com/office/drawing/2016/5/12/chartex" xmlns:cx7="http://schemas.microsoft.com/office/drawing/2016/5/13/chartex" xmlns:cx8="http://schemas.microsoft.com/office/drawing/2016/5/14/chartex" xmlns:mc="http://schemas.openxmlformats.org/markup-compatibility/2006" xmlns:aink="http://schemas.microsoft.com/office/drawing/2016/ink" xmlns:am3d="http://schemas.microsoft.com/office/drawing/2017/model3d" xmlns:o="urn:schemas-microsoft-com:office:office" xmlns:r="http://schemas.openxmlformats.org/officeDocument/2006/relationships" xmlns:m="http://schemas.openxmlformats.org/officeDocument/2006/math" xmlns:v="urn:schemas-microsoft-com:vml" xmlns:wp14="http://schemas.microsoft.com/office/word/2010/wordprocessingDrawing" xmlns:wp="http://schemas.openxmlformats.org/drawingml/2006/wordprocessingDrawing" xmlns:w10="urn:schemas-microsoft-com:office:word" xmlns:w="http://schemas.openxmlformats.org/wordprocessingml/2006/main" xmlns:w14="http://schemas.microsoft.com/office/word/2010/wordml" xmlns:w15="http://schemas.microsoft.com/office/word/2012/wordml" xmlns:w16cex="http://schemas.microsoft.com/office/word/2018/wordml/cex" xmlns:w16cid="http://schemas.microsoft.com/office/word/2016/wordml/cid" xmlns:w16="http://schemas.microsoft.com/office/word/2018/wordml" xmlns:w16sdtdh="http://schemas.microsoft.com/office/word/2020/wordml/sdtdatahash" xmlns:w16se="http://schemas.microsoft.com/office/word/2015/wordml/symex" xmlns:wpg="http://schemas.microsoft.com/office/word/2010/wordprocessingGroup" xmlns:wpi="http://schemas.microsoft.com/office/word/2010/wordprocessingInk" xmlns:wne="http://schemas.microsoft.com/office/word/2006/wordml" xmlns:wps="http://schemas.microsoft.com/office/word/2010/wordprocessingShape" mc:Ignorable="w14 w15 w16se w16cid w16 w16cex w16sdtdh wp14">
   <w:p>
     <w:pPr>
-      <w:spacing w:after="20"/>
       <w:jc w:val="center"/>
       <w:rPr>
-        <w:rFonts w:ascii="Helvetica" w:hAnsi="Helvetica" w:cs="Helvetica"/>
-        <w:color w:val="808080" w:themeColor="background1" w:themeShade="80"/>
-        <w:sz w:val="14"/>
-        <w:szCs w:val="14"/>
+        <w:sz w:val="36"/>
+        <w:szCs w:val="36"/>
       </w:rPr>
     </w:pPr>
     <w:r>
       <w:rPr>
-        <w:rFonts w:ascii="Helvetica" w:hAnsi="Helvetica" w:cs="Helvetica"/>
-        <w:color w:val="808080" w:themeColor="background1" w:themeShade="80"/>
-        <w:sz w:val="14"/>
-        <w:szCs w:val="14"/>
+        <w:i/>
+        <w:iCs/>
+        <w:color w:val="888888"/>
+        <w:sz w:val="24"/>
+        <w:szCs w:val="24"/>
       </w:rPr>
-      <w:t xml:space="preserve">NOTE DE PRÉSENTATION - MÉMOIRE DE FIN D'ÉTUDES </w:t>
+      <w:t>Note de pré</w:t>
     </w:r>
     <w:r>
       <w:rPr>
-        <w:rFonts w:ascii="Helvetica" w:hAnsi="Helvetica" w:cs="Helvetica"/>
-        <w:color w:val="808080" w:themeColor="background1" w:themeShade="80"/>
-        <w:sz w:val="14"/>
-        <w:szCs w:val="14"/>
+        <w:i/>
+        <w:iCs/>
+        <w:color w:val="888888"/>
+        <w:sz w:val="24"/>
+        <w:szCs w:val="24"/>
       </w:rPr>
-      <w:t>-</w:t>
+      <w:t>sentation</w:t>
     </w:r>
     <w:r>
       <w:rPr>
-        <w:rFonts w:ascii="Helvetica" w:hAnsi="Helvetica" w:cs="Helvetica"/>
-        <w:color w:val="808080" w:themeColor="background1" w:themeShade="80"/>
-        <w:sz w:val="14"/>
-        <w:szCs w:val="14"/>
+        <w:i/>
+        <w:iCs/>
+        <w:color w:val="888888"/>
+        <w:sz w:val="24"/>
+        <w:szCs w:val="24"/>
       </w:rPr>
-      <w:t xml:space="preserve"> AFRILAND FIRST BANK - DSI</w:t>
-    </w:r>
-  </w:p>
-  <w:p>
-    <w:pPr>
-      <w:pBdr>
-        <w:bottom w:val="single" w:sz="4" w:space="0" w:color="CCCCCC"/>
-      </w:pBdr>
-      <w:jc w:val="center"/>
-      <w:rPr>
-        <w:rFonts w:ascii="Helvetica" w:hAnsi="Helvetica" w:cs="Helvetica"/>
-        <w:color w:val="808080" w:themeColor="background1" w:themeShade="80"/>
-        <w:sz w:val="14"/>
-        <w:szCs w:val="14"/>
-      </w:rPr>
-    </w:pPr>
-    <w:r>
-      <w:rPr>
-        <w:rFonts w:ascii="Helvetica" w:hAnsi="Helvetica" w:cs="Helvetica"/>
-        <w:color w:val="808080" w:themeColor="background1" w:themeShade="80"/>
-        <w:sz w:val="14"/>
-        <w:szCs w:val="14"/>
-      </w:rPr>
-      <w:t>Afriland First Bank | Mémoire de fin d'études | DSI</w:t>
+      <w:t xml:space="preserve"> - Digitalisation des Audiences et Délibérés</w:t>
     </w:r>
   </w:p>
 </w:hdr>
 </file>
 
 <file path=word/numbering.xml><?xml version="1.0" encoding="utf-8"?>
-<w:numbering xmlns:wpc="http://schemas.microsoft.com/office/word/2010/wordprocessingCanvas" xmlns:cx="http://schemas.microsoft.com/office/drawing/2014/chartex" xmlns:cx1="http://schemas.microsoft.com/office/drawing/2015/9/8/chartex" xmlns:cx2="http://schemas.microsoft.com/office/drawing/2015/10/21/chartex" xmlns:cx3="http://schemas.microsoft.com/office/drawing/2016/5/9/chartex" xmlns:cx4="http://schemas.microsoft.com/office/drawing/2016/5/10/chartex" xmlns:cx5="http://schemas.microsoft.com/office/drawing/2016/5/11/chartex" xmlns:cx6="http://schemas.microsoft.com/office/drawing/2016/5/12/chartex" xmlns:cx7="http://schemas.microsoft.com/office/drawing/2016/5/13/chartex" xmlns:cx8="http://schemas.microsoft.com/office/drawing/2016/5/14/chartex" xmlns:mc="http://schemas.openxmlformats.org/markup-compatibility/2006" xmlns:aink="http://schemas.microsoft.com/office/drawing/2016/ink" xmlns:am3d="http://schemas.microsoft.com/office/drawing/2017/model3d" xmlns:o="urn:schemas-microsoft-com:office:office" xmlns:oel="http://schemas.microsoft.com/office/2019/extlst" xmlns:r="http://schemas.openxmlformats.org/officeDocument/2006/relationships" xmlns:m="http://schemas.openxmlformats.org/officeDocument/2006/math" xmlns:v="urn:schemas-microsoft-com:vml" xmlns:wp14="http://schemas.microsoft.com/office/word/2010/wordprocessingDrawing" xmlns:wp="http://schemas.openxmlformats.org/drawingml/2006/wordprocessingDrawing" xmlns:w10="urn:schemas-microsoft-com:office:word" xmlns:w="http://schemas.openxmlformats.org/wordprocessingml/2006/main" xmlns:w14="http://schemas.microsoft.com/office/word/2010/wordml" xmlns:w15="http://schemas.microsoft.com/office/word/2012/wordml" xmlns:w16cex="http://schemas.microsoft.com/office/word/2018/wordml/cex" xmlns:w16cid="http://schemas.microsoft.com/office/word/2016/wordml/cid" xmlns:w16="http://schemas.microsoft.com/office/word/2018/wordml" xmlns:w16sdtdh="http://schemas.microsoft.com/office/word/2020/wordml/sdtdatahash" xmlns:w16se="http://schemas.microsoft.com/office/word/2015/wordml/symex" xmlns:wpg="http://schemas.microsoft.com/office/word/2010/wordprocessingGroup" xmlns:wpi="http://schemas.microsoft.com/office/word/2010/wordprocessingInk" xmlns:wne="http://schemas.microsoft.com/office/word/2006/wordml" xmlns:wps="http://schemas.microsoft.com/office/word/2010/wordprocessingShape" mc:Ignorable="w14 w15 w16se w16cid w16 w16cex w16sdtdh wp14">
+<w:numbering xmlns:wpc="http://schemas.microsoft.com/office/word/2010/wordprocessingCanvas" xmlns:cx="http://schemas.microsoft.com/office/drawing/2014/chartex" xmlns:cx1="http://schemas.microsoft.com/office/drawing/2015/9/8/chartex" xmlns:cx2="http://schemas.microsoft.com/office/drawing/2015/10/21/chartex" xmlns:cx3="http://schemas.microsoft.com/office/drawing/2016/5/9/chartex" xmlns:cx4="http://schemas.microsoft.com/office/drawing/2016/5/10/chartex" xmlns:cx5="http://schemas.microsoft.com/office/drawing/2016/5/11/chartex" xmlns:cx6="http://schemas.microsoft.com/office/drawing/2016/5/12/chartex" xmlns:cx7="http://schemas.microsoft.com/office/drawing/2016/5/13/chartex" xmlns:cx8="http://schemas.microsoft.com/office/drawing/2016/5/14/chartex" xmlns:mc="http://schemas.openxmlformats.org/markup-compatibility/2006" xmlns:aink="http://schemas.microsoft.com/office/drawing/2016/ink" xmlns:am3d="http://schemas.microsoft.com/office/drawing/2017/model3d" xmlns:o="urn:schemas-microsoft-com:office:office" xmlns:r="http://schemas.openxmlformats.org/officeDocument/2006/relationships" xmlns:m="http://schemas.openxmlformats.org/officeDocument/2006/math" xmlns:v="urn:schemas-microsoft-com:vml" xmlns:wp14="http://schemas.microsoft.com/office/word/2010/wordprocessingDrawing" xmlns:wp="http://schemas.openxmlformats.org/drawingml/2006/wordprocessingDrawing" xmlns:w10="urn:schemas-microsoft-com:office:word" xmlns:w="http://schemas.openxmlformats.org/wordprocessingml/2006/main" xmlns:w14="http://schemas.microsoft.com/office/word/2010/wordml" xmlns:w15="http://schemas.microsoft.com/office/word/2012/wordml" xmlns:w16cex="http://schemas.microsoft.com/office/word/2018/wordml/cex" xmlns:w16cid="http://schemas.microsoft.com/office/word/2016/wordml/cid" xmlns:w16="http://schemas.microsoft.com/office/word/2018/wordml" xmlns:w16sdtdh="http://schemas.microsoft.com/office/word/2020/wordml/sdtdatahash" xmlns:w16se="http://schemas.microsoft.com/office/word/2015/wordml/symex" xmlns:wpg="http://schemas.microsoft.com/office/word/2010/wordprocessingGroup" xmlns:wpi="http://schemas.microsoft.com/office/word/2010/wordprocessingInk" xmlns:wne="http://schemas.microsoft.com/office/word/2006/wordml" xmlns:wps="http://schemas.microsoft.com/office/word/2010/wordprocessingShape" mc:Ignorable="w14 w15 w16se w16cid w16 w16cex w16sdtdh wp14">
   <w:abstractNum w:abstractNumId="0" w15:restartNumberingAfterBreak="0">
     <w:nsid w:val="22037EEA"/>
     <w:multiLevelType w:val="hybridMultilevel"/>
@@ -8085,17 +11653,133 @@
       <w:lvlJc w:val="left"/>
     </w:lvl>
   </w:abstractNum>
-  <w:num w:numId="1" w16cid:durableId="581068095">
+  <w:abstractNum w:abstractNumId="2" w15:restartNumberingAfterBreak="0">
+    <w:nsid w:val="75191D12"/>
+    <w:multiLevelType w:val="hybridMultilevel"/>
+    <w:tmpl w:val="CDFA7858"/>
+    <w:lvl w:ilvl="0" w:tplc="040C0001">
+      <w:start w:val="1"/>
+      <w:numFmt w:val="bullet"/>
+      <w:lvlText w:val=""/>
+      <w:lvlJc w:val="left"/>
+      <w:pPr>
+        <w:ind w:left="720" w:hanging="360"/>
+      </w:pPr>
+      <w:rPr>
+        <w:rFonts w:ascii="Symbol" w:hAnsi="Symbol" w:hint="default"/>
+      </w:rPr>
+    </w:lvl>
+    <w:lvl w:ilvl="1" w:tplc="040C0003" w:tentative="1">
+      <w:start w:val="1"/>
+      <w:numFmt w:val="bullet"/>
+      <w:lvlText w:val="o"/>
+      <w:lvlJc w:val="left"/>
+      <w:pPr>
+        <w:ind w:left="1440" w:hanging="360"/>
+      </w:pPr>
+      <w:rPr>
+        <w:rFonts w:ascii="Courier New" w:hAnsi="Courier New" w:cs="Courier New" w:hint="default"/>
+      </w:rPr>
+    </w:lvl>
+    <w:lvl w:ilvl="2" w:tplc="040C0005" w:tentative="1">
+      <w:start w:val="1"/>
+      <w:numFmt w:val="bullet"/>
+      <w:lvlText w:val=""/>
+      <w:lvlJc w:val="left"/>
+      <w:pPr>
+        <w:ind w:left="2160" w:hanging="360"/>
+      </w:pPr>
+      <w:rPr>
+        <w:rFonts w:ascii="Wingdings" w:hAnsi="Wingdings" w:hint="default"/>
+      </w:rPr>
+    </w:lvl>
+    <w:lvl w:ilvl="3" w:tplc="040C0001" w:tentative="1">
+      <w:start w:val="1"/>
+      <w:numFmt w:val="bullet"/>
+      <w:lvlText w:val=""/>
+      <w:lvlJc w:val="left"/>
+      <w:pPr>
+        <w:ind w:left="2880" w:hanging="360"/>
+      </w:pPr>
+      <w:rPr>
+        <w:rFonts w:ascii="Symbol" w:hAnsi="Symbol" w:hint="default"/>
+      </w:rPr>
+    </w:lvl>
+    <w:lvl w:ilvl="4" w:tplc="040C0003" w:tentative="1">
+      <w:start w:val="1"/>
+      <w:numFmt w:val="bullet"/>
+      <w:lvlText w:val="o"/>
+      <w:lvlJc w:val="left"/>
+      <w:pPr>
+        <w:ind w:left="3600" w:hanging="360"/>
+      </w:pPr>
+      <w:rPr>
+        <w:rFonts w:ascii="Courier New" w:hAnsi="Courier New" w:cs="Courier New" w:hint="default"/>
+      </w:rPr>
+    </w:lvl>
+    <w:lvl w:ilvl="5" w:tplc="040C0005" w:tentative="1">
+      <w:start w:val="1"/>
+      <w:numFmt w:val="bullet"/>
+      <w:lvlText w:val=""/>
+      <w:lvlJc w:val="left"/>
+      <w:pPr>
+        <w:ind w:left="4320" w:hanging="360"/>
+      </w:pPr>
+      <w:rPr>
+        <w:rFonts w:ascii="Wingdings" w:hAnsi="Wingdings" w:hint="default"/>
+      </w:rPr>
+    </w:lvl>
+    <w:lvl w:ilvl="6" w:tplc="040C0001" w:tentative="1">
+      <w:start w:val="1"/>
+      <w:numFmt w:val="bullet"/>
+      <w:lvlText w:val=""/>
+      <w:lvlJc w:val="left"/>
+      <w:pPr>
+        <w:ind w:left="5040" w:hanging="360"/>
+      </w:pPr>
+      <w:rPr>
+        <w:rFonts w:ascii="Symbol" w:hAnsi="Symbol" w:hint="default"/>
+      </w:rPr>
+    </w:lvl>
+    <w:lvl w:ilvl="7" w:tplc="040C0003" w:tentative="1">
+      <w:start w:val="1"/>
+      <w:numFmt w:val="bullet"/>
+      <w:lvlText w:val="o"/>
+      <w:lvlJc w:val="left"/>
+      <w:pPr>
+        <w:ind w:left="5760" w:hanging="360"/>
+      </w:pPr>
+      <w:rPr>
+        <w:rFonts w:ascii="Courier New" w:hAnsi="Courier New" w:cs="Courier New" w:hint="default"/>
+      </w:rPr>
+    </w:lvl>
+    <w:lvl w:ilvl="8" w:tplc="040C0005" w:tentative="1">
+      <w:start w:val="1"/>
+      <w:numFmt w:val="bullet"/>
+      <w:lvlText w:val=""/>
+      <w:lvlJc w:val="left"/>
+      <w:pPr>
+        <w:ind w:left="6480" w:hanging="360"/>
+      </w:pPr>
+      <w:rPr>
+        <w:rFonts w:ascii="Wingdings" w:hAnsi="Wingdings" w:hint="default"/>
+      </w:rPr>
+    </w:lvl>
+  </w:abstractNum>
+  <w:num w:numId="1">
     <w:abstractNumId w:val="0"/>
     <w:lvlOverride w:ilvl="0">
       <w:startOverride w:val="1"/>
     </w:lvlOverride>
   </w:num>
-  <w:num w:numId="2" w16cid:durableId="1777600729">
+  <w:num w:numId="2">
     <w:abstractNumId w:val="1"/>
     <w:lvlOverride w:ilvl="0">
       <w:startOverride w:val="1"/>
     </w:lvlOverride>
+  </w:num>
+  <w:num w:numId="3">
+    <w:abstractNumId w:val="2"/>
   </w:num>
 </w:numbering>
 </file>
@@ -8579,7 +12263,6 @@
   <w:style w:type="character" w:default="1" w:styleId="Policepardfaut">
     <w:name w:val="Default Paragraph Font"/>
     <w:uiPriority w:val="1"/>
-    <w:semiHidden/>
     <w:unhideWhenUsed/>
   </w:style>
   <w:style w:type="table" w:default="1" w:styleId="TableauNormal">
@@ -8728,6 +12411,51 @@
     <w:link w:val="Pieddepage"/>
     <w:uiPriority w:val="99"/>
     <w:rsid w:val="00CA1D23"/>
+  </w:style>
+  <w:style w:type="paragraph" w:styleId="En-ttedetabledesmatires">
+    <w:name w:val="TOC Heading"/>
+    <w:basedOn w:val="Titre1"/>
+    <w:next w:val="Normal"/>
+    <w:uiPriority w:val="39"/>
+    <w:unhideWhenUsed/>
+    <w:qFormat/>
+    <w:rsid w:val="00747D3E"/>
+    <w:pPr>
+      <w:keepNext/>
+      <w:keepLines/>
+      <w:spacing w:before="240" w:line="259" w:lineRule="auto"/>
+      <w:outlineLvl w:val="9"/>
+    </w:pPr>
+    <w:rPr>
+      <w:rFonts w:asciiTheme="majorHAnsi" w:eastAsiaTheme="majorEastAsia" w:hAnsiTheme="majorHAnsi" w:cstheme="majorBidi"/>
+      <w:color w:val="2F5496" w:themeColor="accent1" w:themeShade="BF"/>
+      <w:lang w:val="fr-CM" w:eastAsia="fr-CM"/>
+    </w:rPr>
+  </w:style>
+  <w:style w:type="paragraph" w:styleId="TM1">
+    <w:name w:val="toc 1"/>
+    <w:basedOn w:val="Normal"/>
+    <w:next w:val="Normal"/>
+    <w:autoRedefine/>
+    <w:uiPriority w:val="39"/>
+    <w:unhideWhenUsed/>
+    <w:rsid w:val="00747D3E"/>
+    <w:pPr>
+      <w:spacing w:after="100"/>
+    </w:pPr>
+  </w:style>
+  <w:style w:type="paragraph" w:styleId="TM2">
+    <w:name w:val="toc 2"/>
+    <w:basedOn w:val="Normal"/>
+    <w:next w:val="Normal"/>
+    <w:autoRedefine/>
+    <w:uiPriority w:val="39"/>
+    <w:unhideWhenUsed/>
+    <w:rsid w:val="00747D3E"/>
+    <w:pPr>
+      <w:spacing w:after="100"/>
+      <w:ind w:left="200"/>
+    </w:pPr>
   </w:style>
 </w:styles>
 </file>
@@ -9025,4 +12753,16 @@
     </a:ext>
   </a:extLst>
 </a:theme>
+</file>
+
+<file path=customXml/item1.xml><?xml version="1.0" encoding="utf-8"?>
+<b:Sources xmlns:b="http://schemas.openxmlformats.org/officeDocument/2006/bibliography" xmlns="http://schemas.openxmlformats.org/officeDocument/2006/bibliography" SelectedStyle="\APASixthEditionOfficeOnline.xsl" StyleName="APA" Version="6"/>
+</file>
+
+<file path=customXml/itemProps1.xml><?xml version="1.0" encoding="utf-8"?>
+<ds:datastoreItem xmlns:ds="http://schemas.openxmlformats.org/officeDocument/2006/customXml" ds:itemID="{0943723A-D7B8-40F9-846B-7342FA9C7E14}">
+  <ds:schemaRefs>
+    <ds:schemaRef ds:uri="http://schemas.openxmlformats.org/officeDocument/2006/bibliography"/>
+  </ds:schemaRefs>
+</ds:datastoreItem>
 </file>